--- a/Звіт_Лабораторна_робота_5.docx
+++ b/Звіт_Лабораторна_робота_5.docx
@@ -133,6 +133,6893 @@
       </w:r>
     </w:p>
     <w:p/>
+    <w:p>
+      <w:pPr>
+        <w:spacing w:before="280" w:after="160"/>
+      </w:pPr>
+      <w:r>
+        <w:rPr>
+          <w:b/>
+          <w:sz w:val="36"/>
+        </w:rPr>
+        <w:t>1. Мета роботи</w:t>
+      </w:r>
+    </w:p>
+    <w:p>
+      <w:pPr>
+        <w:spacing w:after="120"/>
+        <w:jc w:val="both"/>
+      </w:pPr>
+      <w:r>
+        <w:rPr>
+          <w:sz w:val="28"/>
+        </w:rPr>
+        <w:t>Мета лабораторної роботи - дослідити сучасні алгоритми локалізації та класифікації об'єктів на зображеннях і відео на прикладі родини моделей YOLO (You Only Look Once), а саме YOLOv8. У роботі виконано inference попередньо навченої моделі на статичних зображеннях та відеопотоці, реалізовано та досліджено алгоритм придушення немаксимумів (Non-Maximum Suppression, NMS), обчислено метрики IoU (Intersection over Union) та mAP (mean Average Precision), а також проведено дослідницьку частину щодо впливу порогу впевненості (confidence threshold) на точність і повноту детекції та впливу роздільної здатності зображення на швидкодію.</w:t>
+      </w:r>
+    </w:p>
+    <w:p>
+      <w:pPr>
+        <w:spacing w:after="120"/>
+        <w:jc w:val="both"/>
+      </w:pPr>
+      <w:r>
+        <w:rPr>
+          <w:sz w:val="28"/>
+        </w:rPr>
+        <w:t>Основні завдання роботи:</w:t>
+      </w:r>
+    </w:p>
+    <w:p>
+      <w:pPr>
+        <w:pStyle w:val="ListBullet"/>
+      </w:pPr>
+      <w:r>
+        <w:rPr>
+          <w:sz w:val="28"/>
+        </w:rPr>
+        <w:t>виконати inference попередньо навченої моделі YOLO;</w:t>
+      </w:r>
+    </w:p>
+    <w:p>
+      <w:pPr>
+        <w:pStyle w:val="ListBullet"/>
+      </w:pPr>
+      <w:r>
+        <w:rPr>
+          <w:sz w:val="28"/>
+        </w:rPr>
+        <w:t>обробити статичні зображення;</w:t>
+      </w:r>
+    </w:p>
+    <w:p>
+      <w:pPr>
+        <w:pStyle w:val="ListBullet"/>
+      </w:pPr>
+      <w:r>
+        <w:rPr>
+          <w:sz w:val="28"/>
+        </w:rPr>
+        <w:t>обробити відеопотік;</w:t>
+      </w:r>
+    </w:p>
+    <w:p>
+      <w:pPr>
+        <w:pStyle w:val="ListBullet"/>
+      </w:pPr>
+      <w:r>
+        <w:rPr>
+          <w:sz w:val="28"/>
+        </w:rPr>
+        <w:t>побудувати bounding boxes з класами та рівнем впевненості;</w:t>
+      </w:r>
+    </w:p>
+    <w:p>
+      <w:pPr>
+        <w:pStyle w:val="ListBullet"/>
+      </w:pPr>
+      <w:r>
+        <w:rPr>
+          <w:sz w:val="28"/>
+        </w:rPr>
+        <w:t>дослідити механізм Non-Maximum Suppression (NMS);</w:t>
+      </w:r>
+    </w:p>
+    <w:p>
+      <w:pPr>
+        <w:pStyle w:val="ListBullet"/>
+      </w:pPr>
+      <w:r>
+        <w:rPr>
+          <w:sz w:val="28"/>
+        </w:rPr>
+        <w:t>обчислити IoU (Intersection over Union) та mAP (mean Average Precision);</w:t>
+      </w:r>
+    </w:p>
+    <w:p>
+      <w:pPr>
+        <w:pStyle w:val="ListBullet"/>
+      </w:pPr>
+      <w:r>
+        <w:rPr>
+          <w:sz w:val="28"/>
+        </w:rPr>
+        <w:t>дослідити вплив confidence threshold на Precision і Recall;</w:t>
+      </w:r>
+    </w:p>
+    <w:p>
+      <w:pPr>
+        <w:pStyle w:val="ListBullet"/>
+      </w:pPr>
+      <w:r>
+        <w:rPr>
+          <w:sz w:val="28"/>
+        </w:rPr>
+        <w:t>дослідити залежність FPS від роздільної здатності зображення;</w:t>
+      </w:r>
+    </w:p>
+    <w:p>
+      <w:pPr>
+        <w:pStyle w:val="ListBullet"/>
+      </w:pPr>
+      <w:r>
+        <w:rPr>
+          <w:sz w:val="28"/>
+        </w:rPr>
+        <w:t>порівняти дві моделі YOLO різного розміру (nano та small) за принципом Accuracy ↔ Speed.</w:t>
+      </w:r>
+    </w:p>
+    <w:p>
+      <w:pPr>
+        <w:spacing w:before="280" w:after="160"/>
+      </w:pPr>
+      <w:r>
+        <w:rPr>
+          <w:b/>
+          <w:sz w:val="36"/>
+        </w:rPr>
+        <w:t>2. Теоретичні відомості</w:t>
+      </w:r>
+    </w:p>
+    <w:p>
+      <w:pPr>
+        <w:spacing w:after="120"/>
+        <w:jc w:val="both"/>
+      </w:pPr>
+      <w:r>
+        <w:rPr>
+          <w:sz w:val="28"/>
+        </w:rPr>
+        <w:t xml:space="preserve">YOLO (You Only Look Once) - родина одноетапних (single-stage) нейромережевих детекторів об'єктів, які за один прохід через мережу одночасно передбачають координати bounding boxes, ймовірність наявності об'єкта та ймовірності приналежності до кожного з класів. Завдяки одноетапній архітектурі YOLO поєднує високу швидкодію з прийнятною точністю, що робить її придатною для застосувань </w:t>
+      </w:r>
+      <w:r>
+        <w:rPr>
+          <w:sz w:val="28"/>
+        </w:rPr>
+        <w:lastRenderedPageBreak/>
+        <w:t>реального часу (відеоаналітика, автономні транспортні засоби, системи безпеки). У роботі використано модель YOLOv8 (бібліотека ultralytics), попередньо навчену на датасеті COCO (Common Objects in Context), що містить 80 класів побутових об'єктів.</w:t>
+      </w:r>
+    </w:p>
+    <w:p>
+      <w:pPr>
+        <w:spacing w:after="120"/>
+        <w:jc w:val="both"/>
+      </w:pPr>
+      <w:r>
+        <w:rPr>
+          <w:sz w:val="28"/>
+        </w:rPr>
+        <w:t>IoU (Intersection over Union, "перетин над об'єднанням") - базова метрика, яка показує ступінь збігу двох прямокутників (наприклад, передбаченого і еталонного bounding box):</w:t>
+      </w:r>
+    </w:p>
+    <w:p>
+      <w:pPr>
+        <w:spacing w:after="120"/>
+        <w:ind w:left="283"/>
+      </w:pPr>
+      <w:proofErr w:type="gramStart"/>
+      <w:r>
+        <w:rPr>
+          <w:rFonts w:ascii="Courier New" w:hAnsi="Courier New"/>
+          <w:color w:val="202020"/>
+          <w:sz w:val="20"/>
+        </w:rPr>
+        <w:t>IoU(</w:t>
+      </w:r>
+      <w:proofErr w:type="gramEnd"/>
+      <w:r>
+        <w:rPr>
+          <w:rFonts w:ascii="Courier New" w:hAnsi="Courier New"/>
+          <w:color w:val="202020"/>
+          <w:sz w:val="20"/>
+        </w:rPr>
+        <w:t xml:space="preserve">A, B) = </w:t>
+      </w:r>
+      <w:proofErr w:type="gramStart"/>
+      <w:r>
+        <w:rPr>
+          <w:rFonts w:ascii="Courier New" w:hAnsi="Courier New"/>
+          <w:color w:val="202020"/>
+          <w:sz w:val="20"/>
+        </w:rPr>
+        <w:t>площа(</w:t>
+      </w:r>
+      <w:proofErr w:type="gramEnd"/>
+      <w:r>
+        <w:rPr>
+          <w:rFonts w:ascii="Courier New" w:hAnsi="Courier New"/>
+          <w:color w:val="202020"/>
+          <w:sz w:val="20"/>
+        </w:rPr>
+        <w:t xml:space="preserve">A ∩ B) / </w:t>
+      </w:r>
+      <w:proofErr w:type="gramStart"/>
+      <w:r>
+        <w:rPr>
+          <w:rFonts w:ascii="Courier New" w:hAnsi="Courier New"/>
+          <w:color w:val="202020"/>
+          <w:sz w:val="20"/>
+        </w:rPr>
+        <w:t>площа(</w:t>
+      </w:r>
+      <w:proofErr w:type="gramEnd"/>
+      <w:r>
+        <w:rPr>
+          <w:rFonts w:ascii="Courier New" w:hAnsi="Courier New"/>
+          <w:color w:val="202020"/>
+          <w:sz w:val="20"/>
+        </w:rPr>
+        <w:t>A ∪ B)</w:t>
+      </w:r>
+    </w:p>
+    <w:p>
+      <w:pPr>
+        <w:spacing w:after="120"/>
+        <w:jc w:val="both"/>
+      </w:pPr>
+      <w:r>
+        <w:rPr>
+          <w:sz w:val="28"/>
+        </w:rPr>
+        <w:t>Значення IoU належить проміжку [0, 1]: 1 означає ідеальний збіг боксів, 0 - бокси не перетинаються взагалі. У задачах детекції об'єктів детекцію прийнято вважати правильною (True Positive), якщо її IoU з еталонним боксом перевищує заданий поріг (типово 0.5).</w:t>
+      </w:r>
+    </w:p>
+    <w:p>
+      <w:pPr>
+        <w:spacing w:after="120"/>
+        <w:jc w:val="both"/>
+      </w:pPr>
+      <w:r>
+        <w:rPr>
+          <w:sz w:val="28"/>
+        </w:rPr>
+        <w:t>NMS (Non-Maximum Suppression, "придушення немаксимумів") - алгоритм постобробки, який усуває дублікати bounding boxes навколо одного й того самого об'єкта, залишаючи лише бокс з найвищою впевненістю серед кожної групи взаємно перекривних боксів. Алгоритм працює так: (1) усі бокси сортуються за спаданням впевненості; (2) бокс з найвищою впевненістю додається до результату; (3) всі бокси, чий IoU з обраним перевищує поріг iou_threshold, видаляються з розгляду як дублікати; (4) кроки 2-3 повторюються, доки не залишиться необроблених боксів.</w:t>
+      </w:r>
+    </w:p>
+    <w:p>
+      <w:pPr>
+        <w:spacing w:after="120"/>
+        <w:jc w:val="both"/>
+      </w:pPr>
+      <w:r>
+        <w:rPr>
+          <w:sz w:val="28"/>
+        </w:rPr>
+        <w:t>mAP (mean Average Precision) - основна узагальнена метрика якості детектора об'єктів, яка усереднює Average Precision (площу під кривою Precision-Recall) по всіх класах об'єктів. mAP50 обчислюється при порозі IoU = 0.5, а mAP50-95 - шляхом усереднення mAP по порогах IoU від 0.5 до 0.95 з кроком 0.05 (стандартна "сувора" метрика датасету COCO). Precision (точність) - частка правильних детекцій серед усіх зроблених моделлю, Recall (повнота) - частка реально присутніх об'єктів, які модель змогла знайти.</w:t>
+      </w:r>
+    </w:p>
+    <w:p>
+      <w:pPr>
+        <w:spacing w:before="280" w:after="160"/>
+      </w:pPr>
+      <w:r>
+        <w:rPr>
+          <w:b/>
+          <w:sz w:val="36"/>
+        </w:rPr>
+        <w:t>3. Хід виконання роботи</w:t>
+      </w:r>
+    </w:p>
+    <w:p>
+      <w:pPr>
+        <w:spacing w:before="280" w:after="160"/>
+      </w:pPr>
+      <w:r>
+        <w:rPr>
+          <w:b/>
+          <w:sz w:val="32"/>
+        </w:rPr>
+        <w:t>3.1. Налаштування середовища</w:t>
+      </w:r>
+    </w:p>
+    <w:p>
+      <w:pPr>
+        <w:spacing w:after="120"/>
+        <w:jc w:val="both"/>
+      </w:pPr>
+      <w:r>
+        <w:rPr>
+          <w:sz w:val="28"/>
+        </w:rPr>
+        <w:lastRenderedPageBreak/>
+        <w:t>Для виконання роботи використано мову програмування Python 3.11 та бібліотеки ultralytics (реалізація YOLOv8), opencv-python (обробка зображень і відео), numpy (числові обчислення) та matplotlib (побудова графіків). Завантажено попередньо навчену модель yolov8n.pt ("n" = nano - найменша й найшвидша версія родини YOLOv8) та стандартне тестове зображення bus.jpg. Версія бібліотеки ultralytics: 8.4.155. Модель навчена розпізнавати 80 класів об'єктів датасету COCO, зокрема: person, bicycle, car, motorcycle, airplane, bus, train, truck, boat, traffic light тощо.</w:t>
+      </w:r>
+    </w:p>
+    <w:p>
+      <w:pPr>
+        <w:spacing w:before="280" w:after="160"/>
+      </w:pPr>
+      <w:r>
+        <w:rPr>
+          <w:b/>
+          <w:sz w:val="32"/>
+        </w:rPr>
+        <w:t>3.2. Inference на статичному зображенні</w:t>
+      </w:r>
+    </w:p>
+    <w:p>
+      <w:pPr>
+        <w:spacing w:after="120"/>
+        <w:jc w:val="both"/>
+      </w:pPr>
+      <w:r>
+        <w:rPr>
+          <w:sz w:val="28"/>
+        </w:rPr>
+        <w:t>Модель YOLOv8n застосована до тестового зображення bus.jpg з порогом впевненості conf = 0.25. Час одного inference-проходу склав 879.0 мс, знайдено 5 об'єктів: bus (conf = 0.873) та кілька об'єктів класу person з різним рівнем впевненості. Результат детекції з накладеними bounding boxes, підписами класів та рівня впевненості наведено на рис. 1.</w:t>
+      </w:r>
+    </w:p>
+    <w:tbl>
+      <w:tblPr>
+        <w:tblStyle w:val="LightGrid-Accent1"/>
+        <w:tblW w:w="0" w:type="auto"/>
+        <w:tblLook w:val="04A0" w:firstRow="1" w:lastRow="0" w:firstColumn="1" w:lastColumn="0" w:noHBand="0" w:noVBand="1"/>
+      </w:tblPr>
+      <w:tblGrid>
+        <w:gridCol w:w="2880"/>
+        <w:gridCol w:w="2880"/>
+        <w:gridCol w:w="2880"/>
+      </w:tblGrid>
+      <w:tr>
+        <w:trPr>
+          <w:cnfStyle w:val="100000000000" w:firstRow="1" w:lastRow="0" w:firstColumn="0" w:lastColumn="0" w:oddVBand="0" w:evenVBand="0" w:oddHBand="0" w:evenHBand="0" w:firstRowFirstColumn="0" w:firstRowLastColumn="0" w:lastRowFirstColumn="0" w:lastRowLastColumn="0"/>
+        </w:trPr>
+        <w:tc>
+          <w:tcPr>
+            <w:cnfStyle w:val="001000000000" w:firstRow="0" w:lastRow="0" w:firstColumn="1" w:lastColumn="0" w:oddVBand="0" w:evenVBand="0" w:oddHBand="0" w:evenHBand="0" w:firstRowFirstColumn="0" w:firstRowLastColumn="0" w:lastRowFirstColumn="0" w:lastRowLastColumn="0"/>
+            <w:tcW w:w="2880" w:type="dxa"/>
+          </w:tcPr>
+          <w:p>
+            <w:r>
+              <w:t>Клас</w:t>
+            </w:r>
+          </w:p>
+        </w:tc>
+        <w:tc>
+          <w:tcPr>
+            <w:tcW w:w="2880" w:type="dxa"/>
+          </w:tcPr>
+          <w:p>
+            <w:pPr>
+              <w:cnfStyle w:val="100000000000" w:firstRow="1" w:lastRow="0" w:firstColumn="0" w:lastColumn="0" w:oddVBand="0" w:evenVBand="0" w:oddHBand="0" w:evenHBand="0" w:firstRowFirstColumn="0" w:firstRowLastColumn="0" w:lastRowFirstColumn="0" w:lastRowLastColumn="0"/>
+            </w:pPr>
+            <w:r>
+              <w:t>Confidence</w:t>
+            </w:r>
+          </w:p>
+        </w:tc>
+        <w:tc>
+          <w:tcPr>
+            <w:tcW w:w="2880" w:type="dxa"/>
+          </w:tcPr>
+          <w:p>
+            <w:pPr>
+              <w:cnfStyle w:val="100000000000" w:firstRow="1" w:lastRow="0" w:firstColumn="0" w:lastColumn="0" w:oddVBand="0" w:evenVBand="0" w:oddHBand="0" w:evenHBand="0" w:firstRowFirstColumn="0" w:firstRowLastColumn="0" w:lastRowFirstColumn="0" w:lastRowLastColumn="0"/>
+            </w:pPr>
+            <w:r>
+              <w:t>Bounding box [x1, y1, x2, y2]</w:t>
+            </w:r>
+          </w:p>
+        </w:tc>
+      </w:tr>
+      <w:tr>
+        <w:trPr>
+          <w:cnfStyle w:val="000000100000" w:firstRow="0" w:lastRow="0" w:firstColumn="0" w:lastColumn="0" w:oddVBand="0" w:evenVBand="0" w:oddHBand="1" w:evenHBand="0" w:firstRowFirstColumn="0" w:firstRowLastColumn="0" w:lastRowFirstColumn="0" w:lastRowLastColumn="0"/>
+        </w:trPr>
+        <w:tc>
+          <w:tcPr>
+            <w:cnfStyle w:val="001000000000" w:firstRow="0" w:lastRow="0" w:firstColumn="1" w:lastColumn="0" w:oddVBand="0" w:evenVBand="0" w:oddHBand="0" w:evenHBand="0" w:firstRowFirstColumn="0" w:firstRowLastColumn="0" w:lastRowFirstColumn="0" w:lastRowLastColumn="0"/>
+            <w:tcW w:w="2880" w:type="dxa"/>
+          </w:tcPr>
+          <w:p>
+            <w:r>
+              <w:rPr>
+                <w:b w:val="0"/>
+              </w:rPr>
+              <w:t>bus</w:t>
+            </w:r>
+          </w:p>
+        </w:tc>
+        <w:tc>
+          <w:tcPr>
+            <w:tcW w:w="2880" w:type="dxa"/>
+          </w:tcPr>
+          <w:p>
+            <w:pPr>
+              <w:cnfStyle w:val="000000100000" w:firstRow="0" w:lastRow="0" w:firstColumn="0" w:lastColumn="0" w:oddVBand="0" w:evenVBand="0" w:oddHBand="1" w:evenHBand="0" w:firstRowFirstColumn="0" w:firstRowLastColumn="0" w:lastRowFirstColumn="0" w:lastRowLastColumn="0"/>
+            </w:pPr>
+            <w:r>
+              <w:t>0.873</w:t>
+            </w:r>
+          </w:p>
+        </w:tc>
+        <w:tc>
+          <w:tcPr>
+            <w:tcW w:w="2880" w:type="dxa"/>
+          </w:tcPr>
+          <w:p>
+            <w:pPr>
+              <w:cnfStyle w:val="000000100000" w:firstRow="0" w:lastRow="0" w:firstColumn="0" w:lastColumn="0" w:oddVBand="0" w:evenVBand="0" w:oddHBand="1" w:evenHBand="0" w:firstRowFirstColumn="0" w:firstRowLastColumn="0" w:lastRowFirstColumn="0" w:lastRowLastColumn="0"/>
+            </w:pPr>
+            <w:r>
+              <w:t>[23.0, 231.1, 804.9, 756.8]</w:t>
+            </w:r>
+          </w:p>
+        </w:tc>
+      </w:tr>
+      <w:tr>
+        <w:trPr>
+          <w:cnfStyle w:val="000000010000" w:firstRow="0" w:lastRow="0" w:firstColumn="0" w:lastColumn="0" w:oddVBand="0" w:evenVBand="0" w:oddHBand="0" w:evenHBand="1" w:firstRowFirstColumn="0" w:firstRowLastColumn="0" w:lastRowFirstColumn="0" w:lastRowLastColumn="0"/>
+        </w:trPr>
+        <w:tc>
+          <w:tcPr>
+            <w:cnfStyle w:val="001000000000" w:firstRow="0" w:lastRow="0" w:firstColumn="1" w:lastColumn="0" w:oddVBand="0" w:evenVBand="0" w:oddHBand="0" w:evenHBand="0" w:firstRowFirstColumn="0" w:firstRowLastColumn="0" w:lastRowFirstColumn="0" w:lastRowLastColumn="0"/>
+            <w:tcW w:w="2880" w:type="dxa"/>
+          </w:tcPr>
+          <w:p>
+            <w:r>
+              <w:rPr>
+                <w:b w:val="0"/>
+              </w:rPr>
+              <w:t>person</w:t>
+            </w:r>
+          </w:p>
+        </w:tc>
+        <w:tc>
+          <w:tcPr>
+            <w:tcW w:w="2880" w:type="dxa"/>
+          </w:tcPr>
+          <w:p>
+            <w:pPr>
+              <w:cnfStyle w:val="000000010000" w:firstRow="0" w:lastRow="0" w:firstColumn="0" w:lastColumn="0" w:oddVBand="0" w:evenVBand="0" w:oddHBand="0" w:evenHBand="1" w:firstRowFirstColumn="0" w:firstRowLastColumn="0" w:lastRowFirstColumn="0" w:lastRowLastColumn="0"/>
+            </w:pPr>
+            <w:r>
+              <w:t>0.865</w:t>
+            </w:r>
+          </w:p>
+        </w:tc>
+        <w:tc>
+          <w:tcPr>
+            <w:tcW w:w="2880" w:type="dxa"/>
+          </w:tcPr>
+          <w:p>
+            <w:pPr>
+              <w:cnfStyle w:val="000000010000" w:firstRow="0" w:lastRow="0" w:firstColumn="0" w:lastColumn="0" w:oddVBand="0" w:evenVBand="0" w:oddHBand="0" w:evenHBand="1" w:firstRowFirstColumn="0" w:firstRowLastColumn="0" w:lastRowFirstColumn="0" w:lastRowLastColumn="0"/>
+            </w:pPr>
+            <w:r>
+              <w:t>[48.5, 398.6, 245.4, 902.8]</w:t>
+            </w:r>
+          </w:p>
+        </w:tc>
+      </w:tr>
+      <w:tr>
+        <w:trPr>
+          <w:cnfStyle w:val="000000100000" w:firstRow="0" w:lastRow="0" w:firstColumn="0" w:lastColumn="0" w:oddVBand="0" w:evenVBand="0" w:oddHBand="1" w:evenHBand="0" w:firstRowFirstColumn="0" w:firstRowLastColumn="0" w:lastRowFirstColumn="0" w:lastRowLastColumn="0"/>
+        </w:trPr>
+        <w:tc>
+          <w:tcPr>
+            <w:cnfStyle w:val="001000000000" w:firstRow="0" w:lastRow="0" w:firstColumn="1" w:lastColumn="0" w:oddVBand="0" w:evenVBand="0" w:oddHBand="0" w:evenHBand="0" w:firstRowFirstColumn="0" w:firstRowLastColumn="0" w:lastRowFirstColumn="0" w:lastRowLastColumn="0"/>
+            <w:tcW w:w="2880" w:type="dxa"/>
+          </w:tcPr>
+          <w:p>
+            <w:r>
+              <w:rPr>
+                <w:b w:val="0"/>
+              </w:rPr>
+              <w:t>person</w:t>
+            </w:r>
+          </w:p>
+        </w:tc>
+        <w:tc>
+          <w:tcPr>
+            <w:tcW w:w="2880" w:type="dxa"/>
+          </w:tcPr>
+          <w:p>
+            <w:pPr>
+              <w:cnfStyle w:val="000000100000" w:firstRow="0" w:lastRow="0" w:firstColumn="0" w:lastColumn="0" w:oddVBand="0" w:evenVBand="0" w:oddHBand="1" w:evenHBand="0" w:firstRowFirstColumn="0" w:firstRowLastColumn="0" w:lastRowFirstColumn="0" w:lastRowLastColumn="0"/>
+            </w:pPr>
+            <w:r>
+              <w:t>0.854</w:t>
+            </w:r>
+          </w:p>
+        </w:tc>
+        <w:tc>
+          <w:tcPr>
+            <w:tcW w:w="2880" w:type="dxa"/>
+          </w:tcPr>
+          <w:p>
+            <w:pPr>
+              <w:cnfStyle w:val="000000100000" w:firstRow="0" w:lastRow="0" w:firstColumn="0" w:lastColumn="0" w:oddVBand="0" w:evenVBand="0" w:oddHBand="1" w:evenHBand="0" w:firstRowFirstColumn="0" w:firstRowLastColumn="0" w:lastRowFirstColumn="0" w:lastRowLastColumn="0"/>
+            </w:pPr>
+            <w:r>
+              <w:t>[669.4, 392.9, 809.7, 877.1]</w:t>
+            </w:r>
+          </w:p>
+        </w:tc>
+      </w:tr>
+      <w:tr>
+        <w:trPr>
+          <w:cnfStyle w:val="000000010000" w:firstRow="0" w:lastRow="0" w:firstColumn="0" w:lastColumn="0" w:oddVBand="0" w:evenVBand="0" w:oddHBand="0" w:evenHBand="1" w:firstRowFirstColumn="0" w:firstRowLastColumn="0" w:lastRowFirstColumn="0" w:lastRowLastColumn="0"/>
+        </w:trPr>
+        <w:tc>
+          <w:tcPr>
+            <w:cnfStyle w:val="001000000000" w:firstRow="0" w:lastRow="0" w:firstColumn="1" w:lastColumn="0" w:oddVBand="0" w:evenVBand="0" w:oddHBand="0" w:evenHBand="0" w:firstRowFirstColumn="0" w:firstRowLastColumn="0" w:lastRowFirstColumn="0" w:lastRowLastColumn="0"/>
+            <w:tcW w:w="2880" w:type="dxa"/>
+          </w:tcPr>
+          <w:p>
+            <w:r>
+              <w:rPr>
+                <w:b w:val="0"/>
+              </w:rPr>
+              <w:t>person</w:t>
+            </w:r>
+          </w:p>
+        </w:tc>
+        <w:tc>
+          <w:tcPr>
+            <w:tcW w:w="2880" w:type="dxa"/>
+          </w:tcPr>
+          <w:p>
+            <w:pPr>
+              <w:cnfStyle w:val="000000010000" w:firstRow="0" w:lastRow="0" w:firstColumn="0" w:lastColumn="0" w:oddVBand="0" w:evenVBand="0" w:oddHBand="0" w:evenHBand="1" w:firstRowFirstColumn="0" w:firstRowLastColumn="0" w:lastRowFirstColumn="0" w:lastRowLastColumn="0"/>
+            </w:pPr>
+            <w:r>
+              <w:t>0.825</w:t>
+            </w:r>
+          </w:p>
+        </w:tc>
+        <w:tc>
+          <w:tcPr>
+            <w:tcW w:w="2880" w:type="dxa"/>
+          </w:tcPr>
+          <w:p>
+            <w:pPr>
+              <w:cnfStyle w:val="000000010000" w:firstRow="0" w:lastRow="0" w:firstColumn="0" w:lastColumn="0" w:oddVBand="0" w:evenVBand="0" w:oddHBand="0" w:evenHBand="1" w:firstRowFirstColumn="0" w:firstRowLastColumn="0" w:lastRowFirstColumn="0" w:lastRowLastColumn="0"/>
+            </w:pPr>
+            <w:r>
+              <w:t>[221.6, 405.8, 345.0, 857.6]</w:t>
+            </w:r>
+          </w:p>
+        </w:tc>
+      </w:tr>
+      <w:tr>
+        <w:trPr>
+          <w:cnfStyle w:val="000000100000" w:firstRow="0" w:lastRow="0" w:firstColumn="0" w:lastColumn="0" w:oddVBand="0" w:evenVBand="0" w:oddHBand="1" w:evenHBand="0" w:firstRowFirstColumn="0" w:firstRowLastColumn="0" w:lastRowFirstColumn="0" w:lastRowLastColumn="0"/>
+        </w:trPr>
+        <w:tc>
+          <w:tcPr>
+            <w:cnfStyle w:val="001000000000" w:firstRow="0" w:lastRow="0" w:firstColumn="1" w:lastColumn="0" w:oddVBand="0" w:evenVBand="0" w:oddHBand="0" w:evenHBand="0" w:firstRowFirstColumn="0" w:firstRowLastColumn="0" w:lastRowFirstColumn="0" w:lastRowLastColumn="0"/>
+            <w:tcW w:w="2880" w:type="dxa"/>
+          </w:tcPr>
+          <w:p>
+            <w:r>
+              <w:rPr>
+                <w:b w:val="0"/>
+              </w:rPr>
+              <w:t>person</w:t>
+            </w:r>
+          </w:p>
+        </w:tc>
+        <w:tc>
+          <w:tcPr>
+            <w:tcW w:w="2880" w:type="dxa"/>
+          </w:tcPr>
+          <w:p>
+            <w:pPr>
+              <w:cnfStyle w:val="000000100000" w:firstRow="0" w:lastRow="0" w:firstColumn="0" w:lastColumn="0" w:oddVBand="0" w:evenVBand="0" w:oddHBand="1" w:evenHBand="0" w:firstRowFirstColumn="0" w:firstRowLastColumn="0" w:lastRowFirstColumn="0" w:lastRowLastColumn="0"/>
+            </w:pPr>
+            <w:r>
+              <w:t>0.267</w:t>
+            </w:r>
+          </w:p>
+        </w:tc>
+        <w:tc>
+          <w:tcPr>
+            <w:tcW w:w="2880" w:type="dxa"/>
+          </w:tcPr>
+          <w:p>
+            <w:pPr>
+              <w:cnfStyle w:val="000000100000" w:firstRow="0" w:lastRow="0" w:firstColumn="0" w:lastColumn="0" w:oddVBand="0" w:evenVBand="0" w:oddHBand="1" w:evenHBand="0" w:firstRowFirstColumn="0" w:firstRowLastColumn="0" w:lastRowFirstColumn="0" w:lastRowLastColumn="0"/>
+            </w:pPr>
+            <w:r>
+              <w:t>[0.0, 550.5, 62.9, 873.5]</w:t>
+            </w:r>
+          </w:p>
+        </w:tc>
+      </w:tr>
+    </w:tbl>
+    <w:p/>
+    <w:p>
+      <w:pPr>
+        <w:jc w:val="center"/>
+      </w:pPr>
+      <w:r>
+        <w:rPr>
+          <w:noProof/>
+        </w:rPr>
+        <w:lastRenderedPageBreak/>
+        <w:drawing>
+          <wp:inline distT="0" distB="0" distL="0" distR="0" wp14:anchorId="58806111" wp14:editId="5018AD81">
+            <wp:extent cx="3960000" cy="5280000"/>
+            <wp:effectExtent l="0" t="0" r="0" b="0"/>
+            <wp:docPr id="1" name="Picture 1"/>
+            <wp:cNvGraphicFramePr>
+              <a:graphicFrameLocks xmlns:a="http://schemas.openxmlformats.org/drawingml/2006/main" noChangeAspect="1"/>
+            </wp:cNvGraphicFramePr>
+            <a:graphic xmlns:a="http://schemas.openxmlformats.org/drawingml/2006/main">
+              <a:graphicData uri="http://schemas.openxmlformats.org/drawingml/2006/picture">
+                <pic:pic xmlns:pic="http://schemas.openxmlformats.org/drawingml/2006/picture">
+                  <pic:nvPicPr>
+                    <pic:cNvPr id="0" name="step2_detection_result.jpg"/>
+                    <pic:cNvPicPr/>
+                  </pic:nvPicPr>
+                  <pic:blipFill>
+                    <a:blip r:embed="rId6"/>
+                    <a:stretch>
+                      <a:fillRect/>
+                    </a:stretch>
+                  </pic:blipFill>
+                  <pic:spPr>
+                    <a:xfrm>
+                      <a:off x="0" y="0"/>
+                      <a:ext cx="3960000" cy="5280000"/>
+                    </a:xfrm>
+                    <a:prstGeom prst="rect">
+                      <a:avLst/>
+                    </a:prstGeom>
+                  </pic:spPr>
+                </pic:pic>
+              </a:graphicData>
+            </a:graphic>
+          </wp:inline>
+        </w:drawing>
+      </w:r>
+    </w:p>
+    <w:p>
+      <w:pPr>
+        <w:jc w:val="center"/>
+      </w:pPr>
+      <w:r>
+        <w:rPr>
+          <w:i/>
+        </w:rPr>
+        <w:t>Рисунок 1 - Результат детекції об'єктів моделлю YOLOv8n (conf ≥ 0.25)</w:t>
+      </w:r>
+    </w:p>
+    <w:p>
+      <w:pPr>
+        <w:spacing w:before="280" w:after="160"/>
+      </w:pPr>
+      <w:r>
+        <w:rPr>
+          <w:b/>
+          <w:sz w:val="32"/>
+        </w:rPr>
+        <w:t>3.3. Обчислення IoU (Intersection over Union)</w:t>
+      </w:r>
+    </w:p>
+    <w:p>
+      <w:pPr>
+        <w:spacing w:after="120"/>
+        <w:jc w:val="both"/>
+      </w:pPr>
+      <w:r>
+        <w:rPr>
+          <w:sz w:val="28"/>
+        </w:rPr>
+        <w:t xml:space="preserve">Реалізовано власну функцію обчислення IoU за формулою з розділу 2. Коректність реалізації перевірено на трьох штучних прикладах боксів: </w:t>
+      </w:r>
+      <w:proofErr w:type="gramStart"/>
+      <w:r>
+        <w:rPr>
+          <w:sz w:val="28"/>
+        </w:rPr>
+        <w:t>IoU(</w:t>
+      </w:r>
+      <w:proofErr w:type="gramEnd"/>
+      <w:r>
+        <w:rPr>
+          <w:sz w:val="28"/>
+        </w:rPr>
+        <w:t xml:space="preserve">box1, box2) = 0.22 (бокси частково перекриваються), </w:t>
+      </w:r>
+      <w:proofErr w:type="gramStart"/>
+      <w:r>
+        <w:rPr>
+          <w:sz w:val="28"/>
+        </w:rPr>
+        <w:t>IoU(</w:t>
+      </w:r>
+      <w:proofErr w:type="gramEnd"/>
+      <w:r>
+        <w:rPr>
+          <w:sz w:val="28"/>
+        </w:rPr>
+        <w:t xml:space="preserve">box1, box3) = 0.0 (бокси не перетинаються), </w:t>
+      </w:r>
+      <w:proofErr w:type="gramStart"/>
+      <w:r>
+        <w:rPr>
+          <w:sz w:val="28"/>
+        </w:rPr>
+        <w:t>IoU(</w:t>
+      </w:r>
+      <w:proofErr w:type="gramEnd"/>
+      <w:r>
+        <w:rPr>
+          <w:sz w:val="28"/>
+        </w:rPr>
+        <w:t>box1, box1) = 1.0 (бокс сам із собою - контрольна перевірка коректності формули). Взаємне розташування box1 і box2 показано на рис. 2.</w:t>
+      </w:r>
+    </w:p>
+    <w:p>
+      <w:pPr>
+        <w:jc w:val="center"/>
+      </w:pPr>
+      <w:r>
+        <w:rPr>
+          <w:noProof/>
+        </w:rPr>
+        <w:lastRenderedPageBreak/>
+        <w:drawing>
+          <wp:inline distT="0" distB="0" distL="0" distR="0" wp14:anchorId="5DC51005" wp14:editId="6C0467B4">
+            <wp:extent cx="3240000" cy="3240000"/>
+            <wp:effectExtent l="0" t="0" r="0" b="0"/>
+            <wp:docPr id="2" name="Picture 2"/>
+            <wp:cNvGraphicFramePr>
+              <a:graphicFrameLocks xmlns:a="http://schemas.openxmlformats.org/drawingml/2006/main" noChangeAspect="1"/>
+            </wp:cNvGraphicFramePr>
+            <a:graphic xmlns:a="http://schemas.openxmlformats.org/drawingml/2006/main">
+              <a:graphicData uri="http://schemas.openxmlformats.org/drawingml/2006/picture">
+                <pic:pic xmlns:pic="http://schemas.openxmlformats.org/drawingml/2006/picture">
+                  <pic:nvPicPr>
+                    <pic:cNvPr id="0" name="step3_iou_visualization.png"/>
+                    <pic:cNvPicPr/>
+                  </pic:nvPicPr>
+                  <pic:blipFill>
+                    <a:blip r:embed="rId7"/>
+                    <a:stretch>
+                      <a:fillRect/>
+                    </a:stretch>
+                  </pic:blipFill>
+                  <pic:spPr>
+                    <a:xfrm>
+                      <a:off x="0" y="0"/>
+                      <a:ext cx="3240000" cy="3240000"/>
+                    </a:xfrm>
+                    <a:prstGeom prst="rect">
+                      <a:avLst/>
+                    </a:prstGeom>
+                  </pic:spPr>
+                </pic:pic>
+              </a:graphicData>
+            </a:graphic>
+          </wp:inline>
+        </w:drawing>
+      </w:r>
+    </w:p>
+    <w:p>
+      <w:pPr>
+        <w:jc w:val="center"/>
+      </w:pPr>
+      <w:r>
+        <w:rPr>
+          <w:i/>
+        </w:rPr>
+        <w:t>Рисунок 2 - Візуалізація IoU для пари прямокутників box1 і box2</w:t>
+      </w:r>
+    </w:p>
+    <w:p>
+      <w:pPr>
+        <w:spacing w:before="280" w:after="160"/>
+      </w:pPr>
+      <w:r>
+        <w:rPr>
+          <w:b/>
+          <w:sz w:val="32"/>
+        </w:rPr>
+        <w:t>3.4. Non-Maximum Suppression (NMS)</w:t>
+      </w:r>
+    </w:p>
+    <w:p>
+      <w:pPr>
+        <w:spacing w:after="120"/>
+        <w:jc w:val="both"/>
+      </w:pPr>
+      <w:r>
+        <w:rPr>
+          <w:sz w:val="28"/>
+        </w:rPr>
+        <w:t>Реалізовано власний алгоритм NMS (опис - у розділі 2). Роботу алгоритму продемонстровано на штучному прикладі з 5 боксів, серед яких два "кластери" дублікатів навколо двох різних об'єктів: до застосування NMS було 5 боксів, після - 2 (залишені індекси: [0, 3]). Результат до/після NMS показано на рис. 3.</w:t>
+      </w:r>
+    </w:p>
+    <w:p>
+      <w:pPr>
+        <w:jc w:val="center"/>
+      </w:pPr>
+      <w:r>
+        <w:rPr>
+          <w:noProof/>
+        </w:rPr>
+        <w:drawing>
+          <wp:inline distT="0" distB="0" distL="0" distR="0" wp14:anchorId="000B6712" wp14:editId="507DC89F">
+            <wp:extent cx="5400000" cy="2700000"/>
+            <wp:effectExtent l="0" t="0" r="0" b="0"/>
+            <wp:docPr id="3" name="Picture 3"/>
+            <wp:cNvGraphicFramePr>
+              <a:graphicFrameLocks xmlns:a="http://schemas.openxmlformats.org/drawingml/2006/main" noChangeAspect="1"/>
+            </wp:cNvGraphicFramePr>
+            <a:graphic xmlns:a="http://schemas.openxmlformats.org/drawingml/2006/main">
+              <a:graphicData uri="http://schemas.openxmlformats.org/drawingml/2006/picture">
+                <pic:pic xmlns:pic="http://schemas.openxmlformats.org/drawingml/2006/picture">
+                  <pic:nvPicPr>
+                    <pic:cNvPr id="0" name="step4_nms_synthetic.png"/>
+                    <pic:cNvPicPr/>
+                  </pic:nvPicPr>
+                  <pic:blipFill>
+                    <a:blip r:embed="rId8"/>
+                    <a:stretch>
+                      <a:fillRect/>
+                    </a:stretch>
+                  </pic:blipFill>
+                  <pic:spPr>
+                    <a:xfrm>
+                      <a:off x="0" y="0"/>
+                      <a:ext cx="5400000" cy="2700000"/>
+                    </a:xfrm>
+                    <a:prstGeom prst="rect">
+                      <a:avLst/>
+                    </a:prstGeom>
+                  </pic:spPr>
+                </pic:pic>
+              </a:graphicData>
+            </a:graphic>
+          </wp:inline>
+        </w:drawing>
+      </w:r>
+    </w:p>
+    <w:p>
+      <w:pPr>
+        <w:jc w:val="center"/>
+      </w:pPr>
+      <w:r>
+        <w:rPr>
+          <w:i/>
+        </w:rPr>
+        <w:lastRenderedPageBreak/>
+        <w:t>Рисунок 3 - Дублікати bounding boxes до і після застосування NMS</w:t>
+      </w:r>
+    </w:p>
+    <w:p>
+      <w:pPr>
+        <w:spacing w:after="120"/>
+        <w:jc w:val="both"/>
+      </w:pPr>
+      <w:r>
+        <w:rPr>
+          <w:sz w:val="28"/>
+        </w:rPr>
+        <w:t xml:space="preserve">Додатково досліджено вбудований в Ultralytics NMS (параметр iou у </w:t>
+      </w:r>
+      <w:proofErr w:type="gramStart"/>
+      <w:r>
+        <w:rPr>
+          <w:sz w:val="28"/>
+        </w:rPr>
+        <w:t>model.predict</w:t>
+      </w:r>
+      <w:proofErr w:type="gramEnd"/>
+      <w:r>
+        <w:rPr>
+          <w:sz w:val="28"/>
+        </w:rPr>
+        <w:t>()) на реальному зображенні bus.jpg - перевірено, як кількість фінальних боксів залежить від порогу iou_threshold:</w:t>
+      </w:r>
+    </w:p>
+    <w:tbl>
+      <w:tblPr>
+        <w:tblStyle w:val="LightGrid-Accent1"/>
+        <w:tblW w:w="0" w:type="auto"/>
+        <w:tblLook w:val="04A0" w:firstRow="1" w:lastRow="0" w:firstColumn="1" w:lastColumn="0" w:noHBand="0" w:noVBand="1"/>
+      </w:tblPr>
+      <w:tblGrid>
+        <w:gridCol w:w="4320"/>
+        <w:gridCol w:w="4320"/>
+      </w:tblGrid>
+      <w:tr>
+        <w:trPr>
+          <w:cnfStyle w:val="100000000000" w:firstRow="1" w:lastRow="0" w:firstColumn="0" w:lastColumn="0" w:oddVBand="0" w:evenVBand="0" w:oddHBand="0" w:evenHBand="0" w:firstRowFirstColumn="0" w:firstRowLastColumn="0" w:lastRowFirstColumn="0" w:lastRowLastColumn="0"/>
+        </w:trPr>
+        <w:tc>
+          <w:tcPr>
+            <w:cnfStyle w:val="001000000000" w:firstRow="0" w:lastRow="0" w:firstColumn="1" w:lastColumn="0" w:oddVBand="0" w:evenVBand="0" w:oddHBand="0" w:evenHBand="0" w:firstRowFirstColumn="0" w:firstRowLastColumn="0" w:lastRowFirstColumn="0" w:lastRowLastColumn="0"/>
+            <w:tcW w:w="4320" w:type="dxa"/>
+          </w:tcPr>
+          <w:p>
+            <w:r>
+              <w:t>iou_threshold</w:t>
+            </w:r>
+          </w:p>
+        </w:tc>
+        <w:tc>
+          <w:tcPr>
+            <w:tcW w:w="4320" w:type="dxa"/>
+          </w:tcPr>
+          <w:p>
+            <w:pPr>
+              <w:cnfStyle w:val="100000000000" w:firstRow="1" w:lastRow="0" w:firstColumn="0" w:lastColumn="0" w:oddVBand="0" w:evenVBand="0" w:oddHBand="0" w:evenHBand="0" w:firstRowFirstColumn="0" w:firstRowLastColumn="0" w:lastRowFirstColumn="0" w:lastRowLastColumn="0"/>
+            </w:pPr>
+            <w:r>
+              <w:t>Кількість боксів після NMS</w:t>
+            </w:r>
+          </w:p>
+        </w:tc>
+      </w:tr>
+      <w:tr>
+        <w:trPr>
+          <w:cnfStyle w:val="000000100000" w:firstRow="0" w:lastRow="0" w:firstColumn="0" w:lastColumn="0" w:oddVBand="0" w:evenVBand="0" w:oddHBand="1" w:evenHBand="0" w:firstRowFirstColumn="0" w:firstRowLastColumn="0" w:lastRowFirstColumn="0" w:lastRowLastColumn="0"/>
+        </w:trPr>
+        <w:tc>
+          <w:tcPr>
+            <w:cnfStyle w:val="001000000000" w:firstRow="0" w:lastRow="0" w:firstColumn="1" w:lastColumn="0" w:oddVBand="0" w:evenVBand="0" w:oddHBand="0" w:evenHBand="0" w:firstRowFirstColumn="0" w:firstRowLastColumn="0" w:lastRowFirstColumn="0" w:lastRowLastColumn="0"/>
+            <w:tcW w:w="4320" w:type="dxa"/>
+          </w:tcPr>
+          <w:p>
+            <w:r>
+              <w:rPr>
+                <w:b w:val="0"/>
+              </w:rPr>
+              <w:t>0.3</w:t>
+            </w:r>
+          </w:p>
+        </w:tc>
+        <w:tc>
+          <w:tcPr>
+            <w:tcW w:w="4320" w:type="dxa"/>
+          </w:tcPr>
+          <w:p>
+            <w:pPr>
+              <w:cnfStyle w:val="000000100000" w:firstRow="0" w:lastRow="0" w:firstColumn="0" w:lastColumn="0" w:oddVBand="0" w:evenVBand="0" w:oddHBand="1" w:evenHBand="0" w:firstRowFirstColumn="0" w:firstRowLastColumn="0" w:lastRowFirstColumn="0" w:lastRowLastColumn="0"/>
+            </w:pPr>
+            <w:r>
+              <w:t>6</w:t>
+            </w:r>
+          </w:p>
+        </w:tc>
+      </w:tr>
+      <w:tr>
+        <w:trPr>
+          <w:cnfStyle w:val="000000010000" w:firstRow="0" w:lastRow="0" w:firstColumn="0" w:lastColumn="0" w:oddVBand="0" w:evenVBand="0" w:oddHBand="0" w:evenHBand="1" w:firstRowFirstColumn="0" w:firstRowLastColumn="0" w:lastRowFirstColumn="0" w:lastRowLastColumn="0"/>
+        </w:trPr>
+        <w:tc>
+          <w:tcPr>
+            <w:cnfStyle w:val="001000000000" w:firstRow="0" w:lastRow="0" w:firstColumn="1" w:lastColumn="0" w:oddVBand="0" w:evenVBand="0" w:oddHBand="0" w:evenHBand="0" w:firstRowFirstColumn="0" w:firstRowLastColumn="0" w:lastRowFirstColumn="0" w:lastRowLastColumn="0"/>
+            <w:tcW w:w="4320" w:type="dxa"/>
+          </w:tcPr>
+          <w:p>
+            <w:r>
+              <w:rPr>
+                <w:b w:val="0"/>
+              </w:rPr>
+              <w:t>0.5</w:t>
+            </w:r>
+          </w:p>
+        </w:tc>
+        <w:tc>
+          <w:tcPr>
+            <w:tcW w:w="4320" w:type="dxa"/>
+          </w:tcPr>
+          <w:p>
+            <w:pPr>
+              <w:cnfStyle w:val="000000010000" w:firstRow="0" w:lastRow="0" w:firstColumn="0" w:lastColumn="0" w:oddVBand="0" w:evenVBand="0" w:oddHBand="0" w:evenHBand="1" w:firstRowFirstColumn="0" w:firstRowLastColumn="0" w:lastRowFirstColumn="0" w:lastRowLastColumn="0"/>
+            </w:pPr>
+            <w:r>
+              <w:t>6</w:t>
+            </w:r>
+          </w:p>
+        </w:tc>
+      </w:tr>
+      <w:tr>
+        <w:trPr>
+          <w:cnfStyle w:val="000000100000" w:firstRow="0" w:lastRow="0" w:firstColumn="0" w:lastColumn="0" w:oddVBand="0" w:evenVBand="0" w:oddHBand="1" w:evenHBand="0" w:firstRowFirstColumn="0" w:firstRowLastColumn="0" w:lastRowFirstColumn="0" w:lastRowLastColumn="0"/>
+        </w:trPr>
+        <w:tc>
+          <w:tcPr>
+            <w:cnfStyle w:val="001000000000" w:firstRow="0" w:lastRow="0" w:firstColumn="1" w:lastColumn="0" w:oddVBand="0" w:evenVBand="0" w:oddHBand="0" w:evenHBand="0" w:firstRowFirstColumn="0" w:firstRowLastColumn="0" w:lastRowFirstColumn="0" w:lastRowLastColumn="0"/>
+            <w:tcW w:w="4320" w:type="dxa"/>
+          </w:tcPr>
+          <w:p>
+            <w:r>
+              <w:rPr>
+                <w:b w:val="0"/>
+              </w:rPr>
+              <w:t>0.7</w:t>
+            </w:r>
+          </w:p>
+        </w:tc>
+        <w:tc>
+          <w:tcPr>
+            <w:tcW w:w="4320" w:type="dxa"/>
+          </w:tcPr>
+          <w:p>
+            <w:pPr>
+              <w:cnfStyle w:val="000000100000" w:firstRow="0" w:lastRow="0" w:firstColumn="0" w:lastColumn="0" w:oddVBand="0" w:evenVBand="0" w:oddHBand="1" w:evenHBand="0" w:firstRowFirstColumn="0" w:firstRowLastColumn="0" w:lastRowFirstColumn="0" w:lastRowLastColumn="0"/>
+            </w:pPr>
+            <w:r>
+              <w:t>6</w:t>
+            </w:r>
+          </w:p>
+        </w:tc>
+      </w:tr>
+      <w:tr>
+        <w:trPr>
+          <w:cnfStyle w:val="000000010000" w:firstRow="0" w:lastRow="0" w:firstColumn="0" w:lastColumn="0" w:oddVBand="0" w:evenVBand="0" w:oddHBand="0" w:evenHBand="1" w:firstRowFirstColumn="0" w:firstRowLastColumn="0" w:lastRowFirstColumn="0" w:lastRowLastColumn="0"/>
+        </w:trPr>
+        <w:tc>
+          <w:tcPr>
+            <w:cnfStyle w:val="001000000000" w:firstRow="0" w:lastRow="0" w:firstColumn="1" w:lastColumn="0" w:oddVBand="0" w:evenVBand="0" w:oddHBand="0" w:evenHBand="0" w:firstRowFirstColumn="0" w:firstRowLastColumn="0" w:lastRowFirstColumn="0" w:lastRowLastColumn="0"/>
+            <w:tcW w:w="4320" w:type="dxa"/>
+          </w:tcPr>
+          <w:p>
+            <w:r>
+              <w:rPr>
+                <w:b w:val="0"/>
+              </w:rPr>
+              <w:t>0.9</w:t>
+            </w:r>
+          </w:p>
+        </w:tc>
+        <w:tc>
+          <w:tcPr>
+            <w:tcW w:w="4320" w:type="dxa"/>
+          </w:tcPr>
+          <w:p>
+            <w:pPr>
+              <w:cnfStyle w:val="000000010000" w:firstRow="0" w:lastRow="0" w:firstColumn="0" w:lastColumn="0" w:oddVBand="0" w:evenVBand="0" w:oddHBand="0" w:evenHBand="1" w:firstRowFirstColumn="0" w:firstRowLastColumn="0" w:lastRowFirstColumn="0" w:lastRowLastColumn="0"/>
+            </w:pPr>
+            <w:r>
+              <w:t>9</w:t>
+            </w:r>
+          </w:p>
+        </w:tc>
+      </w:tr>
+    </w:tbl>
+    <w:p/>
+    <w:p>
+      <w:pPr>
+        <w:spacing w:after="120"/>
+        <w:jc w:val="both"/>
+      </w:pPr>
+      <w:r>
+        <w:rPr>
+          <w:sz w:val="28"/>
+        </w:rPr>
+        <w:t>З таблиці видно, що при низьких і середніх порогах (0.3-0.7) кількість фінальних боксів стабільна, оскільки алгоритм впевнено відрізняє дублікати від різних об'єктів. При дуже високому порозі (0.9) NMS практично перестає видаляти дублікати, оскільки вимагає майже повного збігу боксів, тому частина дублікатів "виживає" і кількість фінальних боксів зростає.</w:t>
+      </w:r>
+    </w:p>
+    <w:p>
+      <w:pPr>
+        <w:spacing w:before="280" w:after="160"/>
+      </w:pPr>
+      <w:r>
+        <w:rPr>
+          <w:b/>
+          <w:sz w:val="32"/>
+        </w:rPr>
+        <w:t>3.5. Обробка відеопотоку</w:t>
+      </w:r>
+    </w:p>
+    <w:p>
+      <w:pPr>
+        <w:spacing w:after="120"/>
+        <w:jc w:val="both"/>
+      </w:pPr>
+      <w:r>
+        <w:rPr>
+          <w:sz w:val="28"/>
+        </w:rPr>
+        <w:t xml:space="preserve">Оскільки апаратна веб-камера в середовищі виконання недоступна, для демонстрації обробки відео згенеровано коротке синтетичне відео на основі окремого тестового зображення zidane.jpg (офіційний приклад Ultralytics з двома людьми - навмисно інше зображення, ніж bus.jpg, яке використовується у попередніх кроках, щоб відеоряд не дублював вже показані кадри). Застосовано ефект zoom-in (Ken Burns), центр кадру - вікно перегляду поступово звужується навколо центру кадру, імітуючи наближення камери до об'єктів зйомки. Відео складається з 30 кадрів і оброблене за стандартною схемою "читання кадру -&gt; детекція YOLO -&gt; малювання боксів -&gt; запис у файл". Опрацювання зайняло 1.88 с, що відповідає швидкодії 16.0 FPS; всього за відео зафіксовано 122 детекцій (в середньому 4.1 об'єкти на кадр). При сильному наближенні (останні кадри) якість детекції погіршується - об'єкти виходять за межі кадру частинами, а модель почала помилково розпізнавати відкритий рот як "cell phone" з низькою впевненістю, що добре ілюструє чутливість детектора до масштабу та кадрування об'єкта. Результуючий файл з </w:t>
+      </w:r>
+      <w:r>
+        <w:rPr>
+          <w:sz w:val="28"/>
+        </w:rPr>
+        <w:lastRenderedPageBreak/>
+        <w:t>накладеними bounding boxes збережено у results/video/synthetic_detection.mp4. Нижче наведено анотовані скріншоти трьох кадрів відео - на початку, в середині та наприкінці наближення (рис. 3.1-3.3): добре видно, як зі збільшенням масштабу бокси стають більшими, а на останньому кадрі з'являється хибна детекція "cell phone".</w:t>
+      </w:r>
+    </w:p>
+    <w:p>
+      <w:pPr>
+        <w:jc w:val="center"/>
+      </w:pPr>
+      <w:r>
+        <w:rPr>
+          <w:noProof/>
+        </w:rPr>
+        <w:drawing>
+          <wp:inline distT="0" distB="0" distL="0" distR="0" wp14:anchorId="0486669D" wp14:editId="331B56E6">
+            <wp:extent cx="4320000" cy="2430000"/>
+            <wp:effectExtent l="0" t="0" r="0" b="0"/>
+            <wp:docPr id="4" name="Picture 4"/>
+            <wp:cNvGraphicFramePr>
+              <a:graphicFrameLocks xmlns:a="http://schemas.openxmlformats.org/drawingml/2006/main" noChangeAspect="1"/>
+            </wp:cNvGraphicFramePr>
+            <a:graphic xmlns:a="http://schemas.openxmlformats.org/drawingml/2006/main">
+              <a:graphicData uri="http://schemas.openxmlformats.org/drawingml/2006/picture">
+                <pic:pic xmlns:pic="http://schemas.openxmlformats.org/drawingml/2006/picture">
+                  <pic:nvPicPr>
+                    <pic:cNvPr id="0" name="step5_video_frame_00.jpg"/>
+                    <pic:cNvPicPr/>
+                  </pic:nvPicPr>
+                  <pic:blipFill>
+                    <a:blip r:embed="rId9"/>
+                    <a:stretch>
+                      <a:fillRect/>
+                    </a:stretch>
+                  </pic:blipFill>
+                  <pic:spPr>
+                    <a:xfrm>
+                      <a:off x="0" y="0"/>
+                      <a:ext cx="4320000" cy="2430000"/>
+                    </a:xfrm>
+                    <a:prstGeom prst="rect">
+                      <a:avLst/>
+                    </a:prstGeom>
+                  </pic:spPr>
+                </pic:pic>
+              </a:graphicData>
+            </a:graphic>
+          </wp:inline>
+        </w:drawing>
+      </w:r>
+    </w:p>
+    <w:p>
+      <w:pPr>
+        <w:jc w:val="center"/>
+      </w:pPr>
+      <w:r>
+        <w:rPr>
+          <w:i/>
+        </w:rPr>
+        <w:t>Рисунок 3.1 - Кадр №1 (початок панорами наближення, zidane.jpg)</w:t>
+      </w:r>
+    </w:p>
+    <w:p>
+      <w:pPr>
+        <w:jc w:val="center"/>
+      </w:pPr>
+      <w:r>
+        <w:rPr>
+          <w:noProof/>
+        </w:rPr>
+        <w:drawing>
+          <wp:inline distT="0" distB="0" distL="0" distR="0" wp14:anchorId="3AE1826F" wp14:editId="78559DBC">
+            <wp:extent cx="4320000" cy="2430000"/>
+            <wp:effectExtent l="0" t="0" r="0" b="0"/>
+            <wp:docPr id="5" name="Picture 5"/>
+            <wp:cNvGraphicFramePr>
+              <a:graphicFrameLocks xmlns:a="http://schemas.openxmlformats.org/drawingml/2006/main" noChangeAspect="1"/>
+            </wp:cNvGraphicFramePr>
+            <a:graphic xmlns:a="http://schemas.openxmlformats.org/drawingml/2006/main">
+              <a:graphicData uri="http://schemas.openxmlformats.org/drawingml/2006/picture">
+                <pic:pic xmlns:pic="http://schemas.openxmlformats.org/drawingml/2006/picture">
+                  <pic:nvPicPr>
+                    <pic:cNvPr id="0" name="step5_video_frame_15.jpg"/>
+                    <pic:cNvPicPr/>
+                  </pic:nvPicPr>
+                  <pic:blipFill>
+                    <a:blip r:embed="rId10"/>
+                    <a:stretch>
+                      <a:fillRect/>
+                    </a:stretch>
+                  </pic:blipFill>
+                  <pic:spPr>
+                    <a:xfrm>
+                      <a:off x="0" y="0"/>
+                      <a:ext cx="4320000" cy="2430000"/>
+                    </a:xfrm>
+                    <a:prstGeom prst="rect">
+                      <a:avLst/>
+                    </a:prstGeom>
+                  </pic:spPr>
+                </pic:pic>
+              </a:graphicData>
+            </a:graphic>
+          </wp:inline>
+        </w:drawing>
+      </w:r>
+    </w:p>
+    <w:p>
+      <w:pPr>
+        <w:jc w:val="center"/>
+      </w:pPr>
+      <w:r>
+        <w:rPr>
+          <w:i/>
+        </w:rPr>
+        <w:t>Рисунок 3.2 - Кадр №16 (середина панорами наближення)</w:t>
+      </w:r>
+    </w:p>
+    <w:p>
+      <w:pPr>
+        <w:jc w:val="center"/>
+      </w:pPr>
+      <w:r>
+        <w:rPr>
+          <w:noProof/>
+        </w:rPr>
+        <w:lastRenderedPageBreak/>
+        <w:drawing>
+          <wp:inline distT="0" distB="0" distL="0" distR="0" wp14:anchorId="07912518" wp14:editId="6648BD7E">
+            <wp:extent cx="4320000" cy="2430000"/>
+            <wp:effectExtent l="0" t="0" r="0" b="0"/>
+            <wp:docPr id="6" name="Picture 6"/>
+            <wp:cNvGraphicFramePr>
+              <a:graphicFrameLocks xmlns:a="http://schemas.openxmlformats.org/drawingml/2006/main" noChangeAspect="1"/>
+            </wp:cNvGraphicFramePr>
+            <a:graphic xmlns:a="http://schemas.openxmlformats.org/drawingml/2006/main">
+              <a:graphicData uri="http://schemas.openxmlformats.org/drawingml/2006/picture">
+                <pic:pic xmlns:pic="http://schemas.openxmlformats.org/drawingml/2006/picture">
+                  <pic:nvPicPr>
+                    <pic:cNvPr id="0" name="step5_video_frame_29.jpg"/>
+                    <pic:cNvPicPr/>
+                  </pic:nvPicPr>
+                  <pic:blipFill>
+                    <a:blip r:embed="rId11"/>
+                    <a:stretch>
+                      <a:fillRect/>
+                    </a:stretch>
+                  </pic:blipFill>
+                  <pic:spPr>
+                    <a:xfrm>
+                      <a:off x="0" y="0"/>
+                      <a:ext cx="4320000" cy="2430000"/>
+                    </a:xfrm>
+                    <a:prstGeom prst="rect">
+                      <a:avLst/>
+                    </a:prstGeom>
+                  </pic:spPr>
+                </pic:pic>
+              </a:graphicData>
+            </a:graphic>
+          </wp:inline>
+        </w:drawing>
+      </w:r>
+    </w:p>
+    <w:p>
+      <w:pPr>
+        <w:jc w:val="center"/>
+      </w:pPr>
+      <w:r>
+        <w:rPr>
+          <w:i/>
+        </w:rPr>
+        <w:t>Рисунок 3.3 - Кадр №30 (кінець панорами наближення)</w:t>
+      </w:r>
+    </w:p>
+    <w:p>
+      <w:pPr>
+        <w:spacing w:before="280" w:after="160"/>
+      </w:pPr>
+      <w:r>
+        <w:rPr>
+          <w:b/>
+          <w:sz w:val="32"/>
+        </w:rPr>
+        <w:t>3.6. Precision, Recall та mAP на розміченому наборі даних</w:t>
+      </w:r>
+    </w:p>
+    <w:p>
+      <w:pPr>
+        <w:spacing w:after="120"/>
+        <w:jc w:val="both"/>
+      </w:pPr>
+      <w:r>
+        <w:rPr>
+          <w:sz w:val="28"/>
+        </w:rPr>
+        <w:t>Для об'єктивного обчислення Precision, Recall і mAP використано набір coco128 - підмножину датасету COCO (128 зображень) з готовою еталонною розміткою (ground truth). Вбудований валідатор Ultralytics (</w:t>
+      </w:r>
+      <w:proofErr w:type="gramStart"/>
+      <w:r>
+        <w:rPr>
+          <w:sz w:val="28"/>
+        </w:rPr>
+        <w:t>model.val(</w:t>
+      </w:r>
+      <w:proofErr w:type="gramEnd"/>
+      <w:r>
+        <w:rPr>
+          <w:sz w:val="28"/>
+        </w:rPr>
+        <w:t>)) автоматично прогонив модель по всіх зображеннях набору й порівняв передбачення з розміткою. Отримано такі результати для моделі YOLOv8n при стандартному порозі confidence = 0.25:</w:t>
+      </w:r>
+    </w:p>
+    <w:tbl>
+      <w:tblPr>
+        <w:tblStyle w:val="LightGrid-Accent1"/>
+        <w:tblW w:w="0" w:type="auto"/>
+        <w:tblLook w:val="04A0" w:firstRow="1" w:lastRow="0" w:firstColumn="1" w:lastColumn="0" w:noHBand="0" w:noVBand="1"/>
+      </w:tblPr>
+      <w:tblGrid>
+        <w:gridCol w:w="2160"/>
+        <w:gridCol w:w="2160"/>
+        <w:gridCol w:w="2160"/>
+        <w:gridCol w:w="2160"/>
+      </w:tblGrid>
+      <w:tr>
+        <w:trPr>
+          <w:cnfStyle w:val="100000000000" w:firstRow="1" w:lastRow="0" w:firstColumn="0" w:lastColumn="0" w:oddVBand="0" w:evenVBand="0" w:oddHBand="0" w:evenHBand="0" w:firstRowFirstColumn="0" w:firstRowLastColumn="0" w:lastRowFirstColumn="0" w:lastRowLastColumn="0"/>
+        </w:trPr>
+        <w:tc>
+          <w:tcPr>
+            <w:cnfStyle w:val="001000000000" w:firstRow="0" w:lastRow="0" w:firstColumn="1" w:lastColumn="0" w:oddVBand="0" w:evenVBand="0" w:oddHBand="0" w:evenHBand="0" w:firstRowFirstColumn="0" w:firstRowLastColumn="0" w:lastRowFirstColumn="0" w:lastRowLastColumn="0"/>
+            <w:tcW w:w="2160" w:type="dxa"/>
+          </w:tcPr>
+          <w:p>
+            <w:r>
+              <w:t>Precision</w:t>
+            </w:r>
+          </w:p>
+        </w:tc>
+        <w:tc>
+          <w:tcPr>
+            <w:tcW w:w="2160" w:type="dxa"/>
+          </w:tcPr>
+          <w:p>
+            <w:pPr>
+              <w:cnfStyle w:val="100000000000" w:firstRow="1" w:lastRow="0" w:firstColumn="0" w:lastColumn="0" w:oddVBand="0" w:evenVBand="0" w:oddHBand="0" w:evenHBand="0" w:firstRowFirstColumn="0" w:firstRowLastColumn="0" w:lastRowFirstColumn="0" w:lastRowLastColumn="0"/>
+            </w:pPr>
+            <w:r>
+              <w:t>Recall</w:t>
+            </w:r>
+          </w:p>
+        </w:tc>
+        <w:tc>
+          <w:tcPr>
+            <w:tcW w:w="2160" w:type="dxa"/>
+          </w:tcPr>
+          <w:p>
+            <w:pPr>
+              <w:cnfStyle w:val="100000000000" w:firstRow="1" w:lastRow="0" w:firstColumn="0" w:lastColumn="0" w:oddVBand="0" w:evenVBand="0" w:oddHBand="0" w:evenHBand="0" w:firstRowFirstColumn="0" w:firstRowLastColumn="0" w:lastRowFirstColumn="0" w:lastRowLastColumn="0"/>
+            </w:pPr>
+            <w:r>
+              <w:t>mAP50</w:t>
+            </w:r>
+          </w:p>
+        </w:tc>
+        <w:tc>
+          <w:tcPr>
+            <w:tcW w:w="2160" w:type="dxa"/>
+          </w:tcPr>
+          <w:p>
+            <w:pPr>
+              <w:cnfStyle w:val="100000000000" w:firstRow="1" w:lastRow="0" w:firstColumn="0" w:lastColumn="0" w:oddVBand="0" w:evenVBand="0" w:oddHBand="0" w:evenHBand="0" w:firstRowFirstColumn="0" w:firstRowLastColumn="0" w:lastRowFirstColumn="0" w:lastRowLastColumn="0"/>
+            </w:pPr>
+            <w:r>
+              <w:t>mAP50-95</w:t>
+            </w:r>
+          </w:p>
+        </w:tc>
+      </w:tr>
+      <w:tr>
+        <w:trPr>
+          <w:cnfStyle w:val="000000100000" w:firstRow="0" w:lastRow="0" w:firstColumn="0" w:lastColumn="0" w:oddVBand="0" w:evenVBand="0" w:oddHBand="1" w:evenHBand="0" w:firstRowFirstColumn="0" w:firstRowLastColumn="0" w:lastRowFirstColumn="0" w:lastRowLastColumn="0"/>
+        </w:trPr>
+        <w:tc>
+          <w:tcPr>
+            <w:cnfStyle w:val="001000000000" w:firstRow="0" w:lastRow="0" w:firstColumn="1" w:lastColumn="0" w:oddVBand="0" w:evenVBand="0" w:oddHBand="0" w:evenHBand="0" w:firstRowFirstColumn="0" w:firstRowLastColumn="0" w:lastRowFirstColumn="0" w:lastRowLastColumn="0"/>
+            <w:tcW w:w="2160" w:type="dxa"/>
+          </w:tcPr>
+          <w:p>
+            <w:r>
+              <w:rPr>
+                <w:b w:val="0"/>
+              </w:rPr>
+              <w:t>0.64</w:t>
+            </w:r>
+          </w:p>
+        </w:tc>
+        <w:tc>
+          <w:tcPr>
+            <w:tcW w:w="2160" w:type="dxa"/>
+          </w:tcPr>
+          <w:p>
+            <w:pPr>
+              <w:cnfStyle w:val="000000100000" w:firstRow="0" w:lastRow="0" w:firstColumn="0" w:lastColumn="0" w:oddVBand="0" w:evenVBand="0" w:oddHBand="1" w:evenHBand="0" w:firstRowFirstColumn="0" w:firstRowLastColumn="0" w:lastRowFirstColumn="0" w:lastRowLastColumn="0"/>
+            </w:pPr>
+            <w:r>
+              <w:t>0.537</w:t>
+            </w:r>
+          </w:p>
+        </w:tc>
+        <w:tc>
+          <w:tcPr>
+            <w:tcW w:w="2160" w:type="dxa"/>
+          </w:tcPr>
+          <w:p>
+            <w:pPr>
+              <w:cnfStyle w:val="000000100000" w:firstRow="0" w:lastRow="0" w:firstColumn="0" w:lastColumn="0" w:oddVBand="0" w:evenVBand="0" w:oddHBand="1" w:evenHBand="0" w:firstRowFirstColumn="0" w:firstRowLastColumn="0" w:lastRowFirstColumn="0" w:lastRowLastColumn="0"/>
+            </w:pPr>
+            <w:r>
+              <w:t>0.603</w:t>
+            </w:r>
+          </w:p>
+        </w:tc>
+        <w:tc>
+          <w:tcPr>
+            <w:tcW w:w="2160" w:type="dxa"/>
+          </w:tcPr>
+          <w:p>
+            <w:pPr>
+              <w:cnfStyle w:val="000000100000" w:firstRow="0" w:lastRow="0" w:firstColumn="0" w:lastColumn="0" w:oddVBand="0" w:evenVBand="0" w:oddHBand="1" w:evenHBand="0" w:firstRowFirstColumn="0" w:firstRowLastColumn="0" w:lastRowFirstColumn="0" w:lastRowLastColumn="0"/>
+            </w:pPr>
+            <w:r>
+              <w:t>0.444</w:t>
+            </w:r>
+          </w:p>
+        </w:tc>
+      </w:tr>
+    </w:tbl>
+    <w:p/>
+    <w:p>
+      <w:pPr>
+        <w:spacing w:after="120"/>
+        <w:jc w:val="both"/>
+      </w:pPr>
+      <w:r>
+        <w:rPr>
+          <w:sz w:val="28"/>
+        </w:rPr>
+        <w:t>Крім усереднених метрик, обчислено AP50 (Average Precision при IoU = 0.5) для кожного окремого класу, що дозволяє визначити, які класи модель детектує найгірше, а які - найкраще:</w:t>
+      </w:r>
+    </w:p>
+    <w:tbl>
+      <w:tblPr>
+        <w:tblStyle w:val="LightGrid-Accent1"/>
+        <w:tblW w:w="0" w:type="auto"/>
+        <w:tblLook w:val="04A0" w:firstRow="1" w:lastRow="0" w:firstColumn="1" w:lastColumn="0" w:noHBand="0" w:noVBand="1"/>
+      </w:tblPr>
+      <w:tblGrid>
+        <w:gridCol w:w="4320"/>
+        <w:gridCol w:w="4320"/>
+      </w:tblGrid>
+      <w:tr>
+        <w:trPr>
+          <w:cnfStyle w:val="100000000000" w:firstRow="1" w:lastRow="0" w:firstColumn="0" w:lastColumn="0" w:oddVBand="0" w:evenVBand="0" w:oddHBand="0" w:evenHBand="0" w:firstRowFirstColumn="0" w:firstRowLastColumn="0" w:lastRowFirstColumn="0" w:lastRowLastColumn="0"/>
+        </w:trPr>
+        <w:tc>
+          <w:tcPr>
+            <w:cnfStyle w:val="001000000000" w:firstRow="0" w:lastRow="0" w:firstColumn="1" w:lastColumn="0" w:oddVBand="0" w:evenVBand="0" w:oddHBand="0" w:evenHBand="0" w:firstRowFirstColumn="0" w:firstRowLastColumn="0" w:lastRowFirstColumn="0" w:lastRowLastColumn="0"/>
+            <w:tcW w:w="4320" w:type="dxa"/>
+          </w:tcPr>
+          <w:p>
+            <w:r>
+              <w:t>Найгірше детектуються (клас / AP50)</w:t>
+            </w:r>
+          </w:p>
+        </w:tc>
+        <w:tc>
+          <w:tcPr>
+            <w:tcW w:w="4320" w:type="dxa"/>
+          </w:tcPr>
+          <w:p>
+            <w:pPr>
+              <w:cnfStyle w:val="100000000000" w:firstRow="1" w:lastRow="0" w:firstColumn="0" w:lastColumn="0" w:oddVBand="0" w:evenVBand="0" w:oddHBand="0" w:evenHBand="0" w:firstRowFirstColumn="0" w:firstRowLastColumn="0" w:lastRowFirstColumn="0" w:lastRowLastColumn="0"/>
+            </w:pPr>
+            <w:r>
+              <w:t>Найкраще детектуються (клас / AP50)</w:t>
+            </w:r>
+          </w:p>
+        </w:tc>
+      </w:tr>
+      <w:tr>
+        <w:trPr>
+          <w:cnfStyle w:val="000000100000" w:firstRow="0" w:lastRow="0" w:firstColumn="0" w:lastColumn="0" w:oddVBand="0" w:evenVBand="0" w:oddHBand="1" w:evenHBand="0" w:firstRowFirstColumn="0" w:firstRowLastColumn="0" w:lastRowFirstColumn="0" w:lastRowLastColumn="0"/>
+        </w:trPr>
+        <w:tc>
+          <w:tcPr>
+            <w:cnfStyle w:val="001000000000" w:firstRow="0" w:lastRow="0" w:firstColumn="1" w:lastColumn="0" w:oddVBand="0" w:evenVBand="0" w:oddHBand="0" w:evenHBand="0" w:firstRowFirstColumn="0" w:firstRowLastColumn="0" w:lastRowFirstColumn="0" w:lastRowLastColumn="0"/>
+            <w:tcW w:w="4320" w:type="dxa"/>
+          </w:tcPr>
+          <w:p>
+            <w:r>
+              <w:rPr>
+                <w:b w:val="0"/>
+              </w:rPr>
+              <w:t>cell phone / 0.05</w:t>
+            </w:r>
+          </w:p>
+        </w:tc>
+        <w:tc>
+          <w:tcPr>
+            <w:tcW w:w="4320" w:type="dxa"/>
+          </w:tcPr>
+          <w:p>
+            <w:pPr>
+              <w:cnfStyle w:val="000000100000" w:firstRow="0" w:lastRow="0" w:firstColumn="0" w:lastColumn="0" w:oddVBand="0" w:evenVBand="0" w:oddHBand="1" w:evenHBand="0" w:firstRowFirstColumn="0" w:firstRowLastColumn="0" w:lastRowFirstColumn="0" w:lastRowLastColumn="0"/>
+            </w:pPr>
+            <w:r>
+              <w:t>pizza / 0.995</w:t>
+            </w:r>
+          </w:p>
+        </w:tc>
+      </w:tr>
+      <w:tr>
+        <w:trPr>
+          <w:cnfStyle w:val="000000010000" w:firstRow="0" w:lastRow="0" w:firstColumn="0" w:lastColumn="0" w:oddVBand="0" w:evenVBand="0" w:oddHBand="0" w:evenHBand="1" w:firstRowFirstColumn="0" w:firstRowLastColumn="0" w:lastRowFirstColumn="0" w:lastRowLastColumn="0"/>
+        </w:trPr>
+        <w:tc>
+          <w:tcPr>
+            <w:cnfStyle w:val="001000000000" w:firstRow="0" w:lastRow="0" w:firstColumn="1" w:lastColumn="0" w:oddVBand="0" w:evenVBand="0" w:oddHBand="0" w:evenHBand="0" w:firstRowFirstColumn="0" w:firstRowLastColumn="0" w:lastRowFirstColumn="0" w:lastRowLastColumn="0"/>
+            <w:tcW w:w="4320" w:type="dxa"/>
+          </w:tcPr>
+          <w:p>
+            <w:r>
+              <w:rPr>
+                <w:b w:val="0"/>
+              </w:rPr>
+              <w:t>mouse / 0.055</w:t>
+            </w:r>
+          </w:p>
+        </w:tc>
+        <w:tc>
+          <w:tcPr>
+            <w:tcW w:w="4320" w:type="dxa"/>
+          </w:tcPr>
+          <w:p>
+            <w:pPr>
+              <w:cnfStyle w:val="000000010000" w:firstRow="0" w:lastRow="0" w:firstColumn="0" w:lastColumn="0" w:oddVBand="0" w:evenVBand="0" w:oddHBand="0" w:evenHBand="1" w:firstRowFirstColumn="0" w:firstRowLastColumn="0" w:lastRowFirstColumn="0" w:lastRowLastColumn="0"/>
+            </w:pPr>
+            <w:r>
+              <w:t>orange / 0.995</w:t>
+            </w:r>
+          </w:p>
+        </w:tc>
+      </w:tr>
+      <w:tr>
+        <w:trPr>
+          <w:cnfStyle w:val="000000100000" w:firstRow="0" w:lastRow="0" w:firstColumn="0" w:lastColumn="0" w:oddVBand="0" w:evenVBand="0" w:oddHBand="1" w:evenHBand="0" w:firstRowFirstColumn="0" w:firstRowLastColumn="0" w:lastRowFirstColumn="0" w:lastRowLastColumn="0"/>
+        </w:trPr>
+        <w:tc>
+          <w:tcPr>
+            <w:cnfStyle w:val="001000000000" w:firstRow="0" w:lastRow="0" w:firstColumn="1" w:lastColumn="0" w:oddVBand="0" w:evenVBand="0" w:oddHBand="0" w:evenHBand="0" w:firstRowFirstColumn="0" w:firstRowLastColumn="0" w:lastRowFirstColumn="0" w:lastRowLastColumn="0"/>
+            <w:tcW w:w="4320" w:type="dxa"/>
+          </w:tcPr>
+          <w:p>
+            <w:r>
+              <w:rPr>
+                <w:b w:val="0"/>
+              </w:rPr>
+              <w:t>banana / 0.124</w:t>
+            </w:r>
+          </w:p>
+        </w:tc>
+        <w:tc>
+          <w:tcPr>
+            <w:tcW w:w="4320" w:type="dxa"/>
+          </w:tcPr>
+          <w:p>
+            <w:pPr>
+              <w:cnfStyle w:val="000000100000" w:firstRow="0" w:lastRow="0" w:firstColumn="0" w:lastColumn="0" w:oddVBand="0" w:evenVBand="0" w:oddHBand="1" w:evenHBand="0" w:firstRowFirstColumn="0" w:firstRowLastColumn="0" w:lastRowFirstColumn="0" w:lastRowLastColumn="0"/>
+            </w:pPr>
+            <w:r>
+              <w:t>skis / 0.995</w:t>
+            </w:r>
+          </w:p>
+        </w:tc>
+      </w:tr>
+      <w:tr>
+        <w:trPr>
+          <w:cnfStyle w:val="000000010000" w:firstRow="0" w:lastRow="0" w:firstColumn="0" w:lastColumn="0" w:oddVBand="0" w:evenVBand="0" w:oddHBand="0" w:evenHBand="1" w:firstRowFirstColumn="0" w:firstRowLastColumn="0" w:lastRowFirstColumn="0" w:lastRowLastColumn="0"/>
+        </w:trPr>
+        <w:tc>
+          <w:tcPr>
+            <w:cnfStyle w:val="001000000000" w:firstRow="0" w:lastRow="0" w:firstColumn="1" w:lastColumn="0" w:oddVBand="0" w:evenVBand="0" w:oddHBand="0" w:evenHBand="0" w:firstRowFirstColumn="0" w:firstRowLastColumn="0" w:lastRowFirstColumn="0" w:lastRowLastColumn="0"/>
+            <w:tcW w:w="4320" w:type="dxa"/>
+          </w:tcPr>
+          <w:p>
+            <w:r>
+              <w:rPr>
+                <w:b w:val="0"/>
+              </w:rPr>
+              <w:t>handbag / 0.161</w:t>
+            </w:r>
+          </w:p>
+        </w:tc>
+        <w:tc>
+          <w:tcPr>
+            <w:tcW w:w="4320" w:type="dxa"/>
+          </w:tcPr>
+          <w:p>
+            <w:pPr>
+              <w:cnfStyle w:val="000000010000" w:firstRow="0" w:lastRow="0" w:firstColumn="0" w:lastColumn="0" w:oddVBand="0" w:evenVBand="0" w:oddHBand="0" w:evenHBand="1" w:firstRowFirstColumn="0" w:firstRowLastColumn="0" w:lastRowFirstColumn="0" w:lastRowLastColumn="0"/>
+            </w:pPr>
+            <w:r>
+              <w:t>zebra / 0.995</w:t>
+            </w:r>
+          </w:p>
+        </w:tc>
+      </w:tr>
+      <w:tr>
+        <w:trPr>
+          <w:cnfStyle w:val="000000100000" w:firstRow="0" w:lastRow="0" w:firstColumn="0" w:lastColumn="0" w:oddVBand="0" w:evenVBand="0" w:oddHBand="1" w:evenHBand="0" w:firstRowFirstColumn="0" w:firstRowLastColumn="0" w:lastRowFirstColumn="0" w:lastRowLastColumn="0"/>
+        </w:trPr>
+        <w:tc>
+          <w:tcPr>
+            <w:cnfStyle w:val="001000000000" w:firstRow="0" w:lastRow="0" w:firstColumn="1" w:lastColumn="0" w:oddVBand="0" w:evenVBand="0" w:oddHBand="0" w:evenHBand="0" w:firstRowFirstColumn="0" w:firstRowLastColumn="0" w:lastRowFirstColumn="0" w:lastRowLastColumn="0"/>
+            <w:tcW w:w="4320" w:type="dxa"/>
+          </w:tcPr>
+          <w:p>
+            <w:r>
+              <w:rPr>
+                <w:b w:val="0"/>
+              </w:rPr>
+              <w:t>sink / 0.178</w:t>
+            </w:r>
+          </w:p>
+        </w:tc>
+        <w:tc>
+          <w:tcPr>
+            <w:tcW w:w="4320" w:type="dxa"/>
+          </w:tcPr>
+          <w:p>
+            <w:pPr>
+              <w:cnfStyle w:val="000000100000" w:firstRow="0" w:lastRow="0" w:firstColumn="0" w:lastColumn="0" w:oddVBand="0" w:evenVBand="0" w:oddHBand="1" w:evenHBand="0" w:firstRowFirstColumn="0" w:firstRowLastColumn="0" w:lastRowFirstColumn="0" w:lastRowLastColumn="0"/>
+            </w:pPr>
+            <w:r>
+              <w:t>bear / 0.995</w:t>
+            </w:r>
+          </w:p>
+        </w:tc>
+      </w:tr>
+    </w:tbl>
+    <w:p/>
+    <w:p>
+      <w:pPr>
+        <w:spacing w:after="120"/>
+        <w:jc w:val="both"/>
+      </w:pPr>
+      <w:r>
+        <w:rPr>
+          <w:sz w:val="28"/>
+        </w:rPr>
+        <w:lastRenderedPageBreak/>
+        <w:t>Класи з найнижчим AP50 (cell phone, mouse, banana, handbag) - це дрібні об'єкти зі складною, варіативною формою та невеликою кількістю навчальних прикладів у наборі coco128 (лише 128 зображень - замало для надійної оцінки рідкісних класів), що ускладнює їх локалізацію. Класи з найвищим AP50 (pizza, orange, zebra, bear, skis) - це, як правило, об'єкти з характерною, стабільною формою та текстурою (яскраве забарвлення зебри, характерний контур піци), які легко відрізнити від фону і подібних об'єктів.</w:t>
+      </w:r>
+    </w:p>
+    <w:p>
+      <w:pPr>
+        <w:spacing w:before="280" w:after="160"/>
+      </w:pPr>
+      <w:r>
+        <w:rPr>
+          <w:b/>
+          <w:sz w:val="36"/>
+        </w:rPr>
+        <w:t>4. Дослідницька складова</w:t>
+      </w:r>
+    </w:p>
+    <w:p>
+      <w:pPr>
+        <w:spacing w:before="280" w:after="160"/>
+      </w:pPr>
+      <w:r>
+        <w:rPr>
+          <w:b/>
+          <w:sz w:val="32"/>
+        </w:rPr>
+        <w:t>4.1. Вплив confidence threshold на Precision і Recall</w:t>
+      </w:r>
+    </w:p>
+    <w:p>
+      <w:pPr>
+        <w:spacing w:after="120"/>
+        <w:jc w:val="both"/>
+      </w:pPr>
+      <w:r>
+        <w:rPr>
+          <w:sz w:val="28"/>
+        </w:rPr>
+        <w:t>Досліджено вплив порогу впевненості c на метрики Precision і Recall для набору значень c ∈ {0.1, 0.25, 0.5, 0.75, 0.9}, як передбачено завданням. Для кожного значення c виконано валідацію моделі на наборі coco128 з відповідним порогом confidence. Отримано такі результати:</w:t>
+      </w:r>
+    </w:p>
+    <w:tbl>
+      <w:tblPr>
+        <w:tblStyle w:val="LightGrid-Accent1"/>
+        <w:tblW w:w="0" w:type="auto"/>
+        <w:tblLook w:val="04A0" w:firstRow="1" w:lastRow="0" w:firstColumn="1" w:lastColumn="0" w:noHBand="0" w:noVBand="1"/>
+      </w:tblPr>
+      <w:tblGrid>
+        <w:gridCol w:w="2160"/>
+        <w:gridCol w:w="2160"/>
+        <w:gridCol w:w="2160"/>
+        <w:gridCol w:w="2160"/>
+      </w:tblGrid>
+      <w:tr>
+        <w:trPr>
+          <w:cnfStyle w:val="100000000000" w:firstRow="1" w:lastRow="0" w:firstColumn="0" w:lastColumn="0" w:oddVBand="0" w:evenVBand="0" w:oddHBand="0" w:evenHBand="0" w:firstRowFirstColumn="0" w:firstRowLastColumn="0" w:lastRowFirstColumn="0" w:lastRowLastColumn="0"/>
+        </w:trPr>
+        <w:tc>
+          <w:tcPr>
+            <w:cnfStyle w:val="001000000000" w:firstRow="0" w:lastRow="0" w:firstColumn="1" w:lastColumn="0" w:oddVBand="0" w:evenVBand="0" w:oddHBand="0" w:evenHBand="0" w:firstRowFirstColumn="0" w:firstRowLastColumn="0" w:lastRowFirstColumn="0" w:lastRowLastColumn="0"/>
+            <w:tcW w:w="2160" w:type="dxa"/>
+          </w:tcPr>
+          <w:p>
+            <w:r>
+              <w:t>c (confidence)</w:t>
+            </w:r>
+          </w:p>
+        </w:tc>
+        <w:tc>
+          <w:tcPr>
+            <w:tcW w:w="2160" w:type="dxa"/>
+          </w:tcPr>
+          <w:p>
+            <w:pPr>
+              <w:cnfStyle w:val="100000000000" w:firstRow="1" w:lastRow="0" w:firstColumn="0" w:lastColumn="0" w:oddVBand="0" w:evenVBand="0" w:oddHBand="0" w:evenHBand="0" w:firstRowFirstColumn="0" w:firstRowLastColumn="0" w:lastRowFirstColumn="0" w:lastRowLastColumn="0"/>
+            </w:pPr>
+            <w:r>
+              <w:t>Precision</w:t>
+            </w:r>
+          </w:p>
+        </w:tc>
+        <w:tc>
+          <w:tcPr>
+            <w:tcW w:w="2160" w:type="dxa"/>
+          </w:tcPr>
+          <w:p>
+            <w:pPr>
+              <w:cnfStyle w:val="100000000000" w:firstRow="1" w:lastRow="0" w:firstColumn="0" w:lastColumn="0" w:oddVBand="0" w:evenVBand="0" w:oddHBand="0" w:evenHBand="0" w:firstRowFirstColumn="0" w:firstRowLastColumn="0" w:lastRowFirstColumn="0" w:lastRowLastColumn="0"/>
+            </w:pPr>
+            <w:r>
+              <w:t>Recall</w:t>
+            </w:r>
+          </w:p>
+        </w:tc>
+        <w:tc>
+          <w:tcPr>
+            <w:tcW w:w="2160" w:type="dxa"/>
+          </w:tcPr>
+          <w:p>
+            <w:pPr>
+              <w:cnfStyle w:val="100000000000" w:firstRow="1" w:lastRow="0" w:firstColumn="0" w:lastColumn="0" w:oddVBand="0" w:evenVBand="0" w:oddHBand="0" w:evenHBand="0" w:firstRowFirstColumn="0" w:firstRowLastColumn="0" w:lastRowFirstColumn="0" w:lastRowLastColumn="0"/>
+            </w:pPr>
+            <w:r>
+              <w:t>mAP50</w:t>
+            </w:r>
+          </w:p>
+        </w:tc>
+      </w:tr>
+      <w:tr>
+        <w:trPr>
+          <w:cnfStyle w:val="000000100000" w:firstRow="0" w:lastRow="0" w:firstColumn="0" w:lastColumn="0" w:oddVBand="0" w:evenVBand="0" w:oddHBand="1" w:evenHBand="0" w:firstRowFirstColumn="0" w:firstRowLastColumn="0" w:lastRowFirstColumn="0" w:lastRowLastColumn="0"/>
+        </w:trPr>
+        <w:tc>
+          <w:tcPr>
+            <w:cnfStyle w:val="001000000000" w:firstRow="0" w:lastRow="0" w:firstColumn="1" w:lastColumn="0" w:oddVBand="0" w:evenVBand="0" w:oddHBand="0" w:evenHBand="0" w:firstRowFirstColumn="0" w:firstRowLastColumn="0" w:lastRowFirstColumn="0" w:lastRowLastColumn="0"/>
+            <w:tcW w:w="2160" w:type="dxa"/>
+          </w:tcPr>
+          <w:p>
+            <w:r>
+              <w:rPr>
+                <w:b w:val="0"/>
+              </w:rPr>
+              <w:t>0.1</w:t>
+            </w:r>
+          </w:p>
+        </w:tc>
+        <w:tc>
+          <w:tcPr>
+            <w:tcW w:w="2160" w:type="dxa"/>
+          </w:tcPr>
+          <w:p>
+            <w:pPr>
+              <w:cnfStyle w:val="000000100000" w:firstRow="0" w:lastRow="0" w:firstColumn="0" w:lastColumn="0" w:oddVBand="0" w:evenVBand="0" w:oddHBand="1" w:evenHBand="0" w:firstRowFirstColumn="0" w:firstRowLastColumn="0" w:lastRowFirstColumn="0" w:lastRowLastColumn="0"/>
+            </w:pPr>
+            <w:r>
+              <w:t>0.625</w:t>
+            </w:r>
+          </w:p>
+        </w:tc>
+        <w:tc>
+          <w:tcPr>
+            <w:tcW w:w="2160" w:type="dxa"/>
+          </w:tcPr>
+          <w:p>
+            <w:pPr>
+              <w:cnfStyle w:val="000000100000" w:firstRow="0" w:lastRow="0" w:firstColumn="0" w:lastColumn="0" w:oddVBand="0" w:evenVBand="0" w:oddHBand="1" w:evenHBand="0" w:firstRowFirstColumn="0" w:firstRowLastColumn="0" w:lastRowFirstColumn="0" w:lastRowLastColumn="0"/>
+            </w:pPr>
+            <w:r>
+              <w:t>0.536</w:t>
+            </w:r>
+          </w:p>
+        </w:tc>
+        <w:tc>
+          <w:tcPr>
+            <w:tcW w:w="2160" w:type="dxa"/>
+          </w:tcPr>
+          <w:p>
+            <w:pPr>
+              <w:cnfStyle w:val="000000100000" w:firstRow="0" w:lastRow="0" w:firstColumn="0" w:lastColumn="0" w:oddVBand="0" w:evenVBand="0" w:oddHBand="1" w:evenHBand="0" w:firstRowFirstColumn="0" w:firstRowLastColumn="0" w:lastRowFirstColumn="0" w:lastRowLastColumn="0"/>
+            </w:pPr>
+            <w:r>
+              <w:t>0.539</w:t>
+            </w:r>
+          </w:p>
+        </w:tc>
+      </w:tr>
+      <w:tr>
+        <w:trPr>
+          <w:cnfStyle w:val="000000010000" w:firstRow="0" w:lastRow="0" w:firstColumn="0" w:lastColumn="0" w:oddVBand="0" w:evenVBand="0" w:oddHBand="0" w:evenHBand="1" w:firstRowFirstColumn="0" w:firstRowLastColumn="0" w:lastRowFirstColumn="0" w:lastRowLastColumn="0"/>
+        </w:trPr>
+        <w:tc>
+          <w:tcPr>
+            <w:cnfStyle w:val="001000000000" w:firstRow="0" w:lastRow="0" w:firstColumn="1" w:lastColumn="0" w:oddVBand="0" w:evenVBand="0" w:oddHBand="0" w:evenHBand="0" w:firstRowFirstColumn="0" w:firstRowLastColumn="0" w:lastRowFirstColumn="0" w:lastRowLastColumn="0"/>
+            <w:tcW w:w="2160" w:type="dxa"/>
+          </w:tcPr>
+          <w:p>
+            <w:r>
+              <w:rPr>
+                <w:b w:val="0"/>
+              </w:rPr>
+              <w:t>0.25</w:t>
+            </w:r>
+          </w:p>
+        </w:tc>
+        <w:tc>
+          <w:tcPr>
+            <w:tcW w:w="2160" w:type="dxa"/>
+          </w:tcPr>
+          <w:p>
+            <w:pPr>
+              <w:cnfStyle w:val="000000010000" w:firstRow="0" w:lastRow="0" w:firstColumn="0" w:lastColumn="0" w:oddVBand="0" w:evenVBand="0" w:oddHBand="0" w:evenHBand="1" w:firstRowFirstColumn="0" w:firstRowLastColumn="0" w:lastRowFirstColumn="0" w:lastRowLastColumn="0"/>
+            </w:pPr>
+            <w:r>
+              <w:t>0.677</w:t>
+            </w:r>
+          </w:p>
+        </w:tc>
+        <w:tc>
+          <w:tcPr>
+            <w:tcW w:w="2160" w:type="dxa"/>
+          </w:tcPr>
+          <w:p>
+            <w:pPr>
+              <w:cnfStyle w:val="000000010000" w:firstRow="0" w:lastRow="0" w:firstColumn="0" w:lastColumn="0" w:oddVBand="0" w:evenVBand="0" w:oddHBand="0" w:evenHBand="1" w:firstRowFirstColumn="0" w:firstRowLastColumn="0" w:lastRowFirstColumn="0" w:lastRowLastColumn="0"/>
+            </w:pPr>
+            <w:r>
+              <w:t>0.499</w:t>
+            </w:r>
+          </w:p>
+        </w:tc>
+        <w:tc>
+          <w:tcPr>
+            <w:tcW w:w="2160" w:type="dxa"/>
+          </w:tcPr>
+          <w:p>
+            <w:pPr>
+              <w:cnfStyle w:val="000000010000" w:firstRow="0" w:lastRow="0" w:firstColumn="0" w:lastColumn="0" w:oddVBand="0" w:evenVBand="0" w:oddHBand="0" w:evenHBand="1" w:firstRowFirstColumn="0" w:firstRowLastColumn="0" w:lastRowFirstColumn="0" w:lastRowLastColumn="0"/>
+            </w:pPr>
+            <w:r>
+              <w:t>0.466</w:t>
+            </w:r>
+          </w:p>
+        </w:tc>
+      </w:tr>
+      <w:tr>
+        <w:trPr>
+          <w:cnfStyle w:val="000000100000" w:firstRow="0" w:lastRow="0" w:firstColumn="0" w:lastColumn="0" w:oddVBand="0" w:evenVBand="0" w:oddHBand="1" w:evenHBand="0" w:firstRowFirstColumn="0" w:firstRowLastColumn="0" w:lastRowFirstColumn="0" w:lastRowLastColumn="0"/>
+        </w:trPr>
+        <w:tc>
+          <w:tcPr>
+            <w:cnfStyle w:val="001000000000" w:firstRow="0" w:lastRow="0" w:firstColumn="1" w:lastColumn="0" w:oddVBand="0" w:evenVBand="0" w:oddHBand="0" w:evenHBand="0" w:firstRowFirstColumn="0" w:firstRowLastColumn="0" w:lastRowFirstColumn="0" w:lastRowLastColumn="0"/>
+            <w:tcW w:w="2160" w:type="dxa"/>
+          </w:tcPr>
+          <w:p>
+            <w:r>
+              <w:rPr>
+                <w:b w:val="0"/>
+              </w:rPr>
+              <w:t>0.5</w:t>
+            </w:r>
+          </w:p>
+        </w:tc>
+        <w:tc>
+          <w:tcPr>
+            <w:tcW w:w="2160" w:type="dxa"/>
+          </w:tcPr>
+          <w:p>
+            <w:pPr>
+              <w:cnfStyle w:val="000000100000" w:firstRow="0" w:lastRow="0" w:firstColumn="0" w:lastColumn="0" w:oddVBand="0" w:evenVBand="0" w:oddHBand="1" w:evenHBand="0" w:firstRowFirstColumn="0" w:firstRowLastColumn="0" w:lastRowFirstColumn="0" w:lastRowLastColumn="0"/>
+            </w:pPr>
+            <w:r>
+              <w:t>0.752</w:t>
+            </w:r>
+          </w:p>
+        </w:tc>
+        <w:tc>
+          <w:tcPr>
+            <w:tcW w:w="2160" w:type="dxa"/>
+          </w:tcPr>
+          <w:p>
+            <w:pPr>
+              <w:cnfStyle w:val="000000100000" w:firstRow="0" w:lastRow="0" w:firstColumn="0" w:lastColumn="0" w:oddVBand="0" w:evenVBand="0" w:oddHBand="1" w:evenHBand="0" w:firstRowFirstColumn="0" w:firstRowLastColumn="0" w:lastRowFirstColumn="0" w:lastRowLastColumn="0"/>
+            </w:pPr>
+            <w:r>
+              <w:t>0.355</w:t>
+            </w:r>
+          </w:p>
+        </w:tc>
+        <w:tc>
+          <w:tcPr>
+            <w:tcW w:w="2160" w:type="dxa"/>
+          </w:tcPr>
+          <w:p>
+            <w:pPr>
+              <w:cnfStyle w:val="000000100000" w:firstRow="0" w:lastRow="0" w:firstColumn="0" w:lastColumn="0" w:oddVBand="0" w:evenVBand="0" w:oddHBand="1" w:evenHBand="0" w:firstRowFirstColumn="0" w:firstRowLastColumn="0" w:lastRowFirstColumn="0" w:lastRowLastColumn="0"/>
+            </w:pPr>
+            <w:r>
+              <w:t>0.347</w:t>
+            </w:r>
+          </w:p>
+        </w:tc>
+      </w:tr>
+      <w:tr>
+        <w:trPr>
+          <w:cnfStyle w:val="000000010000" w:firstRow="0" w:lastRow="0" w:firstColumn="0" w:lastColumn="0" w:oddVBand="0" w:evenVBand="0" w:oddHBand="0" w:evenHBand="1" w:firstRowFirstColumn="0" w:firstRowLastColumn="0" w:lastRowFirstColumn="0" w:lastRowLastColumn="0"/>
+        </w:trPr>
+        <w:tc>
+          <w:tcPr>
+            <w:cnfStyle w:val="001000000000" w:firstRow="0" w:lastRow="0" w:firstColumn="1" w:lastColumn="0" w:oddVBand="0" w:evenVBand="0" w:oddHBand="0" w:evenHBand="0" w:firstRowFirstColumn="0" w:firstRowLastColumn="0" w:lastRowFirstColumn="0" w:lastRowLastColumn="0"/>
+            <w:tcW w:w="2160" w:type="dxa"/>
+          </w:tcPr>
+          <w:p>
+            <w:r>
+              <w:rPr>
+                <w:b w:val="0"/>
+              </w:rPr>
+              <w:t>0.75</w:t>
+            </w:r>
+          </w:p>
+        </w:tc>
+        <w:tc>
+          <w:tcPr>
+            <w:tcW w:w="2160" w:type="dxa"/>
+          </w:tcPr>
+          <w:p>
+            <w:pPr>
+              <w:cnfStyle w:val="000000010000" w:firstRow="0" w:lastRow="0" w:firstColumn="0" w:lastColumn="0" w:oddVBand="0" w:evenVBand="0" w:oddHBand="0" w:evenHBand="1" w:firstRowFirstColumn="0" w:firstRowLastColumn="0" w:lastRowFirstColumn="0" w:lastRowLastColumn="0"/>
+            </w:pPr>
+            <w:r>
+              <w:t>0.602</w:t>
+            </w:r>
+          </w:p>
+        </w:tc>
+        <w:tc>
+          <w:tcPr>
+            <w:tcW w:w="2160" w:type="dxa"/>
+          </w:tcPr>
+          <w:p>
+            <w:pPr>
+              <w:cnfStyle w:val="000000010000" w:firstRow="0" w:lastRow="0" w:firstColumn="0" w:lastColumn="0" w:oddVBand="0" w:evenVBand="0" w:oddHBand="0" w:evenHBand="1" w:firstRowFirstColumn="0" w:firstRowLastColumn="0" w:lastRowFirstColumn="0" w:lastRowLastColumn="0"/>
+            </w:pPr>
+            <w:r>
+              <w:t>0.212</w:t>
+            </w:r>
+          </w:p>
+        </w:tc>
+        <w:tc>
+          <w:tcPr>
+            <w:tcW w:w="2160" w:type="dxa"/>
+          </w:tcPr>
+          <w:p>
+            <w:pPr>
+              <w:cnfStyle w:val="000000010000" w:firstRow="0" w:lastRow="0" w:firstColumn="0" w:lastColumn="0" w:oddVBand="0" w:evenVBand="0" w:oddHBand="0" w:evenHBand="1" w:firstRowFirstColumn="0" w:firstRowLastColumn="0" w:lastRowFirstColumn="0" w:lastRowLastColumn="0"/>
+            </w:pPr>
+            <w:r>
+              <w:t>0.21</w:t>
+            </w:r>
+          </w:p>
+        </w:tc>
+      </w:tr>
+      <w:tr>
+        <w:trPr>
+          <w:cnfStyle w:val="000000100000" w:firstRow="0" w:lastRow="0" w:firstColumn="0" w:lastColumn="0" w:oddVBand="0" w:evenVBand="0" w:oddHBand="1" w:evenHBand="0" w:firstRowFirstColumn="0" w:firstRowLastColumn="0" w:lastRowFirstColumn="0" w:lastRowLastColumn="0"/>
+        </w:trPr>
+        <w:tc>
+          <w:tcPr>
+            <w:cnfStyle w:val="001000000000" w:firstRow="0" w:lastRow="0" w:firstColumn="1" w:lastColumn="0" w:oddVBand="0" w:evenVBand="0" w:oddHBand="0" w:evenHBand="0" w:firstRowFirstColumn="0" w:firstRowLastColumn="0" w:lastRowFirstColumn="0" w:lastRowLastColumn="0"/>
+            <w:tcW w:w="2160" w:type="dxa"/>
+          </w:tcPr>
+          <w:p>
+            <w:r>
+              <w:rPr>
+                <w:b w:val="0"/>
+              </w:rPr>
+              <w:t>0.9</w:t>
+            </w:r>
+          </w:p>
+        </w:tc>
+        <w:tc>
+          <w:tcPr>
+            <w:tcW w:w="2160" w:type="dxa"/>
+          </w:tcPr>
+          <w:p>
+            <w:pPr>
+              <w:cnfStyle w:val="000000100000" w:firstRow="0" w:lastRow="0" w:firstColumn="0" w:lastColumn="0" w:oddVBand="0" w:evenVBand="0" w:oddHBand="1" w:evenHBand="0" w:firstRowFirstColumn="0" w:firstRowLastColumn="0" w:lastRowFirstColumn="0" w:lastRowLastColumn="0"/>
+            </w:pPr>
+            <w:r>
+              <w:t>0.38</w:t>
+            </w:r>
+          </w:p>
+        </w:tc>
+        <w:tc>
+          <w:tcPr>
+            <w:tcW w:w="2160" w:type="dxa"/>
+          </w:tcPr>
+          <w:p>
+            <w:pPr>
+              <w:cnfStyle w:val="000000100000" w:firstRow="0" w:lastRow="0" w:firstColumn="0" w:lastColumn="0" w:oddVBand="0" w:evenVBand="0" w:oddHBand="1" w:evenHBand="0" w:firstRowFirstColumn="0" w:firstRowLastColumn="0" w:lastRowFirstColumn="0" w:lastRowLastColumn="0"/>
+            </w:pPr>
+            <w:r>
+              <w:t>0.092</w:t>
+            </w:r>
+          </w:p>
+        </w:tc>
+        <w:tc>
+          <w:tcPr>
+            <w:tcW w:w="2160" w:type="dxa"/>
+          </w:tcPr>
+          <w:p>
+            <w:pPr>
+              <w:cnfStyle w:val="000000100000" w:firstRow="0" w:lastRow="0" w:firstColumn="0" w:lastColumn="0" w:oddVBand="0" w:evenVBand="0" w:oddHBand="1" w:evenHBand="0" w:firstRowFirstColumn="0" w:firstRowLastColumn="0" w:lastRowFirstColumn="0" w:lastRowLastColumn="0"/>
+            </w:pPr>
+            <w:r>
+              <w:t>0.092</w:t>
+            </w:r>
+          </w:p>
+        </w:tc>
+      </w:tr>
+    </w:tbl>
+    <w:p/>
+    <w:p>
+      <w:pPr>
+        <w:jc w:val="center"/>
+      </w:pPr>
+      <w:r>
+        <w:rPr>
+          <w:noProof/>
+        </w:rPr>
+        <w:lastRenderedPageBreak/>
+        <w:drawing>
+          <wp:inline distT="0" distB="0" distL="0" distR="0" wp14:anchorId="0F9A7852" wp14:editId="3406AAB2">
+            <wp:extent cx="4680000" cy="3342857"/>
+            <wp:effectExtent l="0" t="0" r="0" b="0"/>
+            <wp:docPr id="7" name="Picture 7"/>
+            <wp:cNvGraphicFramePr>
+              <a:graphicFrameLocks xmlns:a="http://schemas.openxmlformats.org/drawingml/2006/main" noChangeAspect="1"/>
+            </wp:cNvGraphicFramePr>
+            <a:graphic xmlns:a="http://schemas.openxmlformats.org/drawingml/2006/main">
+              <a:graphicData uri="http://schemas.openxmlformats.org/drawingml/2006/picture">
+                <pic:pic xmlns:pic="http://schemas.openxmlformats.org/drawingml/2006/picture">
+                  <pic:nvPicPr>
+                    <pic:cNvPr id="0" name="step7_precision_recall_vs_confidence.png"/>
+                    <pic:cNvPicPr/>
+                  </pic:nvPicPr>
+                  <pic:blipFill>
+                    <a:blip r:embed="rId12"/>
+                    <a:stretch>
+                      <a:fillRect/>
+                    </a:stretch>
+                  </pic:blipFill>
+                  <pic:spPr>
+                    <a:xfrm>
+                      <a:off x="0" y="0"/>
+                      <a:ext cx="4680000" cy="3342857"/>
+                    </a:xfrm>
+                    <a:prstGeom prst="rect">
+                      <a:avLst/>
+                    </a:prstGeom>
+                  </pic:spPr>
+                </pic:pic>
+              </a:graphicData>
+            </a:graphic>
+          </wp:inline>
+        </w:drawing>
+      </w:r>
+    </w:p>
+    <w:p>
+      <w:pPr>
+        <w:jc w:val="center"/>
+      </w:pPr>
+      <w:r>
+        <w:rPr>
+          <w:i/>
+        </w:rPr>
+        <w:t>Рисунок 4 - Залежності Precision = f(c) та Recall = f(c)</w:t>
+      </w:r>
+    </w:p>
+    <w:p>
+      <w:pPr>
+        <w:spacing w:after="120"/>
+        <w:jc w:val="both"/>
+      </w:pPr>
+      <w:r>
+        <w:rPr>
+          <w:sz w:val="28"/>
+        </w:rPr>
+        <w:t>Графік демонструє очікувану закономірність для Recall: зі зростанням порогу c модель залишає дедалі менше детекцій, тому частка реально присутніх об'єктів, які вдається знайти, монотонно спадає (з 0.54 при c=0.1 до 0.09 при c=0.9). Для Precision закономірність складніша: спочатку (c від 0.1 до 0.5) точність зростає, оскільки поріг відсіює найбільш непевні (а отже, часто хибні) детекції. Проте при дуже високих порогах (c = 0.75 і особливо c = 0.9) Precision починає падати - при малій кількості боксів, що залишились, кожна помилкова детекція суттєво знижує частку правильних, а надто жорсткий поріг також відкидає частину правильних детекцій з трохи заниженою (через складні умови на зображенні) впевненістю. Оптимальним компромісом для практичного застосування у цьому експерименті виглядає c ≈ 0.25-0.5, де Precision є максимальною при ще прийнятному рівні Recall.</w:t>
+      </w:r>
+    </w:p>
+    <w:p>
+      <w:pPr>
+        <w:spacing w:before="280" w:after="160"/>
+      </w:pPr>
+      <w:r>
+        <w:rPr>
+          <w:b/>
+          <w:sz w:val="32"/>
+        </w:rPr>
+        <w:t>4.2. Залежність FPS від роздільної здатності зображення</w:t>
+      </w:r>
+    </w:p>
+    <w:p>
+      <w:pPr>
+        <w:spacing w:after="120"/>
+        <w:jc w:val="both"/>
+      </w:pPr>
+      <w:r>
+        <w:rPr>
+          <w:sz w:val="28"/>
+        </w:rPr>
+        <w:t xml:space="preserve">Досліджено швидкодію моделі YOLOv8n (параметр imgsz - розмір довшої сторони зображення, до якого модель масштабує вхід) для роздільних здатностей 320, 480, 640, 960 та 1280 пікселів. Для кожного </w:t>
+      </w:r>
+      <w:r>
+        <w:rPr>
+          <w:sz w:val="28"/>
+        </w:rPr>
+        <w:lastRenderedPageBreak/>
+        <w:t>значення виконано серію повторних inference-проходів (з попереднім "прогрівом" моделі) і обчислено середній FPS:</w:t>
+      </w:r>
+    </w:p>
+    <w:tbl>
+      <w:tblPr>
+        <w:tblStyle w:val="LightGrid-Accent1"/>
+        <w:tblW w:w="0" w:type="auto"/>
+        <w:tblLook w:val="04A0" w:firstRow="1" w:lastRow="0" w:firstColumn="1" w:lastColumn="0" w:noHBand="0" w:noVBand="1"/>
+      </w:tblPr>
+      <w:tblGrid>
+        <w:gridCol w:w="4320"/>
+        <w:gridCol w:w="4320"/>
+      </w:tblGrid>
+      <w:tr>
+        <w:trPr>
+          <w:cnfStyle w:val="100000000000" w:firstRow="1" w:lastRow="0" w:firstColumn="0" w:lastColumn="0" w:oddVBand="0" w:evenVBand="0" w:oddHBand="0" w:evenHBand="0" w:firstRowFirstColumn="0" w:firstRowLastColumn="0" w:lastRowFirstColumn="0" w:lastRowLastColumn="0"/>
+        </w:trPr>
+        <w:tc>
+          <w:tcPr>
+            <w:cnfStyle w:val="001000000000" w:firstRow="0" w:lastRow="0" w:firstColumn="1" w:lastColumn="0" w:oddVBand="0" w:evenVBand="0" w:oddHBand="0" w:evenHBand="0" w:firstRowFirstColumn="0" w:firstRowLastColumn="0" w:lastRowFirstColumn="0" w:lastRowLastColumn="0"/>
+            <w:tcW w:w="4320" w:type="dxa"/>
+          </w:tcPr>
+          <w:p>
+            <w:r>
+              <w:t>imgsz (пікселів)</w:t>
+            </w:r>
+          </w:p>
+        </w:tc>
+        <w:tc>
+          <w:tcPr>
+            <w:tcW w:w="4320" w:type="dxa"/>
+          </w:tcPr>
+          <w:p>
+            <w:pPr>
+              <w:cnfStyle w:val="100000000000" w:firstRow="1" w:lastRow="0" w:firstColumn="0" w:lastColumn="0" w:oddVBand="0" w:evenVBand="0" w:oddHBand="0" w:evenHBand="0" w:firstRowFirstColumn="0" w:firstRowLastColumn="0" w:lastRowFirstColumn="0" w:lastRowLastColumn="0"/>
+            </w:pPr>
+            <w:r>
+              <w:t>FPS</w:t>
+            </w:r>
+          </w:p>
+        </w:tc>
+      </w:tr>
+      <w:tr>
+        <w:trPr>
+          <w:cnfStyle w:val="000000100000" w:firstRow="0" w:lastRow="0" w:firstColumn="0" w:lastColumn="0" w:oddVBand="0" w:evenVBand="0" w:oddHBand="1" w:evenHBand="0" w:firstRowFirstColumn="0" w:firstRowLastColumn="0" w:lastRowFirstColumn="0" w:lastRowLastColumn="0"/>
+        </w:trPr>
+        <w:tc>
+          <w:tcPr>
+            <w:cnfStyle w:val="001000000000" w:firstRow="0" w:lastRow="0" w:firstColumn="1" w:lastColumn="0" w:oddVBand="0" w:evenVBand="0" w:oddHBand="0" w:evenHBand="0" w:firstRowFirstColumn="0" w:firstRowLastColumn="0" w:lastRowFirstColumn="0" w:lastRowLastColumn="0"/>
+            <w:tcW w:w="4320" w:type="dxa"/>
+          </w:tcPr>
+          <w:p>
+            <w:r>
+              <w:rPr>
+                <w:b w:val="0"/>
+              </w:rPr>
+              <w:t>320</w:t>
+            </w:r>
+          </w:p>
+        </w:tc>
+        <w:tc>
+          <w:tcPr>
+            <w:tcW w:w="4320" w:type="dxa"/>
+          </w:tcPr>
+          <w:p>
+            <w:pPr>
+              <w:cnfStyle w:val="000000100000" w:firstRow="0" w:lastRow="0" w:firstColumn="0" w:lastColumn="0" w:oddVBand="0" w:evenVBand="0" w:oddHBand="1" w:evenHBand="0" w:firstRowFirstColumn="0" w:firstRowLastColumn="0" w:lastRowFirstColumn="0" w:lastRowLastColumn="0"/>
+            </w:pPr>
+            <w:r>
+              <w:t>70.9</w:t>
+            </w:r>
+          </w:p>
+        </w:tc>
+      </w:tr>
+      <w:tr>
+        <w:trPr>
+          <w:cnfStyle w:val="000000010000" w:firstRow="0" w:lastRow="0" w:firstColumn="0" w:lastColumn="0" w:oddVBand="0" w:evenVBand="0" w:oddHBand="0" w:evenHBand="1" w:firstRowFirstColumn="0" w:firstRowLastColumn="0" w:lastRowFirstColumn="0" w:lastRowLastColumn="0"/>
+        </w:trPr>
+        <w:tc>
+          <w:tcPr>
+            <w:cnfStyle w:val="001000000000" w:firstRow="0" w:lastRow="0" w:firstColumn="1" w:lastColumn="0" w:oddVBand="0" w:evenVBand="0" w:oddHBand="0" w:evenHBand="0" w:firstRowFirstColumn="0" w:firstRowLastColumn="0" w:lastRowFirstColumn="0" w:lastRowLastColumn="0"/>
+            <w:tcW w:w="4320" w:type="dxa"/>
+          </w:tcPr>
+          <w:p>
+            <w:r>
+              <w:rPr>
+                <w:b w:val="0"/>
+              </w:rPr>
+              <w:t>480</w:t>
+            </w:r>
+          </w:p>
+        </w:tc>
+        <w:tc>
+          <w:tcPr>
+            <w:tcW w:w="4320" w:type="dxa"/>
+          </w:tcPr>
+          <w:p>
+            <w:pPr>
+              <w:cnfStyle w:val="000000010000" w:firstRow="0" w:lastRow="0" w:firstColumn="0" w:lastColumn="0" w:oddVBand="0" w:evenVBand="0" w:oddHBand="0" w:evenHBand="1" w:firstRowFirstColumn="0" w:firstRowLastColumn="0" w:lastRowFirstColumn="0" w:lastRowLastColumn="0"/>
+            </w:pPr>
+            <w:r>
+              <w:t>39.9</w:t>
+            </w:r>
+          </w:p>
+        </w:tc>
+      </w:tr>
+      <w:tr>
+        <w:trPr>
+          <w:cnfStyle w:val="000000100000" w:firstRow="0" w:lastRow="0" w:firstColumn="0" w:lastColumn="0" w:oddVBand="0" w:evenVBand="0" w:oddHBand="1" w:evenHBand="0" w:firstRowFirstColumn="0" w:firstRowLastColumn="0" w:lastRowFirstColumn="0" w:lastRowLastColumn="0"/>
+        </w:trPr>
+        <w:tc>
+          <w:tcPr>
+            <w:cnfStyle w:val="001000000000" w:firstRow="0" w:lastRow="0" w:firstColumn="1" w:lastColumn="0" w:oddVBand="0" w:evenVBand="0" w:oddHBand="0" w:evenHBand="0" w:firstRowFirstColumn="0" w:firstRowLastColumn="0" w:lastRowFirstColumn="0" w:lastRowLastColumn="0"/>
+            <w:tcW w:w="4320" w:type="dxa"/>
+          </w:tcPr>
+          <w:p>
+            <w:r>
+              <w:rPr>
+                <w:b w:val="0"/>
+              </w:rPr>
+              <w:t>640</w:t>
+            </w:r>
+          </w:p>
+        </w:tc>
+        <w:tc>
+          <w:tcPr>
+            <w:tcW w:w="4320" w:type="dxa"/>
+          </w:tcPr>
+          <w:p>
+            <w:pPr>
+              <w:cnfStyle w:val="000000100000" w:firstRow="0" w:lastRow="0" w:firstColumn="0" w:lastColumn="0" w:oddVBand="0" w:evenVBand="0" w:oddHBand="1" w:evenHBand="0" w:firstRowFirstColumn="0" w:firstRowLastColumn="0" w:lastRowFirstColumn="0" w:lastRowLastColumn="0"/>
+            </w:pPr>
+            <w:r>
+              <w:t>25.0</w:t>
+            </w:r>
+          </w:p>
+        </w:tc>
+      </w:tr>
+      <w:tr>
+        <w:trPr>
+          <w:cnfStyle w:val="000000010000" w:firstRow="0" w:lastRow="0" w:firstColumn="0" w:lastColumn="0" w:oddVBand="0" w:evenVBand="0" w:oddHBand="0" w:evenHBand="1" w:firstRowFirstColumn="0" w:firstRowLastColumn="0" w:lastRowFirstColumn="0" w:lastRowLastColumn="0"/>
+        </w:trPr>
+        <w:tc>
+          <w:tcPr>
+            <w:cnfStyle w:val="001000000000" w:firstRow="0" w:lastRow="0" w:firstColumn="1" w:lastColumn="0" w:oddVBand="0" w:evenVBand="0" w:oddHBand="0" w:evenHBand="0" w:firstRowFirstColumn="0" w:firstRowLastColumn="0" w:lastRowFirstColumn="0" w:lastRowLastColumn="0"/>
+            <w:tcW w:w="4320" w:type="dxa"/>
+          </w:tcPr>
+          <w:p>
+            <w:r>
+              <w:rPr>
+                <w:b w:val="0"/>
+              </w:rPr>
+              <w:t>960</w:t>
+            </w:r>
+          </w:p>
+        </w:tc>
+        <w:tc>
+          <w:tcPr>
+            <w:tcW w:w="4320" w:type="dxa"/>
+          </w:tcPr>
+          <w:p>
+            <w:pPr>
+              <w:cnfStyle w:val="000000010000" w:firstRow="0" w:lastRow="0" w:firstColumn="0" w:lastColumn="0" w:oddVBand="0" w:evenVBand="0" w:oddHBand="0" w:evenHBand="1" w:firstRowFirstColumn="0" w:firstRowLastColumn="0" w:lastRowFirstColumn="0" w:lastRowLastColumn="0"/>
+            </w:pPr>
+            <w:r>
+              <w:t>12.8</w:t>
+            </w:r>
+          </w:p>
+        </w:tc>
+      </w:tr>
+      <w:tr>
+        <w:trPr>
+          <w:cnfStyle w:val="000000100000" w:firstRow="0" w:lastRow="0" w:firstColumn="0" w:lastColumn="0" w:oddVBand="0" w:evenVBand="0" w:oddHBand="1" w:evenHBand="0" w:firstRowFirstColumn="0" w:firstRowLastColumn="0" w:lastRowFirstColumn="0" w:lastRowLastColumn="0"/>
+        </w:trPr>
+        <w:tc>
+          <w:tcPr>
+            <w:cnfStyle w:val="001000000000" w:firstRow="0" w:lastRow="0" w:firstColumn="1" w:lastColumn="0" w:oddVBand="0" w:evenVBand="0" w:oddHBand="0" w:evenHBand="0" w:firstRowFirstColumn="0" w:firstRowLastColumn="0" w:lastRowFirstColumn="0" w:lastRowLastColumn="0"/>
+            <w:tcW w:w="4320" w:type="dxa"/>
+          </w:tcPr>
+          <w:p>
+            <w:r>
+              <w:rPr>
+                <w:b w:val="0"/>
+              </w:rPr>
+              <w:t>1280</w:t>
+            </w:r>
+          </w:p>
+        </w:tc>
+        <w:tc>
+          <w:tcPr>
+            <w:tcW w:w="4320" w:type="dxa"/>
+          </w:tcPr>
+          <w:p>
+            <w:pPr>
+              <w:cnfStyle w:val="000000100000" w:firstRow="0" w:lastRow="0" w:firstColumn="0" w:lastColumn="0" w:oddVBand="0" w:evenVBand="0" w:oddHBand="1" w:evenHBand="0" w:firstRowFirstColumn="0" w:firstRowLastColumn="0" w:lastRowFirstColumn="0" w:lastRowLastColumn="0"/>
+            </w:pPr>
+            <w:r>
+              <w:t>7.1</w:t>
+            </w:r>
+          </w:p>
+        </w:tc>
+      </w:tr>
+    </w:tbl>
+    <w:p/>
+    <w:p>
+      <w:pPr>
+        <w:jc w:val="center"/>
+      </w:pPr>
+      <w:r>
+        <w:rPr>
+          <w:noProof/>
+        </w:rPr>
+        <w:drawing>
+          <wp:inline distT="0" distB="0" distL="0" distR="0" wp14:anchorId="7ECF3E62" wp14:editId="6F993FFE">
+            <wp:extent cx="4680000" cy="3342857"/>
+            <wp:effectExtent l="0" t="0" r="0" b="0"/>
+            <wp:docPr id="8" name="Picture 8"/>
+            <wp:cNvGraphicFramePr>
+              <a:graphicFrameLocks xmlns:a="http://schemas.openxmlformats.org/drawingml/2006/main" noChangeAspect="1"/>
+            </wp:cNvGraphicFramePr>
+            <a:graphic xmlns:a="http://schemas.openxmlformats.org/drawingml/2006/main">
+              <a:graphicData uri="http://schemas.openxmlformats.org/drawingml/2006/picture">
+                <pic:pic xmlns:pic="http://schemas.openxmlformats.org/drawingml/2006/picture">
+                  <pic:nvPicPr>
+                    <pic:cNvPr id="0" name="step8_fps_vs_resolution.png"/>
+                    <pic:cNvPicPr/>
+                  </pic:nvPicPr>
+                  <pic:blipFill>
+                    <a:blip r:embed="rId13"/>
+                    <a:stretch>
+                      <a:fillRect/>
+                    </a:stretch>
+                  </pic:blipFill>
+                  <pic:spPr>
+                    <a:xfrm>
+                      <a:off x="0" y="0"/>
+                      <a:ext cx="4680000" cy="3342857"/>
+                    </a:xfrm>
+                    <a:prstGeom prst="rect">
+                      <a:avLst/>
+                    </a:prstGeom>
+                  </pic:spPr>
+                </pic:pic>
+              </a:graphicData>
+            </a:graphic>
+          </wp:inline>
+        </w:drawing>
+      </w:r>
+    </w:p>
+    <w:p>
+      <w:pPr>
+        <w:jc w:val="center"/>
+      </w:pPr>
+      <w:r>
+        <w:rPr>
+          <w:i/>
+        </w:rPr>
+        <w:t>Рисунок 5 - Залежність FPS від роздільної здатності зображення</w:t>
+      </w:r>
+    </w:p>
+    <w:p>
+      <w:pPr>
+        <w:spacing w:after="120"/>
+        <w:jc w:val="both"/>
+      </w:pPr>
+      <w:r>
+        <w:rPr>
+          <w:sz w:val="28"/>
+        </w:rPr>
+        <w:t xml:space="preserve">Швидкодія монотонно спадає зі зростанням роздільної здатності: від 70.9 FPS при 320 пікселях до 7.1 FPS при 1280 пікселях - приблизно у 10.0 раза повільніше. Це очікувано, оскільки кількість обчислень згорткової мережі зростає приблизно пропорційно площі вхідного зображення (тобто квадрату лінійного розміру). Водночас вища роздільна здатність, як правило, дає точнішу детекцію дрібних об'єктів (більше деталей залишається у зображенні після масштабування), тому вибір imgsz на практиці є компромісом між швидкодією та точністю: для систем реального часу з обмеженими обчислювальними ресурсами </w:t>
+      </w:r>
+      <w:r>
+        <w:rPr>
+          <w:sz w:val="28"/>
+        </w:rPr>
+        <w:lastRenderedPageBreak/>
+        <w:t>доцільно використовувати менші значення (320-640), а для офлайн-аналізу, де точність важливіша за швидкодію, - більші (960-1280).</w:t>
+      </w:r>
+    </w:p>
+    <w:p>
+      <w:pPr>
+        <w:spacing w:before="280" w:after="160"/>
+      </w:pPr>
+      <w:r>
+        <w:rPr>
+          <w:b/>
+          <w:sz w:val="32"/>
+        </w:rPr>
+        <w:t>4.3. Порівняння моделей YOLOv8n (nano) та YOLOv8s (small)</w:t>
+      </w:r>
+    </w:p>
+    <w:p>
+      <w:pPr>
+        <w:spacing w:after="120"/>
+        <w:jc w:val="both"/>
+      </w:pPr>
+      <w:r>
+        <w:rPr>
+          <w:sz w:val="28"/>
+        </w:rPr>
+        <w:t>У рамках розширеного дослідження порівняно дві моделі родини YOLOv8 різного розміру за принципом Accuracy ↔ Speed: YOLOv8n (nano, найменша) та YOLOv8s (small, більша). Для кожної моделі виміряно кількість параметрів, метрики Precision/Recall/mAP на наборі coco128 та FPS при imgsz = 640:</w:t>
+      </w:r>
+    </w:p>
+    <w:tbl>
+      <w:tblPr>
+        <w:tblStyle w:val="LightGrid-Accent1"/>
+        <w:tblW w:w="0" w:type="auto"/>
+        <w:tblLook w:val="04A0" w:firstRow="1" w:lastRow="0" w:firstColumn="1" w:lastColumn="0" w:noHBand="0" w:noVBand="1"/>
+      </w:tblPr>
+      <w:tblGrid>
+        <w:gridCol w:w="1243"/>
+        <w:gridCol w:w="1494"/>
+        <w:gridCol w:w="1231"/>
+        <w:gridCol w:w="1221"/>
+        <w:gridCol w:w="1225"/>
+        <w:gridCol w:w="1228"/>
+        <w:gridCol w:w="1214"/>
+      </w:tblGrid>
+      <w:tr>
+        <w:trPr>
+          <w:cnfStyle w:val="100000000000" w:firstRow="1" w:lastRow="0" w:firstColumn="0" w:lastColumn="0" w:oddVBand="0" w:evenVBand="0" w:oddHBand="0" w:evenHBand="0" w:firstRowFirstColumn="0" w:firstRowLastColumn="0" w:lastRowFirstColumn="0" w:lastRowLastColumn="0"/>
+        </w:trPr>
+        <w:tc>
+          <w:tcPr>
+            <w:cnfStyle w:val="001000000000" w:firstRow="0" w:lastRow="0" w:firstColumn="1" w:lastColumn="0" w:oddVBand="0" w:evenVBand="0" w:oddHBand="0" w:evenHBand="0" w:firstRowFirstColumn="0" w:firstRowLastColumn="0" w:lastRowFirstColumn="0" w:lastRowLastColumn="0"/>
+            <w:tcW w:w="1234" w:type="dxa"/>
+          </w:tcPr>
+          <w:p>
+            <w:r>
+              <w:t>Модель</w:t>
+            </w:r>
+          </w:p>
+        </w:tc>
+        <w:tc>
+          <w:tcPr>
+            <w:tcW w:w="1234" w:type="dxa"/>
+          </w:tcPr>
+          <w:p>
+            <w:pPr>
+              <w:cnfStyle w:val="100000000000" w:firstRow="1" w:lastRow="0" w:firstColumn="0" w:lastColumn="0" w:oddVBand="0" w:evenVBand="0" w:oddHBand="0" w:evenHBand="0" w:firstRowFirstColumn="0" w:firstRowLastColumn="0" w:lastRowFirstColumn="0" w:lastRowLastColumn="0"/>
+            </w:pPr>
+            <w:r>
+              <w:t>Параметрів</w:t>
+            </w:r>
+          </w:p>
+        </w:tc>
+        <w:tc>
+          <w:tcPr>
+            <w:tcW w:w="1234" w:type="dxa"/>
+          </w:tcPr>
+          <w:p>
+            <w:pPr>
+              <w:cnfStyle w:val="100000000000" w:firstRow="1" w:lastRow="0" w:firstColumn="0" w:lastColumn="0" w:oddVBand="0" w:evenVBand="0" w:oddHBand="0" w:evenHBand="0" w:firstRowFirstColumn="0" w:firstRowLastColumn="0" w:lastRowFirstColumn="0" w:lastRowLastColumn="0"/>
+            </w:pPr>
+            <w:r>
+              <w:t>Precision</w:t>
+            </w:r>
+          </w:p>
+        </w:tc>
+        <w:tc>
+          <w:tcPr>
+            <w:tcW w:w="1234" w:type="dxa"/>
+          </w:tcPr>
+          <w:p>
+            <w:pPr>
+              <w:cnfStyle w:val="100000000000" w:firstRow="1" w:lastRow="0" w:firstColumn="0" w:lastColumn="0" w:oddVBand="0" w:evenVBand="0" w:oddHBand="0" w:evenHBand="0" w:firstRowFirstColumn="0" w:firstRowLastColumn="0" w:lastRowFirstColumn="0" w:lastRowLastColumn="0"/>
+            </w:pPr>
+            <w:r>
+              <w:t>Recall</w:t>
+            </w:r>
+          </w:p>
+        </w:tc>
+        <w:tc>
+          <w:tcPr>
+            <w:tcW w:w="1234" w:type="dxa"/>
+          </w:tcPr>
+          <w:p>
+            <w:pPr>
+              <w:cnfStyle w:val="100000000000" w:firstRow="1" w:lastRow="0" w:firstColumn="0" w:lastColumn="0" w:oddVBand="0" w:evenVBand="0" w:oddHBand="0" w:evenHBand="0" w:firstRowFirstColumn="0" w:firstRowLastColumn="0" w:lastRowFirstColumn="0" w:lastRowLastColumn="0"/>
+            </w:pPr>
+            <w:r>
+              <w:t>mAP50</w:t>
+            </w:r>
+          </w:p>
+        </w:tc>
+        <w:tc>
+          <w:tcPr>
+            <w:tcW w:w="1234" w:type="dxa"/>
+          </w:tcPr>
+          <w:p>
+            <w:pPr>
+              <w:cnfStyle w:val="100000000000" w:firstRow="1" w:lastRow="0" w:firstColumn="0" w:lastColumn="0" w:oddVBand="0" w:evenVBand="0" w:oddHBand="0" w:evenHBand="0" w:firstRowFirstColumn="0" w:firstRowLastColumn="0" w:lastRowFirstColumn="0" w:lastRowLastColumn="0"/>
+            </w:pPr>
+            <w:r>
+              <w:t>mAP50-95</w:t>
+            </w:r>
+          </w:p>
+        </w:tc>
+        <w:tc>
+          <w:tcPr>
+            <w:tcW w:w="1234" w:type="dxa"/>
+          </w:tcPr>
+          <w:p>
+            <w:pPr>
+              <w:cnfStyle w:val="100000000000" w:firstRow="1" w:lastRow="0" w:firstColumn="0" w:lastColumn="0" w:oddVBand="0" w:evenVBand="0" w:oddHBand="0" w:evenHBand="0" w:firstRowFirstColumn="0" w:firstRowLastColumn="0" w:lastRowFirstColumn="0" w:lastRowLastColumn="0"/>
+            </w:pPr>
+            <w:r>
+              <w:t>FPS</w:t>
+            </w:r>
+          </w:p>
+        </w:tc>
+      </w:tr>
+      <w:tr>
+        <w:trPr>
+          <w:cnfStyle w:val="000000100000" w:firstRow="0" w:lastRow="0" w:firstColumn="0" w:lastColumn="0" w:oddVBand="0" w:evenVBand="0" w:oddHBand="1" w:evenHBand="0" w:firstRowFirstColumn="0" w:firstRowLastColumn="0" w:lastRowFirstColumn="0" w:lastRowLastColumn="0"/>
+        </w:trPr>
+        <w:tc>
+          <w:tcPr>
+            <w:cnfStyle w:val="001000000000" w:firstRow="0" w:lastRow="0" w:firstColumn="1" w:lastColumn="0" w:oddVBand="0" w:evenVBand="0" w:oddHBand="0" w:evenHBand="0" w:firstRowFirstColumn="0" w:firstRowLastColumn="0" w:lastRowFirstColumn="0" w:lastRowLastColumn="0"/>
+            <w:tcW w:w="1234" w:type="dxa"/>
+          </w:tcPr>
+          <w:p>
+            <w:r>
+              <w:rPr>
+                <w:b w:val="0"/>
+              </w:rPr>
+              <w:t>YOLOv8n</w:t>
+            </w:r>
+          </w:p>
+        </w:tc>
+        <w:tc>
+          <w:tcPr>
+            <w:tcW w:w="1234" w:type="dxa"/>
+          </w:tcPr>
+          <w:p>
+            <w:pPr>
+              <w:cnfStyle w:val="000000100000" w:firstRow="0" w:lastRow="0" w:firstColumn="0" w:lastColumn="0" w:oddVBand="0" w:evenVBand="0" w:oddHBand="1" w:evenHBand="0" w:firstRowFirstColumn="0" w:firstRowLastColumn="0" w:lastRowFirstColumn="0" w:lastRowLastColumn="0"/>
+            </w:pPr>
+            <w:r>
+              <w:t>3,157,200</w:t>
+            </w:r>
+          </w:p>
+        </w:tc>
+        <w:tc>
+          <w:tcPr>
+            <w:tcW w:w="1234" w:type="dxa"/>
+          </w:tcPr>
+          <w:p>
+            <w:pPr>
+              <w:cnfStyle w:val="000000100000" w:firstRow="0" w:lastRow="0" w:firstColumn="0" w:lastColumn="0" w:oddVBand="0" w:evenVBand="0" w:oddHBand="1" w:evenHBand="0" w:firstRowFirstColumn="0" w:firstRowLastColumn="0" w:lastRowFirstColumn="0" w:lastRowLastColumn="0"/>
+            </w:pPr>
+            <w:r>
+              <w:t>0.64</w:t>
+            </w:r>
+          </w:p>
+        </w:tc>
+        <w:tc>
+          <w:tcPr>
+            <w:tcW w:w="1234" w:type="dxa"/>
+          </w:tcPr>
+          <w:p>
+            <w:pPr>
+              <w:cnfStyle w:val="000000100000" w:firstRow="0" w:lastRow="0" w:firstColumn="0" w:lastColumn="0" w:oddVBand="0" w:evenVBand="0" w:oddHBand="1" w:evenHBand="0" w:firstRowFirstColumn="0" w:firstRowLastColumn="0" w:lastRowFirstColumn="0" w:lastRowLastColumn="0"/>
+            </w:pPr>
+            <w:r>
+              <w:t>0.537</w:t>
+            </w:r>
+          </w:p>
+        </w:tc>
+        <w:tc>
+          <w:tcPr>
+            <w:tcW w:w="1234" w:type="dxa"/>
+          </w:tcPr>
+          <w:p>
+            <w:pPr>
+              <w:cnfStyle w:val="000000100000" w:firstRow="0" w:lastRow="0" w:firstColumn="0" w:lastColumn="0" w:oddVBand="0" w:evenVBand="0" w:oddHBand="1" w:evenHBand="0" w:firstRowFirstColumn="0" w:firstRowLastColumn="0" w:lastRowFirstColumn="0" w:lastRowLastColumn="0"/>
+            </w:pPr>
+            <w:r>
+              <w:t>0.603</w:t>
+            </w:r>
+          </w:p>
+        </w:tc>
+        <w:tc>
+          <w:tcPr>
+            <w:tcW w:w="1234" w:type="dxa"/>
+          </w:tcPr>
+          <w:p>
+            <w:pPr>
+              <w:cnfStyle w:val="000000100000" w:firstRow="0" w:lastRow="0" w:firstColumn="0" w:lastColumn="0" w:oddVBand="0" w:evenVBand="0" w:oddHBand="1" w:evenHBand="0" w:firstRowFirstColumn="0" w:firstRowLastColumn="0" w:lastRowFirstColumn="0" w:lastRowLastColumn="0"/>
+            </w:pPr>
+            <w:r>
+              <w:t>0.444</w:t>
+            </w:r>
+          </w:p>
+        </w:tc>
+        <w:tc>
+          <w:tcPr>
+            <w:tcW w:w="1234" w:type="dxa"/>
+          </w:tcPr>
+          <w:p>
+            <w:pPr>
+              <w:cnfStyle w:val="000000100000" w:firstRow="0" w:lastRow="0" w:firstColumn="0" w:lastColumn="0" w:oddVBand="0" w:evenVBand="0" w:oddHBand="1" w:evenHBand="0" w:firstRowFirstColumn="0" w:firstRowLastColumn="0" w:lastRowFirstColumn="0" w:lastRowLastColumn="0"/>
+            </w:pPr>
+            <w:r>
+              <w:t>10.2</w:t>
+            </w:r>
+          </w:p>
+        </w:tc>
+      </w:tr>
+      <w:tr>
+        <w:trPr>
+          <w:cnfStyle w:val="000000010000" w:firstRow="0" w:lastRow="0" w:firstColumn="0" w:lastColumn="0" w:oddVBand="0" w:evenVBand="0" w:oddHBand="0" w:evenHBand="1" w:firstRowFirstColumn="0" w:firstRowLastColumn="0" w:lastRowFirstColumn="0" w:lastRowLastColumn="0"/>
+        </w:trPr>
+        <w:tc>
+          <w:tcPr>
+            <w:cnfStyle w:val="001000000000" w:firstRow="0" w:lastRow="0" w:firstColumn="1" w:lastColumn="0" w:oddVBand="0" w:evenVBand="0" w:oddHBand="0" w:evenHBand="0" w:firstRowFirstColumn="0" w:firstRowLastColumn="0" w:lastRowFirstColumn="0" w:lastRowLastColumn="0"/>
+            <w:tcW w:w="1234" w:type="dxa"/>
+          </w:tcPr>
+          <w:p>
+            <w:r>
+              <w:rPr>
+                <w:b w:val="0"/>
+              </w:rPr>
+              <w:t>YOLOv8s</w:t>
+            </w:r>
+          </w:p>
+        </w:tc>
+        <w:tc>
+          <w:tcPr>
+            <w:tcW w:w="1234" w:type="dxa"/>
+          </w:tcPr>
+          <w:p>
+            <w:pPr>
+              <w:cnfStyle w:val="000000010000" w:firstRow="0" w:lastRow="0" w:firstColumn="0" w:lastColumn="0" w:oddVBand="0" w:evenVBand="0" w:oddHBand="0" w:evenHBand="1" w:firstRowFirstColumn="0" w:firstRowLastColumn="0" w:lastRowFirstColumn="0" w:lastRowLastColumn="0"/>
+            </w:pPr>
+            <w:r>
+              <w:t>11,166,560</w:t>
+            </w:r>
+          </w:p>
+        </w:tc>
+        <w:tc>
+          <w:tcPr>
+            <w:tcW w:w="1234" w:type="dxa"/>
+          </w:tcPr>
+          <w:p>
+            <w:pPr>
+              <w:cnfStyle w:val="000000010000" w:firstRow="0" w:lastRow="0" w:firstColumn="0" w:lastColumn="0" w:oddVBand="0" w:evenVBand="0" w:oddHBand="0" w:evenHBand="1" w:firstRowFirstColumn="0" w:firstRowLastColumn="0" w:lastRowFirstColumn="0" w:lastRowLastColumn="0"/>
+            </w:pPr>
+            <w:r>
+              <w:t>0.797</w:t>
+            </w:r>
+          </w:p>
+        </w:tc>
+        <w:tc>
+          <w:tcPr>
+            <w:tcW w:w="1234" w:type="dxa"/>
+          </w:tcPr>
+          <w:p>
+            <w:pPr>
+              <w:cnfStyle w:val="000000010000" w:firstRow="0" w:lastRow="0" w:firstColumn="0" w:lastColumn="0" w:oddVBand="0" w:evenVBand="0" w:oddHBand="0" w:evenHBand="1" w:firstRowFirstColumn="0" w:firstRowLastColumn="0" w:lastRowFirstColumn="0" w:lastRowLastColumn="0"/>
+            </w:pPr>
+            <w:r>
+              <w:t>0.664</w:t>
+            </w:r>
+          </w:p>
+        </w:tc>
+        <w:tc>
+          <w:tcPr>
+            <w:tcW w:w="1234" w:type="dxa"/>
+          </w:tcPr>
+          <w:p>
+            <w:pPr>
+              <w:cnfStyle w:val="000000010000" w:firstRow="0" w:lastRow="0" w:firstColumn="0" w:lastColumn="0" w:oddVBand="0" w:evenVBand="0" w:oddHBand="0" w:evenHBand="1" w:firstRowFirstColumn="0" w:firstRowLastColumn="0" w:lastRowFirstColumn="0" w:lastRowLastColumn="0"/>
+            </w:pPr>
+            <w:r>
+              <w:t>0.758</w:t>
+            </w:r>
+          </w:p>
+        </w:tc>
+        <w:tc>
+          <w:tcPr>
+            <w:tcW w:w="1234" w:type="dxa"/>
+          </w:tcPr>
+          <w:p>
+            <w:pPr>
+              <w:cnfStyle w:val="000000010000" w:firstRow="0" w:lastRow="0" w:firstColumn="0" w:lastColumn="0" w:oddVBand="0" w:evenVBand="0" w:oddHBand="0" w:evenHBand="1" w:firstRowFirstColumn="0" w:firstRowLastColumn="0" w:lastRowFirstColumn="0" w:lastRowLastColumn="0"/>
+            </w:pPr>
+            <w:r>
+              <w:t>0.586</w:t>
+            </w:r>
+          </w:p>
+        </w:tc>
+        <w:tc>
+          <w:tcPr>
+            <w:tcW w:w="1234" w:type="dxa"/>
+          </w:tcPr>
+          <w:p>
+            <w:pPr>
+              <w:cnfStyle w:val="000000010000" w:firstRow="0" w:lastRow="0" w:firstColumn="0" w:lastColumn="0" w:oddVBand="0" w:evenVBand="0" w:oddHBand="0" w:evenHBand="1" w:firstRowFirstColumn="0" w:firstRowLastColumn="0" w:lastRowFirstColumn="0" w:lastRowLastColumn="0"/>
+            </w:pPr>
+            <w:r>
+              <w:t>12.7</w:t>
+            </w:r>
+          </w:p>
+        </w:tc>
+      </w:tr>
+    </w:tbl>
+    <w:p/>
+    <w:p>
+      <w:pPr>
+        <w:spacing w:after="120"/>
+        <w:jc w:val="both"/>
+      </w:pPr>
+      <w:r>
+        <w:rPr>
+          <w:sz w:val="28"/>
+        </w:rPr>
+        <w:t>Модель YOLOv8s містить приблизно у 3.5 раза більше параметрів, ніж YOLOv8n, і демонструє помітно вищу точність: mAP50 зростає з 0.603 до 0.758 (приріст 26%), а mAP50-95 - з 0.444 до 0.586. Це підтверджує теоретичний компроміс Accuracy ↔ Speed для моделей глибокого навчання: більша модель з більшою кількістю параметрів здатна вивчити складніші закономірності й точніше локалізувати та класифікувати об'єкти. У проведеному вимірюванні на CPU різниця у FPS між моделями виявилась незначною і частково перебувала в межах похибки вимірювання (короткі серії по 10 проходів на процесорі без апаратного прискорення GPU), проте загальна тенденція (YOLOv8s вимагає суттєво більше обчислень - GFLOPs) означає, що на практиці, особливо на GPU або в умовах великого навантаження, nano-версія забезпечує помітно вищу пропускну здатність. Тому вибір моделі залежить від застосування: для вбудованих систем реального часу (дрони, мобільні пристрої, edge-пристрої) доцільніша YOLOv8n, а для задач, де критична точність і є доступні обчислювальні ресурси (аналітика відео постфактум, медичні зображення), - YOLOv8s або більші моделі.</w:t>
+      </w:r>
+    </w:p>
+    <w:p>
+      <w:pPr>
+        <w:spacing w:before="280" w:after="160"/>
+      </w:pPr>
+      <w:r>
+        <w:rPr>
+          <w:b/>
+          <w:sz w:val="36"/>
+        </w:rPr>
+        <w:lastRenderedPageBreak/>
+        <w:t>5. Відповіді на дослідницькі питання</w:t>
+      </w:r>
+    </w:p>
+    <w:p>
+      <w:pPr>
+        <w:spacing w:after="120"/>
+      </w:pPr>
+      <w:r>
+        <w:rPr>
+          <w:b/>
+          <w:sz w:val="28"/>
+        </w:rPr>
+        <w:t>Як confidence threshold впливає на precision та recall?</w:t>
+      </w:r>
+    </w:p>
+    <w:p>
+      <w:pPr>
+        <w:spacing w:after="120"/>
+        <w:jc w:val="both"/>
+      </w:pPr>
+      <w:r>
+        <w:rPr>
+          <w:sz w:val="28"/>
+        </w:rPr>
+        <w:t>Recall монотонно спадає зі зростанням порогу - модель відкидає дедалі більше реальних об'єктів з невисокою впевненістю. Precision спочатку зростає (відсіюються переважно хибні детекції з низькою впевненістю), досягає максимуму в районі c ≈ 0.5, а потім починає спадати, оскільки при дуже жорсткому порозі залишається дуже мало детекцій і кожна помилка має непропорційно великий вплив на частку правильних.</w:t>
+      </w:r>
+    </w:p>
+    <w:p>
+      <w:pPr>
+        <w:spacing w:after="120"/>
+      </w:pPr>
+      <w:r>
+        <w:rPr>
+          <w:b/>
+          <w:sz w:val="28"/>
+        </w:rPr>
+        <w:t>Яке співвідношення точність/швидкодія є оптимальним для практичного застосування?</w:t>
+      </w:r>
+    </w:p>
+    <w:p>
+      <w:pPr>
+        <w:spacing w:after="120"/>
+        <w:jc w:val="both"/>
+      </w:pPr>
+      <w:r>
+        <w:rPr>
+          <w:sz w:val="28"/>
+        </w:rPr>
+        <w:t>За результатами дослідження оптимальним для більшості практичних застосувань є confidence threshold у діапазоні 0.25-0.5 (баланс Precision і Recall) та роздільна здатність 640 пікселів (стандартне значення YOLOv8, при якому FPS ще залишається прийнятним для реального часу, а точність - достатньою для більшості задач). Якщо пріоритетна швидкодія (наприклад, вбудовані системи) - варто обрати меншу модель (nano) і меншу роздільну здатність (320-480); якщо пріоритетна точність (офлайн-аналіз) - більшу модель (small і вище) і більшу роздільну здатність (960-1280).</w:t>
+      </w:r>
+    </w:p>
+    <w:p>
+      <w:pPr>
+        <w:spacing w:after="120"/>
+      </w:pPr>
+      <w:r>
+        <w:rPr>
+          <w:b/>
+          <w:sz w:val="28"/>
+        </w:rPr>
+        <w:t>Як роздільна здатність зображення впливає на mAP та швидкодію?</w:t>
+      </w:r>
+    </w:p>
+    <w:p>
+      <w:pPr>
+        <w:spacing w:after="120"/>
+        <w:jc w:val="both"/>
+      </w:pPr>
+      <w:r>
+        <w:rPr>
+          <w:sz w:val="28"/>
+        </w:rPr>
+        <w:t>Швидкодія (FPS) обернено пропорційна приблизно квадрату роздільної здатності зображення, оскільки кількість обчислень згорткової мережі зростає пропорційно площі вхідного зображення - це підтверджено експериментально (розділ 4.2). Щодо точності: вища роздільна здатність зазвичай підвищує mAP, особливо для дрібних об'єктів, оскільки менше деталей втрачається при масштабуванні зображення до входу мережі; надто низька роздільна здатність (320 і менше) може суттєво знижувати здатність моделі виявляти дрібні або віддалені об'єкти.</w:t>
+      </w:r>
+    </w:p>
+    <w:p>
+      <w:pPr>
+        <w:spacing w:after="120"/>
+      </w:pPr>
+      <w:r>
+        <w:rPr>
+          <w:b/>
+          <w:sz w:val="28"/>
+        </w:rPr>
+        <w:t>Які класи об'єктів детектуються найгірше і чому?</w:t>
+      </w:r>
+    </w:p>
+    <w:p>
+      <w:pPr>
+        <w:spacing w:after="120"/>
+        <w:jc w:val="both"/>
+      </w:pPr>
+      <w:r>
+        <w:rPr>
+          <w:sz w:val="28"/>
+        </w:rPr>
+        <w:t xml:space="preserve">У проведеному експерименті на наборі coco128 найгірше детектуються класи cell phone, mouse, banana, handbag, sink - дрібні об'єкти складної, </w:t>
+      </w:r>
+      <w:r>
+        <w:rPr>
+          <w:sz w:val="28"/>
+        </w:rPr>
+        <w:lastRenderedPageBreak/>
+        <w:t>варіативної форми, які часто частково перекриваються іншими об'єктами (наприклад, телефон чи миша в руці людини або на захаращеному столі) і представлені малою кількістю прикладів у невеликому наборі даних. Найкраще детектуються класи pizza, orange, skis, zebra, bear - об'єкти з характерною формою, кольором чи текстурою, які легко відрізнити від фону і рідко бувають частково закритими іншими об'єктами.</w:t>
+      </w:r>
+    </w:p>
+    <w:p>
+      <w:pPr>
+        <w:spacing w:before="280" w:after="160"/>
+      </w:pPr>
+      <w:r>
+        <w:rPr>
+          <w:b/>
+          <w:sz w:val="36"/>
+        </w:rPr>
+        <w:t>6. Висновок</w:t>
+      </w:r>
+    </w:p>
+    <w:p>
+      <w:pPr>
+        <w:spacing w:after="120"/>
+        <w:jc w:val="both"/>
+        <w:rPr>
+          <w:sz w:val="28"/>
+          <w:lang w:val="uk-UA"/>
+        </w:rPr>
+      </w:pPr>
+      <w:r>
+        <w:rPr>
+          <w:sz w:val="28"/>
+        </w:rPr>
+        <w:t>У ході виконання лабораторної роботи досліджено сучасний алгоритм детекції об'єктів YOLO (на прикладі YOLOv8): виконано inference попередньо навченої моделі на статичному зображенні та синтетичному відеопотоці, реалізовано власні функції обчислення IoU та Non-Maximum Suppression, обчислено Precision, Recall і mAP на розміченому наборі даних coco128. Дослідницька частина показала, що між Precision і Recall існує компроміс, який регулюється порогом confidence threshold, а між точністю та швидкодією моделі - компроміс, який регулюється як розміром самої моделі (nano проти small), так і роздільною здатністю вхідного зображення. Отримані результати відповідають теоретичним очікуванням і загальновідомим властивостям одноетапних детекторів об'єктів: більші моделі та вища роздільна здатність підвищують точність ціною швидкодії, а вибір оптимальних параметрів (confidence threshold, розмір моделі, роздільна здатність) залежить від конкретного практичного застосування та наявних обчислювальних ресурсів.</w:t>
+      </w:r>
+    </w:p>
+    <w:p>
+      <w:pPr>
+        <w:spacing w:before="280" w:after="160"/>
+        <w:rPr>
+          <w:b/>
+          <w:sz w:val="36"/>
+          <w:lang w:val="uk-UA"/>
+        </w:rPr>
+      </w:pPr>
+      <w:r>
+        <w:rPr>
+          <w:b/>
+          <w:sz w:val="36"/>
+          <w:lang w:val="uk-UA"/>
+        </w:rPr>
+        <w:t>7</w:t>
+      </w:r>
+      <w:r>
+        <w:rPr>
+          <w:b/>
+          <w:sz w:val="36"/>
+        </w:rPr>
+        <w:t xml:space="preserve">. </w:t>
+      </w:r>
+      <w:r>
+        <w:rPr>
+          <w:b/>
+          <w:sz w:val="36"/>
+          <w:lang w:val="uk-UA"/>
+        </w:rPr>
+        <w:t>Лістинг</w:t>
+      </w:r>
+    </w:p>
+    <w:p>
+      <w:pPr>
+        <w:spacing w:after="120"/>
+        <w:jc w:val="both"/>
+        <w:rPr>
+          <w:lang w:val="uk-UA"/>
+        </w:rPr>
+      </w:pPr>
+      <w:r>
+        <w:rPr>
+          <w:lang w:val="uk-UA"/>
+        </w:rPr>
+        <w:t>(.venv) (base) maksymkhodakov@MacBook-Air-Maksym MultimediaLab5 % python3.11 -m venv .venv311</w:t>
+      </w:r>
+    </w:p>
+    <w:p>
+      <w:pPr>
+        <w:spacing w:after="120"/>
+        <w:jc w:val="both"/>
+        <w:rPr>
+          <w:lang w:val="uk-UA"/>
+        </w:rPr>
+      </w:pPr>
+      <w:r>
+        <w:rPr>
+          <w:lang w:val="uk-UA"/>
+        </w:rPr>
+        <w:t>(.venv) (base) maksymkhodakov@MacBook-Air-Maksym MultimediaLab5 % source .venv311/bin/activate</w:t>
+      </w:r>
+    </w:p>
+    <w:p>
+      <w:pPr>
+        <w:spacing w:after="120"/>
+        <w:jc w:val="both"/>
+        <w:rPr>
+          <w:lang w:val="uk-UA"/>
+        </w:rPr>
+      </w:pPr>
+      <w:r>
+        <w:rPr>
+          <w:lang w:val="uk-UA"/>
+        </w:rPr>
+        <w:t>(.venv311) (base) maksymkhodakov@MacBook-Air-Maksym MultimediaLab5 % pip install -r requirements.txt</w:t>
+      </w:r>
+    </w:p>
+    <w:p>
+      <w:pPr>
+        <w:spacing w:after="120"/>
+        <w:jc w:val="both"/>
+        <w:rPr>
+          <w:lang w:val="uk-UA"/>
+        </w:rPr>
+      </w:pPr>
+      <w:r>
+        <w:rPr>
+          <w:lang w:val="uk-UA"/>
+        </w:rPr>
+        <w:lastRenderedPageBreak/>
+        <w:t>Requirement already satisfied: ultralytics&gt;=8.4 in ./.venv311/lib/python3.11/site-packages (from -r requirements.txt (line 1)) (8.4.155)</w:t>
+      </w:r>
+    </w:p>
+    <w:p>
+      <w:pPr>
+        <w:spacing w:after="120"/>
+        <w:jc w:val="both"/>
+        <w:rPr>
+          <w:lang w:val="uk-UA"/>
+        </w:rPr>
+      </w:pPr>
+      <w:r>
+        <w:rPr>
+          <w:lang w:val="uk-UA"/>
+        </w:rPr>
+        <w:t>Requirement already satisfied: opencv-python&gt;=4.9 in ./.venv311/lib/python3.11/site-packages (from -r requirements.txt (line 2)) (5.0.0.93)</w:t>
+      </w:r>
+    </w:p>
+    <w:p>
+      <w:pPr>
+        <w:spacing w:after="120"/>
+        <w:jc w:val="both"/>
+        <w:rPr>
+          <w:lang w:val="uk-UA"/>
+        </w:rPr>
+      </w:pPr>
+      <w:r>
+        <w:rPr>
+          <w:lang w:val="uk-UA"/>
+        </w:rPr>
+        <w:t>Requirement already satisfied: numpy&gt;=1.26 in ./.venv311/lib/python3.11/site-packages (from -r requirements.txt (line 3)) (2.4.6)</w:t>
+      </w:r>
+    </w:p>
+    <w:p>
+      <w:pPr>
+        <w:spacing w:after="120"/>
+        <w:jc w:val="both"/>
+        <w:rPr>
+          <w:lang w:val="uk-UA"/>
+        </w:rPr>
+      </w:pPr>
+      <w:r>
+        <w:rPr>
+          <w:lang w:val="uk-UA"/>
+        </w:rPr>
+        <w:t>Requirement already satisfied: matplotlib&gt;=3.8 in ./.venv311/lib/python3.11/site-packages (from -r requirements.txt (line 4)) (3.11.2)</w:t>
+      </w:r>
+    </w:p>
+    <w:p>
+      <w:pPr>
+        <w:spacing w:after="120"/>
+        <w:jc w:val="both"/>
+        <w:rPr>
+          <w:lang w:val="uk-UA"/>
+        </w:rPr>
+      </w:pPr>
+      <w:r>
+        <w:rPr>
+          <w:lang w:val="uk-UA"/>
+        </w:rPr>
+        <w:t>Requirement already satisfied: pandas&gt;=2.2 in ./.venv311/lib/python3.11/site-packages (from -r requirements.txt (line 5)) (3.0.5)</w:t>
+      </w:r>
+    </w:p>
+    <w:p>
+      <w:pPr>
+        <w:spacing w:after="120"/>
+        <w:jc w:val="both"/>
+        <w:rPr>
+          <w:lang w:val="uk-UA"/>
+        </w:rPr>
+      </w:pPr>
+      <w:r>
+        <w:rPr>
+          <w:lang w:val="uk-UA"/>
+        </w:rPr>
+        <w:t>Requirement already satisfied: python-docx&gt;=1.1 in ./.venv311/lib/python3.11/site-packages (from -r requirements.txt (line 6)) (1.2.0)</w:t>
+      </w:r>
+    </w:p>
+    <w:p>
+      <w:pPr>
+        <w:spacing w:after="120"/>
+        <w:jc w:val="both"/>
+        <w:rPr>
+          <w:lang w:val="uk-UA"/>
+        </w:rPr>
+      </w:pPr>
+      <w:r>
+        <w:rPr>
+          <w:lang w:val="uk-UA"/>
+        </w:rPr>
+        <w:t>Requirement already satisfied: cloudpickle&gt;=3.1.1 in ./.venv311/lib/python3.11/site-packages (from ultralytics&gt;=8.4-&gt;-r requirements.txt (line 1)) (3.1.2)</w:t>
+      </w:r>
+    </w:p>
+    <w:p>
+      <w:pPr>
+        <w:spacing w:after="120"/>
+        <w:jc w:val="both"/>
+        <w:rPr>
+          <w:lang w:val="uk-UA"/>
+        </w:rPr>
+      </w:pPr>
+      <w:r>
+        <w:rPr>
+          <w:lang w:val="uk-UA"/>
+        </w:rPr>
+        <w:t>Requirement already satisfied: filelock&gt;=3.16.1 in ./.venv311/lib/python3.11/site-packages (from ultralytics&gt;=8.4-&gt;-r requirements.txt (line 1)) (4.0.0)</w:t>
+      </w:r>
+    </w:p>
+    <w:p>
+      <w:pPr>
+        <w:spacing w:after="120"/>
+        <w:jc w:val="both"/>
+        <w:rPr>
+          <w:lang w:val="uk-UA"/>
+        </w:rPr>
+      </w:pPr>
+      <w:r>
+        <w:rPr>
+          <w:lang w:val="uk-UA"/>
+        </w:rPr>
+        <w:t>Requirement already satisfied: pillow&gt;=7.1.2 in ./.venv311/lib/python3.11/site-packages (from ultralytics&gt;=8.4-&gt;-r requirements.txt (line 1)) (12.3.0)</w:t>
+      </w:r>
+    </w:p>
+    <w:p>
+      <w:pPr>
+        <w:spacing w:after="120"/>
+        <w:jc w:val="both"/>
+        <w:rPr>
+          <w:lang w:val="uk-UA"/>
+        </w:rPr>
+      </w:pPr>
+      <w:r>
+        <w:rPr>
+          <w:lang w:val="uk-UA"/>
+        </w:rPr>
+        <w:t>Requirement already satisfied: pyyaml&gt;=5.3.1 in ./.venv311/lib/python3.11/site-packages (from ultralytics&gt;=8.4-&gt;-r requirements.txt (line 1)) (6.0.3)</w:t>
+      </w:r>
+    </w:p>
+    <w:p>
+      <w:pPr>
+        <w:spacing w:after="120"/>
+        <w:jc w:val="both"/>
+        <w:rPr>
+          <w:lang w:val="uk-UA"/>
+        </w:rPr>
+      </w:pPr>
+      <w:r>
+        <w:rPr>
+          <w:lang w:val="uk-UA"/>
+        </w:rPr>
+        <w:t>Requirement already satisfied: requests&gt;=2.23.0 in ./.venv311/lib/python3.11/site-packages (from ultralytics&gt;=8.4-&gt;-r requirements.txt (line 1)) (2.34.2)</w:t>
+      </w:r>
+    </w:p>
+    <w:p>
+      <w:pPr>
+        <w:spacing w:after="120"/>
+        <w:jc w:val="both"/>
+        <w:rPr>
+          <w:lang w:val="uk-UA"/>
+        </w:rPr>
+      </w:pPr>
+      <w:r>
+        <w:rPr>
+          <w:lang w:val="uk-UA"/>
+        </w:rPr>
+        <w:t>Requirement already satisfied: torch&gt;=1.8.0 in ./.venv311/lib/python3.11/site-packages (from ultralytics&gt;=8.4-&gt;-r requirements.txt (line 1)) (2.14.0)</w:t>
+      </w:r>
+    </w:p>
+    <w:p>
+      <w:pPr>
+        <w:spacing w:after="120"/>
+        <w:jc w:val="both"/>
+        <w:rPr>
+          <w:lang w:val="uk-UA"/>
+        </w:rPr>
+      </w:pPr>
+      <w:r>
+        <w:rPr>
+          <w:lang w:val="uk-UA"/>
+        </w:rPr>
+        <w:t>Requirement already satisfied: torchvision&gt;=0.9.0 in ./.venv311/lib/python3.11/site-packages (from ultralytics&gt;=8.4-&gt;-r requirements.txt (line 1)) (0.29.0)</w:t>
+      </w:r>
+    </w:p>
+    <w:p>
+      <w:pPr>
+        <w:spacing w:after="120"/>
+        <w:jc w:val="both"/>
+        <w:rPr>
+          <w:lang w:val="uk-UA"/>
+        </w:rPr>
+      </w:pPr>
+      <w:r>
+        <w:rPr>
+          <w:lang w:val="uk-UA"/>
+        </w:rPr>
+        <w:t>Requirement already satisfied: psutil&gt;=5.8.0 in ./.venv311/lib/python3.11/site-packages (from ultralytics&gt;=8.4-&gt;-r requirements.txt (line 1)) (7.2.2)</w:t>
+      </w:r>
+    </w:p>
+    <w:p>
+      <w:pPr>
+        <w:spacing w:after="120"/>
+        <w:jc w:val="both"/>
+        <w:rPr>
+          <w:lang w:val="uk-UA"/>
+        </w:rPr>
+      </w:pPr>
+      <w:r>
+        <w:rPr>
+          <w:lang w:val="uk-UA"/>
+        </w:rPr>
+        <w:t>Requirement already satisfied: polars&gt;=0.20.0 in ./.venv311/lib/python3.11/site-packages (from ultralytics&gt;=8.4-&gt;-r requirements.txt (line 1)) (1.44.2)</w:t>
+      </w:r>
+    </w:p>
+    <w:p>
+      <w:pPr>
+        <w:spacing w:after="120"/>
+        <w:jc w:val="both"/>
+        <w:rPr>
+          <w:lang w:val="uk-UA"/>
+        </w:rPr>
+      </w:pPr>
+      <w:r>
+        <w:rPr>
+          <w:lang w:val="uk-UA"/>
+        </w:rPr>
+        <w:t>Requirement already satisfied: nvidia-ml-py&gt;=12.0.0 in ./.venv311/lib/python3.11/site-packages (from ultralytics&gt;=8.4-&gt;-r requirements.txt (line 1)) (13.610.43)</w:t>
+      </w:r>
+    </w:p>
+    <w:p>
+      <w:pPr>
+        <w:spacing w:after="120"/>
+        <w:jc w:val="both"/>
+        <w:rPr>
+          <w:lang w:val="uk-UA"/>
+        </w:rPr>
+      </w:pPr>
+      <w:r>
+        <w:rPr>
+          <w:lang w:val="uk-UA"/>
+        </w:rPr>
+        <w:t>Requirement already satisfied: ultralytics-thop&gt;=2.1.6 in ./.venv311/lib/python3.11/site-packages (from ultralytics&gt;=8.4-&gt;-r requirements.txt (line 1)) (2.1.6)</w:t>
+      </w:r>
+    </w:p>
+    <w:p>
+      <w:pPr>
+        <w:spacing w:after="120"/>
+        <w:jc w:val="both"/>
+        <w:rPr>
+          <w:lang w:val="uk-UA"/>
+        </w:rPr>
+      </w:pPr>
+      <w:r>
+        <w:rPr>
+          <w:lang w:val="uk-UA"/>
+        </w:rPr>
+        <w:lastRenderedPageBreak/>
+        <w:t>Requirement already satisfied: ultralytics-platform&gt;=0.1.45 in ./.venv311/lib/python3.11/site-packages (from ultralytics&gt;=8.4-&gt;-r requirements.txt (line 1)) (0.1.46)</w:t>
+      </w:r>
+    </w:p>
+    <w:p>
+      <w:pPr>
+        <w:spacing w:after="120"/>
+        <w:jc w:val="both"/>
+        <w:rPr>
+          <w:lang w:val="uk-UA"/>
+        </w:rPr>
+      </w:pPr>
+      <w:r>
+        <w:rPr>
+          <w:lang w:val="uk-UA"/>
+        </w:rPr>
+        <w:t>Requirement already satisfied: contourpy&gt;=1.0.1 in ./.venv311/lib/python3.11/site-packages (from matplotlib&gt;=3.8-&gt;-r requirements.txt (line 4)) (1.3.3)</w:t>
+      </w:r>
+    </w:p>
+    <w:p>
+      <w:pPr>
+        <w:spacing w:after="120"/>
+        <w:jc w:val="both"/>
+        <w:rPr>
+          <w:lang w:val="uk-UA"/>
+        </w:rPr>
+      </w:pPr>
+      <w:r>
+        <w:rPr>
+          <w:lang w:val="uk-UA"/>
+        </w:rPr>
+        <w:t>Requirement already satisfied: cycler&gt;=0.10 in ./.venv311/lib/python3.11/site-packages (from matplotlib&gt;=3.8-&gt;-r requirements.txt (line 4)) (0.12.1)</w:t>
+      </w:r>
+    </w:p>
+    <w:p>
+      <w:pPr>
+        <w:spacing w:after="120"/>
+        <w:jc w:val="both"/>
+        <w:rPr>
+          <w:lang w:val="uk-UA"/>
+        </w:rPr>
+      </w:pPr>
+      <w:r>
+        <w:rPr>
+          <w:lang w:val="uk-UA"/>
+        </w:rPr>
+        <w:t>Requirement already satisfied: fonttools&gt;=4.28.2 in ./.venv311/lib/python3.11/site-packages (from matplotlib&gt;=3.8-&gt;-r requirements.txt (line 4)) (4.65.0)</w:t>
+      </w:r>
+    </w:p>
+    <w:p>
+      <w:pPr>
+        <w:spacing w:after="120"/>
+        <w:jc w:val="both"/>
+        <w:rPr>
+          <w:lang w:val="uk-UA"/>
+        </w:rPr>
+      </w:pPr>
+      <w:r>
+        <w:rPr>
+          <w:lang w:val="uk-UA"/>
+        </w:rPr>
+        <w:t>Requirement already satisfied: kiwisolver&gt;=1.3.1 in ./.venv311/lib/python3.11/site-packages (from matplotlib&gt;=3.8-&gt;-r requirements.txt (line 4)) (1.5.1)</w:t>
+      </w:r>
+    </w:p>
+    <w:p>
+      <w:pPr>
+        <w:spacing w:after="120"/>
+        <w:jc w:val="both"/>
+        <w:rPr>
+          <w:lang w:val="uk-UA"/>
+        </w:rPr>
+      </w:pPr>
+      <w:r>
+        <w:rPr>
+          <w:lang w:val="uk-UA"/>
+        </w:rPr>
+        <w:t>Requirement already satisfied: packaging&gt;=20.0 in ./.venv311/lib/python3.11/site-packages (from matplotlib&gt;=3.8-&gt;-r requirements.txt (line 4)) (26.3)</w:t>
+      </w:r>
+    </w:p>
+    <w:p>
+      <w:pPr>
+        <w:spacing w:after="120"/>
+        <w:jc w:val="both"/>
+        <w:rPr>
+          <w:lang w:val="uk-UA"/>
+        </w:rPr>
+      </w:pPr>
+      <w:r>
+        <w:rPr>
+          <w:lang w:val="uk-UA"/>
+        </w:rPr>
+        <w:t>Requirement already satisfied: pyparsing&gt;=3 in ./.venv311/lib/python3.11/site-packages (from matplotlib&gt;=3.8-&gt;-r requirements.txt (line 4)) (3.3.2)</w:t>
+      </w:r>
+    </w:p>
+    <w:p>
+      <w:pPr>
+        <w:spacing w:after="120"/>
+        <w:jc w:val="both"/>
+        <w:rPr>
+          <w:lang w:val="uk-UA"/>
+        </w:rPr>
+      </w:pPr>
+      <w:r>
+        <w:rPr>
+          <w:lang w:val="uk-UA"/>
+        </w:rPr>
+        <w:t>Requirement already satisfied: python-dateutil&gt;=2.7 in ./.venv311/lib/python3.11/site-packages (from matplotlib&gt;=3.8-&gt;-r requirements.txt (line 4)) (2.9.0.post0)</w:t>
+      </w:r>
+    </w:p>
+    <w:p>
+      <w:pPr>
+        <w:spacing w:after="120"/>
+        <w:jc w:val="both"/>
+        <w:rPr>
+          <w:lang w:val="uk-UA"/>
+        </w:rPr>
+      </w:pPr>
+      <w:r>
+        <w:rPr>
+          <w:lang w:val="uk-UA"/>
+        </w:rPr>
+        <w:t>Requirement already satisfied: lxml&gt;=3.1.0 in ./.venv311/lib/python3.11/site-packages (from python-docx&gt;=1.1-&gt;-r requirements.txt (line 6)) (6.1.3)</w:t>
+      </w:r>
+    </w:p>
+    <w:p>
+      <w:pPr>
+        <w:spacing w:after="120"/>
+        <w:jc w:val="both"/>
+        <w:rPr>
+          <w:lang w:val="uk-UA"/>
+        </w:rPr>
+      </w:pPr>
+      <w:r>
+        <w:rPr>
+          <w:lang w:val="uk-UA"/>
+        </w:rPr>
+        <w:t>Requirement already satisfied: typing_extensions&gt;=4.9.0 in ./.venv311/lib/python3.11/site-packages (from python-docx&gt;=1.1-&gt;-r requirements.txt (line 6)) (4.16.0)</w:t>
+      </w:r>
+    </w:p>
+    <w:p>
+      <w:pPr>
+        <w:spacing w:after="120"/>
+        <w:jc w:val="both"/>
+        <w:rPr>
+          <w:lang w:val="uk-UA"/>
+        </w:rPr>
+      </w:pPr>
+      <w:r>
+        <w:rPr>
+          <w:lang w:val="uk-UA"/>
+        </w:rPr>
+        <w:t>Requirement already satisfied: polars-runtime-32==1.44.2 in ./.venv311/lib/python3.11/site-packages (from polars&gt;=0.20.0-&gt;ultralytics&gt;=8.4-&gt;-r requirements.txt (line 1)) (1.44.2)</w:t>
+      </w:r>
+    </w:p>
+    <w:p>
+      <w:pPr>
+        <w:spacing w:after="120"/>
+        <w:jc w:val="both"/>
+        <w:rPr>
+          <w:lang w:val="uk-UA"/>
+        </w:rPr>
+      </w:pPr>
+      <w:r>
+        <w:rPr>
+          <w:lang w:val="uk-UA"/>
+        </w:rPr>
+        <w:t>Requirement already satisfied: six&gt;=1.5 in ./.venv311/lib/python3.11/site-packages (from python-dateutil&gt;=2.7-&gt;matplotlib&gt;=3.8-&gt;-r requirements.txt (line 4)) (1.17.0)</w:t>
+      </w:r>
+    </w:p>
+    <w:p>
+      <w:pPr>
+        <w:spacing w:after="120"/>
+        <w:jc w:val="both"/>
+        <w:rPr>
+          <w:lang w:val="uk-UA"/>
+        </w:rPr>
+      </w:pPr>
+      <w:r>
+        <w:rPr>
+          <w:lang w:val="uk-UA"/>
+        </w:rPr>
+        <w:t>Requirement already satisfied: charset_normalizer&lt;4,&gt;=2 in ./.venv311/lib/python3.11/site-packages (from requests&gt;=2.23.0-&gt;ultralytics&gt;=8.4-&gt;-r requirements.txt (line 1)) (3.5.1)</w:t>
+      </w:r>
+    </w:p>
+    <w:p>
+      <w:pPr>
+        <w:spacing w:after="120"/>
+        <w:jc w:val="both"/>
+        <w:rPr>
+          <w:lang w:val="uk-UA"/>
+        </w:rPr>
+      </w:pPr>
+      <w:r>
+        <w:rPr>
+          <w:lang w:val="uk-UA"/>
+        </w:rPr>
+        <w:t>Requirement already satisfied: idna&lt;4,&gt;=2.5 in ./.venv311/lib/python3.11/site-packages (from requests&gt;=2.23.0-&gt;ultralytics&gt;=8.4-&gt;-r requirements.txt (line 1)) (3.20)</w:t>
+      </w:r>
+    </w:p>
+    <w:p>
+      <w:pPr>
+        <w:spacing w:after="120"/>
+        <w:jc w:val="both"/>
+        <w:rPr>
+          <w:lang w:val="uk-UA"/>
+        </w:rPr>
+      </w:pPr>
+      <w:r>
+        <w:rPr>
+          <w:lang w:val="uk-UA"/>
+        </w:rPr>
+        <w:t>Requirement already satisfied: urllib3&lt;3,&gt;=1.26 in ./.venv311/lib/python3.11/site-packages (from requests&gt;=2.23.0-&gt;ultralytics&gt;=8.4-&gt;-r requirements.txt (line 1)) (2.8.0)</w:t>
+      </w:r>
+    </w:p>
+    <w:p>
+      <w:pPr>
+        <w:spacing w:after="120"/>
+        <w:jc w:val="both"/>
+        <w:rPr>
+          <w:lang w:val="uk-UA"/>
+        </w:rPr>
+      </w:pPr>
+      <w:r>
+        <w:rPr>
+          <w:lang w:val="uk-UA"/>
+        </w:rPr>
+        <w:lastRenderedPageBreak/>
+        <w:t>Requirement already satisfied: certifi&gt;=2023.5.7 in ./.venv311/lib/python3.11/site-packages (from requests&gt;=2.23.0-&gt;ultralytics&gt;=8.4-&gt;-r requirements.txt (line 1)) (2026.7.22)</w:t>
+      </w:r>
+    </w:p>
+    <w:p>
+      <w:pPr>
+        <w:spacing w:after="120"/>
+        <w:jc w:val="both"/>
+        <w:rPr>
+          <w:lang w:val="uk-UA"/>
+        </w:rPr>
+      </w:pPr>
+      <w:r>
+        <w:rPr>
+          <w:lang w:val="uk-UA"/>
+        </w:rPr>
+        <w:t>Requirement already satisfied: setuptools&gt;=77.0.3 in ./.venv311/lib/python3.11/site-packages (from torch&gt;=1.8.0-&gt;ultralytics&gt;=8.4-&gt;-r requirements.txt (line 1)) (80.10.2)</w:t>
+      </w:r>
+    </w:p>
+    <w:p>
+      <w:pPr>
+        <w:spacing w:after="120"/>
+        <w:jc w:val="both"/>
+        <w:rPr>
+          <w:lang w:val="uk-UA"/>
+        </w:rPr>
+      </w:pPr>
+      <w:r>
+        <w:rPr>
+          <w:lang w:val="uk-UA"/>
+        </w:rPr>
+        <w:t>Requirement already satisfied: sympy&gt;=1.13.3 in ./.venv311/lib/python3.11/site-packages (from torch&gt;=1.8.0-&gt;ultralytics&gt;=8.4-&gt;-r requirements.txt (line 1)) (1.14.0)</w:t>
+      </w:r>
+    </w:p>
+    <w:p>
+      <w:pPr>
+        <w:spacing w:after="120"/>
+        <w:jc w:val="both"/>
+        <w:rPr>
+          <w:lang w:val="uk-UA"/>
+        </w:rPr>
+      </w:pPr>
+      <w:r>
+        <w:rPr>
+          <w:lang w:val="uk-UA"/>
+        </w:rPr>
+        <w:t>Requirement already satisfied: networkx&gt;=2.5.1 in ./.venv311/lib/python3.11/site-packages (from torch&gt;=1.8.0-&gt;ultralytics&gt;=8.4-&gt;-r requirements.txt (line 1)) (3.6.1)</w:t>
+      </w:r>
+    </w:p>
+    <w:p>
+      <w:pPr>
+        <w:spacing w:after="120"/>
+        <w:jc w:val="both"/>
+        <w:rPr>
+          <w:lang w:val="uk-UA"/>
+        </w:rPr>
+      </w:pPr>
+      <w:r>
+        <w:rPr>
+          <w:lang w:val="uk-UA"/>
+        </w:rPr>
+        <w:t>Requirement already satisfied: jinja2 in ./.venv311/lib/python3.11/site-packages (from torch&gt;=1.8.0-&gt;ultralytics&gt;=8.4-&gt;-r requirements.txt (line 1)) (3.1.6)</w:t>
+      </w:r>
+    </w:p>
+    <w:p>
+      <w:pPr>
+        <w:spacing w:after="120"/>
+        <w:jc w:val="both"/>
+        <w:rPr>
+          <w:lang w:val="uk-UA"/>
+        </w:rPr>
+      </w:pPr>
+      <w:r>
+        <w:rPr>
+          <w:lang w:val="uk-UA"/>
+        </w:rPr>
+        <w:t>Requirement already satisfied: fsspec&gt;=0.8.5 in ./.venv311/lib/python3.11/site-packages (from torch&gt;=1.8.0-&gt;ultralytics&gt;=8.4-&gt;-r requirements.txt (line 1)) (2026.7.0)</w:t>
+      </w:r>
+    </w:p>
+    <w:p>
+      <w:pPr>
+        <w:spacing w:after="120"/>
+        <w:jc w:val="both"/>
+        <w:rPr>
+          <w:lang w:val="uk-UA"/>
+        </w:rPr>
+      </w:pPr>
+      <w:r>
+        <w:rPr>
+          <w:lang w:val="uk-UA"/>
+        </w:rPr>
+        <w:t>Requirement already satisfied: mpmath&lt;1.4,&gt;=1.1.0 in ./.venv311/lib/python3.11/site-packages (from sympy&gt;=1.13.3-&gt;torch&gt;=1.8.0-&gt;ultralytics&gt;=8.4-&gt;-r requirements.txt (line 1)) (1.3.0)</w:t>
+      </w:r>
+    </w:p>
+    <w:p>
+      <w:pPr>
+        <w:spacing w:after="120"/>
+        <w:jc w:val="both"/>
+        <w:rPr>
+          <w:lang w:val="uk-UA"/>
+        </w:rPr>
+      </w:pPr>
+      <w:r>
+        <w:rPr>
+          <w:lang w:val="uk-UA"/>
+        </w:rPr>
+        <w:t>Requirement already satisfied: httpx&lt;1,&gt;=0.28 in ./.venv311/lib/python3.11/site-packages (from ultralytics-platform&gt;=0.1.45-&gt;ultralytics&gt;=8.4-&gt;-r requirements.txt (line 1)) (0.28.1)</w:t>
+      </w:r>
+    </w:p>
+    <w:p>
+      <w:pPr>
+        <w:spacing w:after="120"/>
+        <w:jc w:val="both"/>
+        <w:rPr>
+          <w:lang w:val="uk-UA"/>
+        </w:rPr>
+      </w:pPr>
+      <w:r>
+        <w:rPr>
+          <w:lang w:val="uk-UA"/>
+        </w:rPr>
+        <w:t>Requirement already satisfied: anyio in ./.venv311/lib/python3.11/site-packages (from httpx&lt;1,&gt;=0.28-&gt;ultralytics-platform&gt;=0.1.45-&gt;ultralytics&gt;=8.4-&gt;-r requirements.txt (line 1)) (4.15.1)</w:t>
+      </w:r>
+    </w:p>
+    <w:p>
+      <w:pPr>
+        <w:spacing w:after="120"/>
+        <w:jc w:val="both"/>
+        <w:rPr>
+          <w:lang w:val="uk-UA"/>
+        </w:rPr>
+      </w:pPr>
+      <w:r>
+        <w:rPr>
+          <w:lang w:val="uk-UA"/>
+        </w:rPr>
+        <w:t>Requirement already satisfied: httpcore==1.* in ./.venv311/lib/python3.11/site-packages (from httpx&lt;1,&gt;=0.28-&gt;ultralytics-platform&gt;=0.1.45-&gt;ultralytics&gt;=8.4-&gt;-r requirements.txt (line 1)) (1.0.9)</w:t>
+      </w:r>
+    </w:p>
+    <w:p>
+      <w:pPr>
+        <w:spacing w:after="120"/>
+        <w:jc w:val="both"/>
+        <w:rPr>
+          <w:lang w:val="uk-UA"/>
+        </w:rPr>
+      </w:pPr>
+      <w:r>
+        <w:rPr>
+          <w:lang w:val="uk-UA"/>
+        </w:rPr>
+        <w:t>Requirement already satisfied: h11&gt;=0.16 in ./.venv311/lib/python3.11/site-packages (from httpcore==1.*-&gt;httpx&lt;1,&gt;=0.28-&gt;ultralytics-platform&gt;=0.1.45-&gt;ultralytics&gt;=8.4-&gt;-r requirements.txt (line 1)) (0.16.0)</w:t>
+      </w:r>
+    </w:p>
+    <w:p>
+      <w:pPr>
+        <w:spacing w:after="120"/>
+        <w:jc w:val="both"/>
+        <w:rPr>
+          <w:lang w:val="uk-UA"/>
+        </w:rPr>
+      </w:pPr>
+      <w:r>
+        <w:rPr>
+          <w:lang w:val="uk-UA"/>
+        </w:rPr>
+        <w:t>Requirement already satisfied: MarkupSafe&gt;=2.0 in ./.venv311/lib/python3.11/site-packages (from jinja2-&gt;torch&gt;=1.8.0-&gt;ultralytics&gt;=8.4-&gt;-r requirements.txt (line 1)) (3.0.3)</w:t>
+      </w:r>
+    </w:p>
+    <w:p>
+      <w:pPr>
+        <w:spacing w:after="120"/>
+        <w:jc w:val="both"/>
+        <w:rPr>
+          <w:lang w:val="uk-UA"/>
+        </w:rPr>
+      </w:pPr>
+      <w:r>
+        <w:rPr>
+          <w:lang w:val="uk-UA"/>
+        </w:rPr>
+        <w:t>(.venv311) (base) maksymkhodakov@MacBook-Air-Maksym MultimediaLab5 % cd src</w:t>
+      </w:r>
+    </w:p>
+    <w:p>
+      <w:pPr>
+        <w:spacing w:after="120"/>
+        <w:jc w:val="both"/>
+        <w:rPr>
+          <w:lang w:val="uk-UA"/>
+        </w:rPr>
+      </w:pPr>
+      <w:r>
+        <w:rPr>
+          <w:lang w:val="uk-UA"/>
+        </w:rPr>
+        <w:t>(.venv311) (base) maksymkhodakov@MacBook-Air-Maksym src % python run_all.py</w:t>
+      </w:r>
+    </w:p>
+    <w:p>
+      <w:pPr>
+        <w:spacing w:after="120"/>
+        <w:jc w:val="both"/>
+        <w:rPr>
+          <w:lang w:val="uk-UA"/>
+        </w:rPr>
+      </w:pPr>
+    </w:p>
+    <w:p>
+      <w:pPr>
+        <w:spacing w:after="120"/>
+        <w:jc w:val="both"/>
+        <w:rPr>
+          <w:lang w:val="uk-UA"/>
+        </w:rPr>
+      </w:pPr>
+      <w:r>
+        <w:rPr>
+          <w:lang w:val="uk-UA"/>
+        </w:rPr>
+        <w:lastRenderedPageBreak/>
+        <w:t>======================================================================</w:t>
+      </w:r>
+    </w:p>
+    <w:p>
+      <w:pPr>
+        <w:spacing w:after="120"/>
+        <w:jc w:val="both"/>
+        <w:rPr>
+          <w:lang w:val="uk-UA"/>
+        </w:rPr>
+      </w:pPr>
+      <w:r>
+        <w:rPr>
+          <w:lang w:val="uk-UA"/>
+        </w:rPr>
+        <w:t>ЗАПУСК: step1_setup</w:t>
+      </w:r>
+    </w:p>
+    <w:p>
+      <w:pPr>
+        <w:spacing w:after="120"/>
+        <w:jc w:val="both"/>
+        <w:rPr>
+          <w:lang w:val="uk-UA"/>
+        </w:rPr>
+      </w:pPr>
+      <w:r>
+        <w:rPr>
+          <w:lang w:val="uk-UA"/>
+        </w:rPr>
+        <w:t>======================================================================</w:t>
+      </w:r>
+    </w:p>
+    <w:p>
+      <w:pPr>
+        <w:spacing w:after="120"/>
+        <w:jc w:val="both"/>
+        <w:rPr>
+          <w:lang w:val="uk-UA"/>
+        </w:rPr>
+      </w:pPr>
+      <w:r>
+        <w:rPr>
+          <w:lang w:val="uk-UA"/>
+        </w:rPr>
+        <w:t>Версія Ultralytics: 8.4.155</w:t>
+      </w:r>
+    </w:p>
+    <w:p>
+      <w:pPr>
+        <w:spacing w:after="120"/>
+        <w:jc w:val="both"/>
+        <w:rPr>
+          <w:lang w:val="uk-UA"/>
+        </w:rPr>
+      </w:pPr>
+      <w:r>
+        <w:rPr>
+          <w:lang w:val="uk-UA"/>
+        </w:rPr>
+        <w:t>Модель завантажено: yolov8n.pt</w:t>
+      </w:r>
+    </w:p>
+    <w:p>
+      <w:pPr>
+        <w:spacing w:after="120"/>
+        <w:jc w:val="both"/>
+        <w:rPr>
+          <w:lang w:val="uk-UA"/>
+        </w:rPr>
+      </w:pPr>
+      <w:r>
+        <w:rPr>
+          <w:lang w:val="uk-UA"/>
+        </w:rPr>
+        <w:t>Кількість класів (COCO): 80</w:t>
+      </w:r>
+    </w:p>
+    <w:p>
+      <w:pPr>
+        <w:spacing w:after="120"/>
+        <w:jc w:val="both"/>
+        <w:rPr>
+          <w:lang w:val="uk-UA"/>
+        </w:rPr>
+      </w:pPr>
+      <w:r>
+        <w:rPr>
+          <w:lang w:val="uk-UA"/>
+        </w:rPr>
+        <w:t>Приклади класів: ['person', 'bicycle', 'car', 'motorcycle', 'airplane', 'bus', 'train', 'truck', 'boat', 'traffic light']</w:t>
+      </w:r>
+    </w:p>
+    <w:p>
+      <w:pPr>
+        <w:spacing w:after="120"/>
+        <w:jc w:val="both"/>
+        <w:rPr>
+          <w:lang w:val="uk-UA"/>
+        </w:rPr>
+      </w:pPr>
+      <w:r>
+        <w:rPr>
+          <w:lang w:val="uk-UA"/>
+        </w:rPr>
+        <w:t>Тестове зображення завантажено: /Users/maksymkhodakov/PycharmProjects/MultimediaLab5/results/images/bus.jpg</w:t>
+      </w:r>
+    </w:p>
+    <w:p>
+      <w:pPr>
+        <w:spacing w:after="120"/>
+        <w:jc w:val="both"/>
+        <w:rPr>
+          <w:lang w:val="uk-UA"/>
+        </w:rPr>
+      </w:pPr>
+      <w:r>
+        <w:rPr>
+          <w:lang w:val="uk-UA"/>
+        </w:rPr>
+        <w:t>Результати збережено у /Users/maksymkhodakov/PycharmProjects/MultimediaLab5/results/data/step1_setup.json</w:t>
+      </w:r>
+    </w:p>
+    <w:p>
+      <w:pPr>
+        <w:spacing w:after="120"/>
+        <w:jc w:val="both"/>
+        <w:rPr>
+          <w:lang w:val="uk-UA"/>
+        </w:rPr>
+      </w:pPr>
+      <w:r>
+        <w:rPr>
+          <w:lang w:val="uk-UA"/>
+        </w:rPr>
+        <w:t>[step1_setup] завершено за 1.2 с</w:t>
+      </w:r>
+    </w:p>
+    <w:p>
+      <w:pPr>
+        <w:spacing w:after="120"/>
+        <w:jc w:val="both"/>
+        <w:rPr>
+          <w:lang w:val="uk-UA"/>
+        </w:rPr>
+      </w:pPr>
+    </w:p>
+    <w:p>
+      <w:pPr>
+        <w:spacing w:after="120"/>
+        <w:jc w:val="both"/>
+        <w:rPr>
+          <w:lang w:val="uk-UA"/>
+        </w:rPr>
+      </w:pPr>
+      <w:r>
+        <w:rPr>
+          <w:lang w:val="uk-UA"/>
+        </w:rPr>
+        <w:t>======================================================================</w:t>
+      </w:r>
+    </w:p>
+    <w:p>
+      <w:pPr>
+        <w:spacing w:after="120"/>
+        <w:jc w:val="both"/>
+        <w:rPr>
+          <w:lang w:val="uk-UA"/>
+        </w:rPr>
+      </w:pPr>
+      <w:r>
+        <w:rPr>
+          <w:lang w:val="uk-UA"/>
+        </w:rPr>
+        <w:t>ЗАПУСК: step2_image_inference</w:t>
+      </w:r>
+    </w:p>
+    <w:p>
+      <w:pPr>
+        <w:spacing w:after="120"/>
+        <w:jc w:val="both"/>
+        <w:rPr>
+          <w:lang w:val="uk-UA"/>
+        </w:rPr>
+      </w:pPr>
+      <w:r>
+        <w:rPr>
+          <w:lang w:val="uk-UA"/>
+        </w:rPr>
+        <w:t>======================================================================</w:t>
+      </w:r>
+    </w:p>
+    <w:p>
+      <w:pPr>
+        <w:spacing w:after="120"/>
+        <w:jc w:val="both"/>
+        <w:rPr>
+          <w:lang w:val="uk-UA"/>
+        </w:rPr>
+      </w:pPr>
+      <w:r>
+        <w:rPr>
+          <w:lang w:val="uk-UA"/>
+        </w:rPr>
+        <w:t>Час inference: 848.2 мс</w:t>
+      </w:r>
+    </w:p>
+    <w:p>
+      <w:pPr>
+        <w:spacing w:after="120"/>
+        <w:jc w:val="both"/>
+        <w:rPr>
+          <w:lang w:val="uk-UA"/>
+        </w:rPr>
+      </w:pPr>
+      <w:r>
+        <w:rPr>
+          <w:lang w:val="uk-UA"/>
+        </w:rPr>
+        <w:t>Знайдено об'єктів: 5</w:t>
+      </w:r>
+    </w:p>
+    <w:p>
+      <w:pPr>
+        <w:spacing w:after="120"/>
+        <w:jc w:val="both"/>
+        <w:rPr>
+          <w:lang w:val="uk-UA"/>
+        </w:rPr>
+      </w:pPr>
+      <w:r>
+        <w:rPr>
+          <w:lang w:val="uk-UA"/>
+        </w:rPr>
+        <w:t xml:space="preserve">  bus             conf=0.87  box=[23.0, 231.1, 804.9, 756.8]</w:t>
+      </w:r>
+    </w:p>
+    <w:p>
+      <w:pPr>
+        <w:spacing w:after="120"/>
+        <w:jc w:val="both"/>
+        <w:rPr>
+          <w:lang w:val="uk-UA"/>
+        </w:rPr>
+      </w:pPr>
+      <w:r>
+        <w:rPr>
+          <w:lang w:val="uk-UA"/>
+        </w:rPr>
+        <w:t xml:space="preserve">  person          conf=0.87  box=[48.5, 398.6, 245.4, 902.8]</w:t>
+      </w:r>
+    </w:p>
+    <w:p>
+      <w:pPr>
+        <w:spacing w:after="120"/>
+        <w:jc w:val="both"/>
+        <w:rPr>
+          <w:lang w:val="uk-UA"/>
+        </w:rPr>
+      </w:pPr>
+      <w:r>
+        <w:rPr>
+          <w:lang w:val="uk-UA"/>
+        </w:rPr>
+        <w:t xml:space="preserve">  person          conf=0.85  box=[669.4, 392.9, 809.7, 877.1]</w:t>
+      </w:r>
+    </w:p>
+    <w:p>
+      <w:pPr>
+        <w:spacing w:after="120"/>
+        <w:jc w:val="both"/>
+        <w:rPr>
+          <w:lang w:val="uk-UA"/>
+        </w:rPr>
+      </w:pPr>
+      <w:r>
+        <w:rPr>
+          <w:lang w:val="uk-UA"/>
+        </w:rPr>
+        <w:t xml:space="preserve">  person          conf=0.83  box=[221.6, 405.8, 345.0, 857.6]</w:t>
+      </w:r>
+    </w:p>
+    <w:p>
+      <w:pPr>
+        <w:spacing w:after="120"/>
+        <w:jc w:val="both"/>
+        <w:rPr>
+          <w:lang w:val="uk-UA"/>
+        </w:rPr>
+      </w:pPr>
+      <w:r>
+        <w:rPr>
+          <w:lang w:val="uk-UA"/>
+        </w:rPr>
+        <w:t xml:space="preserve">  person          conf=0.27  box=[0.0, 550.5, 62.9, 873.5]</w:t>
+      </w:r>
+    </w:p>
+    <w:p>
+      <w:pPr>
+        <w:spacing w:after="120"/>
+        <w:jc w:val="both"/>
+        <w:rPr>
+          <w:lang w:val="uk-UA"/>
+        </w:rPr>
+      </w:pPr>
+      <w:r>
+        <w:rPr>
+          <w:lang w:val="uk-UA"/>
+        </w:rPr>
+        <w:t>Візуалізацію збережено у /Users/maksymkhodakov/PycharmProjects/MultimediaLab5/results/images/step2_detection_result.jpg</w:t>
+      </w:r>
+    </w:p>
+    <w:p>
+      <w:pPr>
+        <w:spacing w:after="120"/>
+        <w:jc w:val="both"/>
+        <w:rPr>
+          <w:lang w:val="uk-UA"/>
+        </w:rPr>
+      </w:pPr>
+      <w:r>
+        <w:rPr>
+          <w:lang w:val="uk-UA"/>
+        </w:rPr>
+        <w:t>[step2_image_inference] завершено за 0.9 с</w:t>
+      </w:r>
+    </w:p>
+    <w:p>
+      <w:pPr>
+        <w:spacing w:after="120"/>
+        <w:jc w:val="both"/>
+        <w:rPr>
+          <w:lang w:val="uk-UA"/>
+        </w:rPr>
+      </w:pPr>
+    </w:p>
+    <w:p>
+      <w:pPr>
+        <w:spacing w:after="120"/>
+        <w:jc w:val="both"/>
+        <w:rPr>
+          <w:lang w:val="uk-UA"/>
+        </w:rPr>
+      </w:pPr>
+      <w:r>
+        <w:rPr>
+          <w:lang w:val="uk-UA"/>
+        </w:rPr>
+        <w:t>======================================================================</w:t>
+      </w:r>
+    </w:p>
+    <w:p>
+      <w:pPr>
+        <w:spacing w:after="120"/>
+        <w:jc w:val="both"/>
+        <w:rPr>
+          <w:lang w:val="uk-UA"/>
+        </w:rPr>
+      </w:pPr>
+      <w:r>
+        <w:rPr>
+          <w:lang w:val="uk-UA"/>
+        </w:rPr>
+        <w:t>ЗАПУСК: step3_iou</w:t>
+      </w:r>
+    </w:p>
+    <w:p>
+      <w:pPr>
+        <w:spacing w:after="120"/>
+        <w:jc w:val="both"/>
+        <w:rPr>
+          <w:lang w:val="uk-UA"/>
+        </w:rPr>
+      </w:pPr>
+      <w:r>
+        <w:rPr>
+          <w:lang w:val="uk-UA"/>
+        </w:rPr>
+        <w:t>======================================================================</w:t>
+      </w:r>
+    </w:p>
+    <w:p>
+      <w:pPr>
+        <w:spacing w:after="120"/>
+        <w:jc w:val="both"/>
+        <w:rPr>
+          <w:lang w:val="uk-UA"/>
+        </w:rPr>
+      </w:pPr>
+      <w:r>
+        <w:rPr>
+          <w:lang w:val="uk-UA"/>
+        </w:rPr>
+        <w:t>IoU(box1, box2) = 0.220</w:t>
+      </w:r>
+    </w:p>
+    <w:p>
+      <w:pPr>
+        <w:spacing w:after="120"/>
+        <w:jc w:val="both"/>
+        <w:rPr>
+          <w:lang w:val="uk-UA"/>
+        </w:rPr>
+      </w:pPr>
+      <w:r>
+        <w:rPr>
+          <w:lang w:val="uk-UA"/>
+        </w:rPr>
+        <w:t>IoU(box1, box3) = 0.000</w:t>
+      </w:r>
+    </w:p>
+    <w:p>
+      <w:pPr>
+        <w:spacing w:after="120"/>
+        <w:jc w:val="both"/>
+        <w:rPr>
+          <w:lang w:val="uk-UA"/>
+        </w:rPr>
+      </w:pPr>
+      <w:r>
+        <w:rPr>
+          <w:lang w:val="uk-UA"/>
+        </w:rPr>
+        <w:t>IoU(box1, box1) = 1.000  (перевірка: бокс сам із собою)</w:t>
+      </w:r>
+    </w:p>
+    <w:p>
+      <w:pPr>
+        <w:spacing w:after="120"/>
+        <w:jc w:val="both"/>
+        <w:rPr>
+          <w:lang w:val="uk-UA"/>
+        </w:rPr>
+      </w:pPr>
+      <w:r>
+        <w:rPr>
+          <w:lang w:val="uk-UA"/>
+        </w:rPr>
+        <w:t>Графік збережено у /Users/maksymkhodakov/PycharmProjects/MultimediaLab5/results/plots/step3_iou_visualization.png</w:t>
+      </w:r>
+    </w:p>
+    <w:p>
+      <w:pPr>
+        <w:spacing w:after="120"/>
+        <w:jc w:val="both"/>
+        <w:rPr>
+          <w:lang w:val="uk-UA"/>
+        </w:rPr>
+      </w:pPr>
+      <w:r>
+        <w:rPr>
+          <w:lang w:val="uk-UA"/>
+        </w:rPr>
+        <w:t>[step3_iou] завершено за 0.5 с</w:t>
+      </w:r>
+    </w:p>
+    <w:p>
+      <w:pPr>
+        <w:spacing w:after="120"/>
+        <w:jc w:val="both"/>
+        <w:rPr>
+          <w:lang w:val="uk-UA"/>
+        </w:rPr>
+      </w:pPr>
+    </w:p>
+    <w:p>
+      <w:pPr>
+        <w:spacing w:after="120"/>
+        <w:jc w:val="both"/>
+        <w:rPr>
+          <w:lang w:val="uk-UA"/>
+        </w:rPr>
+      </w:pPr>
+      <w:r>
+        <w:rPr>
+          <w:lang w:val="uk-UA"/>
+        </w:rPr>
+        <w:t>======================================================================</w:t>
+      </w:r>
+    </w:p>
+    <w:p>
+      <w:pPr>
+        <w:spacing w:after="120"/>
+        <w:jc w:val="both"/>
+        <w:rPr>
+          <w:lang w:val="uk-UA"/>
+        </w:rPr>
+      </w:pPr>
+      <w:r>
+        <w:rPr>
+          <w:lang w:val="uk-UA"/>
+        </w:rPr>
+        <w:t>ЗАПУСК: step4_nms</w:t>
+      </w:r>
+    </w:p>
+    <w:p>
+      <w:pPr>
+        <w:spacing w:after="120"/>
+        <w:jc w:val="both"/>
+        <w:rPr>
+          <w:lang w:val="uk-UA"/>
+        </w:rPr>
+      </w:pPr>
+      <w:r>
+        <w:rPr>
+          <w:lang w:val="uk-UA"/>
+        </w:rPr>
+        <w:t>======================================================================</w:t>
+      </w:r>
+    </w:p>
+    <w:p>
+      <w:pPr>
+        <w:spacing w:after="120"/>
+        <w:jc w:val="both"/>
+        <w:rPr>
+          <w:lang w:val="uk-UA"/>
+        </w:rPr>
+      </w:pPr>
+      <w:r>
+        <w:rPr>
+          <w:lang w:val="uk-UA"/>
+        </w:rPr>
+        <w:t>До NMS: боксів = 5</w:t>
+      </w:r>
+    </w:p>
+    <w:p>
+      <w:pPr>
+        <w:spacing w:after="120"/>
+        <w:jc w:val="both"/>
+        <w:rPr>
+          <w:lang w:val="uk-UA"/>
+        </w:rPr>
+      </w:pPr>
+      <w:r>
+        <w:rPr>
+          <w:lang w:val="uk-UA"/>
+        </w:rPr>
+        <w:t>Після NMS: боксів = 2 -&gt; залишені індекси: [0, 3]</w:t>
+      </w:r>
+    </w:p>
+    <w:p>
+      <w:pPr>
+        <w:spacing w:after="120"/>
+        <w:jc w:val="both"/>
+        <w:rPr>
+          <w:lang w:val="uk-UA"/>
+        </w:rPr>
+      </w:pPr>
+      <w:r>
+        <w:rPr>
+          <w:lang w:val="uk-UA"/>
+        </w:rPr>
+        <w:t>iou_threshold = 0.3: залишилось боксів = 6</w:t>
+      </w:r>
+    </w:p>
+    <w:p>
+      <w:pPr>
+        <w:spacing w:after="120"/>
+        <w:jc w:val="both"/>
+        <w:rPr>
+          <w:lang w:val="uk-UA"/>
+        </w:rPr>
+      </w:pPr>
+      <w:r>
+        <w:rPr>
+          <w:lang w:val="uk-UA"/>
+        </w:rPr>
+        <w:t>iou_threshold = 0.5: залишилось боксів = 6</w:t>
+      </w:r>
+    </w:p>
+    <w:p>
+      <w:pPr>
+        <w:spacing w:after="120"/>
+        <w:jc w:val="both"/>
+        <w:rPr>
+          <w:lang w:val="uk-UA"/>
+        </w:rPr>
+      </w:pPr>
+      <w:r>
+        <w:rPr>
+          <w:lang w:val="uk-UA"/>
+        </w:rPr>
+        <w:t>iou_threshold = 0.7: залишилось боксів = 6</w:t>
+      </w:r>
+    </w:p>
+    <w:p>
+      <w:pPr>
+        <w:spacing w:after="120"/>
+        <w:jc w:val="both"/>
+        <w:rPr>
+          <w:lang w:val="uk-UA"/>
+        </w:rPr>
+      </w:pPr>
+      <w:r>
+        <w:rPr>
+          <w:lang w:val="uk-UA"/>
+        </w:rPr>
+        <w:t>iou_threshold = 0.9: залишилось боксів = 9</w:t>
+      </w:r>
+    </w:p>
+    <w:p>
+      <w:pPr>
+        <w:spacing w:after="120"/>
+        <w:jc w:val="both"/>
+        <w:rPr>
+          <w:lang w:val="uk-UA"/>
+        </w:rPr>
+      </w:pPr>
+      <w:r>
+        <w:rPr>
+          <w:lang w:val="uk-UA"/>
+        </w:rPr>
+        <w:t>Графік збережено у /Users/maksymkhodakov/PycharmProjects/MultimediaLab5/results/plots/step4_nms_synthetic.png</w:t>
+      </w:r>
+    </w:p>
+    <w:p>
+      <w:pPr>
+        <w:spacing w:after="120"/>
+        <w:jc w:val="both"/>
+        <w:rPr>
+          <w:lang w:val="uk-UA"/>
+        </w:rPr>
+      </w:pPr>
+      <w:r>
+        <w:rPr>
+          <w:lang w:val="uk-UA"/>
+        </w:rPr>
+        <w:t>[step4_nms] завершено за 0.3 с</w:t>
+      </w:r>
+    </w:p>
+    <w:p>
+      <w:pPr>
+        <w:spacing w:after="120"/>
+        <w:jc w:val="both"/>
+        <w:rPr>
+          <w:lang w:val="uk-UA"/>
+        </w:rPr>
+      </w:pPr>
+    </w:p>
+    <w:p>
+      <w:pPr>
+        <w:spacing w:after="120"/>
+        <w:jc w:val="both"/>
+        <w:rPr>
+          <w:lang w:val="uk-UA"/>
+        </w:rPr>
+      </w:pPr>
+      <w:r>
+        <w:rPr>
+          <w:lang w:val="uk-UA"/>
+        </w:rPr>
+        <w:t>======================================================================</w:t>
+      </w:r>
+    </w:p>
+    <w:p>
+      <w:pPr>
+        <w:spacing w:after="120"/>
+        <w:jc w:val="both"/>
+        <w:rPr>
+          <w:lang w:val="uk-UA"/>
+        </w:rPr>
+      </w:pPr>
+      <w:r>
+        <w:rPr>
+          <w:lang w:val="uk-UA"/>
+        </w:rPr>
+        <w:lastRenderedPageBreak/>
+        <w:t>ЗАПУСК: step5_video_processing</w:t>
+      </w:r>
+    </w:p>
+    <w:p>
+      <w:pPr>
+        <w:spacing w:after="120"/>
+        <w:jc w:val="both"/>
+        <w:rPr>
+          <w:lang w:val="uk-UA"/>
+        </w:rPr>
+      </w:pPr>
+      <w:r>
+        <w:rPr>
+          <w:lang w:val="uk-UA"/>
+        </w:rPr>
+        <w:t>======================================================================</w:t>
+      </w:r>
+    </w:p>
+    <w:p>
+      <w:pPr>
+        <w:spacing w:after="120"/>
+        <w:jc w:val="both"/>
+        <w:rPr>
+          <w:lang w:val="uk-UA"/>
+        </w:rPr>
+      </w:pPr>
+      <w:r>
+        <w:rPr>
+          <w:lang w:val="uk-UA"/>
+        </w:rPr>
+        <w:t>Синтетичне відео створено (джерело: zidane.jpg): 30 кадрів, розмір 1280x720</w:t>
+      </w:r>
+    </w:p>
+    <w:p>
+      <w:pPr>
+        <w:spacing w:after="120"/>
+        <w:jc w:val="both"/>
+        <w:rPr>
+          <w:lang w:val="uk-UA"/>
+        </w:rPr>
+      </w:pPr>
+      <w:r>
+        <w:rPr>
+          <w:lang w:val="uk-UA"/>
+        </w:rPr>
+        <w:t>Опрацьовано 30 кадрів за 1.05 с -&gt; 28.6 FPS</w:t>
+      </w:r>
+    </w:p>
+    <w:p>
+      <w:pPr>
+        <w:spacing w:after="120"/>
+        <w:jc w:val="both"/>
+        <w:rPr>
+          <w:lang w:val="uk-UA"/>
+        </w:rPr>
+      </w:pPr>
+      <w:r>
+        <w:rPr>
+          <w:lang w:val="uk-UA"/>
+        </w:rPr>
+        <w:t>Всього детекцій за все відео: 122</w:t>
+      </w:r>
+    </w:p>
+    <w:p>
+      <w:pPr>
+        <w:spacing w:after="120"/>
+        <w:jc w:val="both"/>
+        <w:rPr>
+          <w:lang w:val="uk-UA"/>
+        </w:rPr>
+      </w:pPr>
+      <w:r>
+        <w:rPr>
+          <w:lang w:val="uk-UA"/>
+        </w:rPr>
+        <w:t>Відео збережено у /Users/maksymkhodakov/PycharmProjects/MultimediaLab5/results/video/synthetic_detection.mp4</w:t>
+      </w:r>
+    </w:p>
+    <w:p>
+      <w:pPr>
+        <w:spacing w:after="120"/>
+        <w:jc w:val="both"/>
+        <w:rPr>
+          <w:lang w:val="uk-UA"/>
+        </w:rPr>
+      </w:pPr>
+      <w:r>
+        <w:rPr>
+          <w:lang w:val="uk-UA"/>
+        </w:rPr>
+        <w:t>[step5_video_processing] завершено за 1.1 с</w:t>
+      </w:r>
+    </w:p>
+    <w:p>
+      <w:pPr>
+        <w:spacing w:after="120"/>
+        <w:jc w:val="both"/>
+        <w:rPr>
+          <w:lang w:val="uk-UA"/>
+        </w:rPr>
+      </w:pPr>
+    </w:p>
+    <w:p>
+      <w:pPr>
+        <w:spacing w:after="120"/>
+        <w:jc w:val="both"/>
+        <w:rPr>
+          <w:lang w:val="uk-UA"/>
+        </w:rPr>
+      </w:pPr>
+      <w:r>
+        <w:rPr>
+          <w:lang w:val="uk-UA"/>
+        </w:rPr>
+        <w:t>======================================================================</w:t>
+      </w:r>
+    </w:p>
+    <w:p>
+      <w:pPr>
+        <w:spacing w:after="120"/>
+        <w:jc w:val="both"/>
+        <w:rPr>
+          <w:lang w:val="uk-UA"/>
+        </w:rPr>
+      </w:pPr>
+      <w:r>
+        <w:rPr>
+          <w:lang w:val="uk-UA"/>
+        </w:rPr>
+        <w:t>ЗАПУСК: step6_map_evaluation</w:t>
+      </w:r>
+    </w:p>
+    <w:p>
+      <w:pPr>
+        <w:spacing w:after="120"/>
+        <w:jc w:val="both"/>
+        <w:rPr>
+          <w:lang w:val="uk-UA"/>
+        </w:rPr>
+      </w:pPr>
+      <w:r>
+        <w:rPr>
+          <w:lang w:val="uk-UA"/>
+        </w:rPr>
+        <w:t>======================================================================</w:t>
+      </w:r>
+    </w:p>
+    <w:p>
+      <w:pPr>
+        <w:spacing w:after="120"/>
+        <w:jc w:val="both"/>
+        <w:rPr>
+          <w:lang w:val="uk-UA"/>
+        </w:rPr>
+      </w:pPr>
+      <w:r>
+        <w:rPr>
+          <w:lang w:val="uk-UA"/>
+        </w:rPr>
+        <w:t xml:space="preserve">Ultralytics 8.4.155 </w:t>
+      </w:r>
+      <w:r>
+        <w:rPr>
+          <w:rFonts w:ascii="Apple Color Emoji" w:hAnsi="Apple Color Emoji" w:cs="Apple Color Emoji"/>
+          <w:lang w:val="uk-UA"/>
+        </w:rPr>
+        <w:t>🚀</w:t>
+      </w:r>
+      <w:r>
+        <w:rPr>
+          <w:lang w:val="uk-UA"/>
+        </w:rPr>
+        <w:t xml:space="preserve"> Python-3.11.14 torch-2.14.0 CPU (Apple M1)</w:t>
+      </w:r>
+    </w:p>
+    <w:p>
+      <w:pPr>
+        <w:spacing w:after="120"/>
+        <w:jc w:val="both"/>
+        <w:rPr>
+          <w:lang w:val="uk-UA"/>
+        </w:rPr>
+      </w:pPr>
+      <w:r>
+        <w:rPr>
+          <w:lang w:val="uk-UA"/>
+        </w:rPr>
+        <w:t>YOLOv8n summary (fused): 72 layers, 3,151,904 parameters, 0 gradients, 8.7 GFLOPs</w:t>
+      </w:r>
+    </w:p>
+    <w:p>
+      <w:pPr>
+        <w:spacing w:after="120"/>
+        <w:jc w:val="both"/>
+        <w:rPr>
+          <w:lang w:val="uk-UA"/>
+        </w:rPr>
+      </w:pPr>
+      <w:r>
+        <w:rPr>
+          <w:lang w:val="uk-UA"/>
+        </w:rPr>
+        <w:t xml:space="preserve">val: Fast image access </w:t>
+      </w:r>
+      <w:r>
+        <w:rPr>
+          <w:rFonts w:ascii="Apple Color Emoji" w:hAnsi="Apple Color Emoji" w:cs="Apple Color Emoji"/>
+          <w:lang w:val="uk-UA"/>
+        </w:rPr>
+        <w:t>✅</w:t>
+      </w:r>
+      <w:r>
+        <w:rPr>
+          <w:lang w:val="uk-UA"/>
+        </w:rPr>
+        <w:t xml:space="preserve"> (ping: 0.0±0.0 ms, read: 182.7±41.6 MB/s, size: 48.9 KB)</w:t>
+      </w:r>
+    </w:p>
+    <w:p>
+      <w:pPr>
+        <w:spacing w:after="120"/>
+        <w:jc w:val="both"/>
+        <w:rPr>
+          <w:rFonts w:hint="eastAsia"/>
+          <w:lang w:val="uk-UA"/>
+        </w:rPr>
+      </w:pPr>
+      <w:r>
+        <w:rPr>
+          <w:rFonts w:hint="eastAsia"/>
+          <w:lang w:val="uk-UA"/>
+        </w:rPr>
+        <w:t>val: Scanning /Users/maksymkhodakov/PycharmProjects/datasets/coco128/labels/train2017.cache... 126 images, 2 backgrounds, 0 corr</w:t>
+      </w:r>
+      <w:r>
+        <w:rPr>
+          <w:rFonts w:hint="eastAsia"/>
+          <w:lang w:val="uk-UA"/>
+        </w:rPr>
+        <w:t>…</w:t>
+      </w:r>
+      <w:r>
+        <w:rPr>
+          <w:rFonts w:hint="eastAsia"/>
+          <w:lang w:val="uk-UA"/>
+        </w:rPr>
+        <w:t xml:space="preserve">: 100% </w:t>
+      </w:r>
+      <w:r>
+        <w:rPr>
+          <w:rFonts w:hint="eastAsia"/>
+          <w:lang w:val="uk-UA"/>
+        </w:rPr>
+        <w:t>━━━━━━━━━━━━</w:t>
+      </w:r>
+      <w:r>
+        <w:rPr>
+          <w:rFonts w:hint="eastAsia"/>
+          <w:lang w:val="uk-UA"/>
+        </w:rPr>
+        <w:t xml:space="preserve"> 128/128 44.7Mit/s 0.0s</w:t>
+      </w:r>
+    </w:p>
+    <w:p>
+      <w:pPr>
+        <w:spacing w:after="120"/>
+        <w:jc w:val="both"/>
+        <w:rPr>
+          <w:rFonts w:hint="eastAsia"/>
+          <w:lang w:val="uk-UA"/>
+        </w:rPr>
+      </w:pPr>
+      <w:r>
+        <w:rPr>
+          <w:rFonts w:hint="eastAsia"/>
+          <w:lang w:val="uk-UA"/>
+        </w:rPr>
+        <w:t xml:space="preserve">                 Class     Images  Instances      Box(P          R      mAP50  mAP50-95): 100% </w:t>
+      </w:r>
+      <w:r>
+        <w:rPr>
+          <w:rFonts w:hint="eastAsia"/>
+          <w:lang w:val="uk-UA"/>
+        </w:rPr>
+        <w:t>━━━━━━━━━━━━</w:t>
+      </w:r>
+      <w:r>
+        <w:rPr>
+          <w:rFonts w:hint="eastAsia"/>
+          <w:lang w:val="uk-UA"/>
+        </w:rPr>
+        <w:t xml:space="preserve"> 8/8 2.1s/it 17.1s</w:t>
+      </w:r>
+    </w:p>
+    <w:p>
+      <w:pPr>
+        <w:spacing w:after="120"/>
+        <w:jc w:val="both"/>
+        <w:rPr>
+          <w:lang w:val="uk-UA"/>
+        </w:rPr>
+      </w:pPr>
+      <w:r>
+        <w:rPr>
+          <w:lang w:val="uk-UA"/>
+        </w:rPr>
+        <w:t xml:space="preserve">                   all        128        929       0.64      0.537      0.603      0.444</w:t>
+      </w:r>
+    </w:p>
+    <w:p>
+      <w:pPr>
+        <w:spacing w:after="120"/>
+        <w:jc w:val="both"/>
+        <w:rPr>
+          <w:lang w:val="uk-UA"/>
+        </w:rPr>
+      </w:pPr>
+      <w:r>
+        <w:rPr>
+          <w:lang w:val="uk-UA"/>
+        </w:rPr>
+        <w:t>Speed: 0.5ms preprocess, 127.9ms inference, 0.0ms loss, 0.8ms postprocess per image</w:t>
+      </w:r>
+    </w:p>
+    <w:p>
+      <w:pPr>
+        <w:spacing w:after="120"/>
+        <w:jc w:val="both"/>
+        <w:rPr>
+          <w:lang w:val="uk-UA"/>
+        </w:rPr>
+      </w:pPr>
+      <w:r>
+        <w:rPr>
+          <w:lang w:val="uk-UA"/>
+        </w:rPr>
+        <w:t>Results saved to /Users/maksymkhodakov/PycharmProjects/ImageRecognitionProject/runs/detect/val-17</w:t>
+      </w:r>
+    </w:p>
+    <w:p>
+      <w:pPr>
+        <w:spacing w:after="120"/>
+        <w:jc w:val="both"/>
+        <w:rPr>
+          <w:lang w:val="uk-UA"/>
+        </w:rPr>
+      </w:pPr>
+      <w:r>
+        <w:rPr>
+          <w:lang w:val="uk-UA"/>
+        </w:rPr>
+        <w:t>Precision (mean, усі класи) = 0.640</w:t>
+      </w:r>
+    </w:p>
+    <w:p>
+      <w:pPr>
+        <w:spacing w:after="120"/>
+        <w:jc w:val="both"/>
+        <w:rPr>
+          <w:lang w:val="uk-UA"/>
+        </w:rPr>
+      </w:pPr>
+      <w:r>
+        <w:rPr>
+          <w:lang w:val="uk-UA"/>
+        </w:rPr>
+        <w:t>Recall    (mean, усі класи) = 0.537</w:t>
+      </w:r>
+    </w:p>
+    <w:p>
+      <w:pPr>
+        <w:spacing w:after="120"/>
+        <w:jc w:val="both"/>
+        <w:rPr>
+          <w:lang w:val="uk-UA"/>
+        </w:rPr>
+      </w:pPr>
+      <w:r>
+        <w:rPr>
+          <w:lang w:val="uk-UA"/>
+        </w:rPr>
+        <w:t>mAP50                       = 0.603</w:t>
+      </w:r>
+    </w:p>
+    <w:p>
+      <w:pPr>
+        <w:spacing w:after="120"/>
+        <w:jc w:val="both"/>
+        <w:rPr>
+          <w:lang w:val="uk-UA"/>
+        </w:rPr>
+      </w:pPr>
+      <w:r>
+        <w:rPr>
+          <w:lang w:val="uk-UA"/>
+        </w:rPr>
+        <w:lastRenderedPageBreak/>
+        <w:t>mAP50-95                    = 0.444</w:t>
+      </w:r>
+    </w:p>
+    <w:p>
+      <w:pPr>
+        <w:spacing w:after="120"/>
+        <w:jc w:val="both"/>
+        <w:rPr>
+          <w:lang w:val="uk-UA"/>
+        </w:rPr>
+      </w:pPr>
+    </w:p>
+    <w:p>
+      <w:pPr>
+        <w:spacing w:after="120"/>
+        <w:jc w:val="both"/>
+        <w:rPr>
+          <w:lang w:val="uk-UA"/>
+        </w:rPr>
+      </w:pPr>
+      <w:r>
+        <w:rPr>
+          <w:lang w:val="uk-UA"/>
+        </w:rPr>
+        <w:t>Класи з найнижчим AP50 (найгірше детектуються):</w:t>
+      </w:r>
+    </w:p>
+    <w:p>
+      <w:pPr>
+        <w:spacing w:after="120"/>
+        <w:jc w:val="both"/>
+        <w:rPr>
+          <w:lang w:val="uk-UA"/>
+        </w:rPr>
+      </w:pPr>
+      <w:r>
+        <w:rPr>
+          <w:lang w:val="uk-UA"/>
+        </w:rPr>
+        <w:t xml:space="preserve">  cell phone      AP50 = 0.050</w:t>
+      </w:r>
+    </w:p>
+    <w:p>
+      <w:pPr>
+        <w:spacing w:after="120"/>
+        <w:jc w:val="both"/>
+        <w:rPr>
+          <w:lang w:val="uk-UA"/>
+        </w:rPr>
+      </w:pPr>
+      <w:r>
+        <w:rPr>
+          <w:lang w:val="uk-UA"/>
+        </w:rPr>
+        <w:t xml:space="preserve">  mouse           AP50 = 0.055</w:t>
+      </w:r>
+    </w:p>
+    <w:p>
+      <w:pPr>
+        <w:spacing w:after="120"/>
+        <w:jc w:val="both"/>
+        <w:rPr>
+          <w:lang w:val="uk-UA"/>
+        </w:rPr>
+      </w:pPr>
+      <w:r>
+        <w:rPr>
+          <w:lang w:val="uk-UA"/>
+        </w:rPr>
+        <w:t xml:space="preserve">  banana          AP50 = 0.124</w:t>
+      </w:r>
+    </w:p>
+    <w:p>
+      <w:pPr>
+        <w:spacing w:after="120"/>
+        <w:jc w:val="both"/>
+        <w:rPr>
+          <w:lang w:val="uk-UA"/>
+        </w:rPr>
+      </w:pPr>
+      <w:r>
+        <w:rPr>
+          <w:lang w:val="uk-UA"/>
+        </w:rPr>
+        <w:t xml:space="preserve">  handbag         AP50 = 0.161</w:t>
+      </w:r>
+    </w:p>
+    <w:p>
+      <w:pPr>
+        <w:spacing w:after="120"/>
+        <w:jc w:val="both"/>
+        <w:rPr>
+          <w:lang w:val="uk-UA"/>
+        </w:rPr>
+      </w:pPr>
+      <w:r>
+        <w:rPr>
+          <w:lang w:val="uk-UA"/>
+        </w:rPr>
+        <w:t xml:space="preserve">  sink            AP50 = 0.178</w:t>
+      </w:r>
+    </w:p>
+    <w:p>
+      <w:pPr>
+        <w:spacing w:after="120"/>
+        <w:jc w:val="both"/>
+        <w:rPr>
+          <w:lang w:val="uk-UA"/>
+        </w:rPr>
+      </w:pPr>
+    </w:p>
+    <w:p>
+      <w:pPr>
+        <w:spacing w:after="120"/>
+        <w:jc w:val="both"/>
+        <w:rPr>
+          <w:lang w:val="uk-UA"/>
+        </w:rPr>
+      </w:pPr>
+      <w:r>
+        <w:rPr>
+          <w:lang w:val="uk-UA"/>
+        </w:rPr>
+        <w:t>Класи з найвищим AP50 (найкраще детектуються):</w:t>
+      </w:r>
+    </w:p>
+    <w:p>
+      <w:pPr>
+        <w:spacing w:after="120"/>
+        <w:jc w:val="both"/>
+        <w:rPr>
+          <w:lang w:val="uk-UA"/>
+        </w:rPr>
+      </w:pPr>
+      <w:r>
+        <w:rPr>
+          <w:lang w:val="uk-UA"/>
+        </w:rPr>
+        <w:t xml:space="preserve">  pizza           AP50 = 0.995</w:t>
+      </w:r>
+    </w:p>
+    <w:p>
+      <w:pPr>
+        <w:spacing w:after="120"/>
+        <w:jc w:val="both"/>
+        <w:rPr>
+          <w:lang w:val="uk-UA"/>
+        </w:rPr>
+      </w:pPr>
+      <w:r>
+        <w:rPr>
+          <w:lang w:val="uk-UA"/>
+        </w:rPr>
+        <w:t xml:space="preserve">  orange          AP50 = 0.995</w:t>
+      </w:r>
+    </w:p>
+    <w:p>
+      <w:pPr>
+        <w:spacing w:after="120"/>
+        <w:jc w:val="both"/>
+        <w:rPr>
+          <w:lang w:val="uk-UA"/>
+        </w:rPr>
+      </w:pPr>
+      <w:r>
+        <w:rPr>
+          <w:lang w:val="uk-UA"/>
+        </w:rPr>
+        <w:t xml:space="preserve">  skis            AP50 = 0.995</w:t>
+      </w:r>
+    </w:p>
+    <w:p>
+      <w:pPr>
+        <w:spacing w:after="120"/>
+        <w:jc w:val="both"/>
+        <w:rPr>
+          <w:lang w:val="uk-UA"/>
+        </w:rPr>
+      </w:pPr>
+      <w:r>
+        <w:rPr>
+          <w:lang w:val="uk-UA"/>
+        </w:rPr>
+        <w:t xml:space="preserve">  zebra           AP50 = 0.995</w:t>
+      </w:r>
+    </w:p>
+    <w:p>
+      <w:pPr>
+        <w:spacing w:after="120"/>
+        <w:jc w:val="both"/>
+        <w:rPr>
+          <w:lang w:val="uk-UA"/>
+        </w:rPr>
+      </w:pPr>
+      <w:r>
+        <w:rPr>
+          <w:lang w:val="uk-UA"/>
+        </w:rPr>
+        <w:t xml:space="preserve">  bear            AP50 = 0.995</w:t>
+      </w:r>
+    </w:p>
+    <w:p>
+      <w:pPr>
+        <w:spacing w:after="120"/>
+        <w:jc w:val="both"/>
+        <w:rPr>
+          <w:lang w:val="uk-UA"/>
+        </w:rPr>
+      </w:pPr>
+    </w:p>
+    <w:p>
+      <w:pPr>
+        <w:spacing w:after="120"/>
+        <w:jc w:val="both"/>
+        <w:rPr>
+          <w:lang w:val="uk-UA"/>
+        </w:rPr>
+      </w:pPr>
+      <w:r>
+        <w:rPr>
+          <w:lang w:val="uk-UA"/>
+        </w:rPr>
+        <w:t>Результати збережено у /Users/maksymkhodakov/PycharmProjects/MultimediaLab5/results/data/step6_map_evaluation.json</w:t>
+      </w:r>
+    </w:p>
+    <w:p>
+      <w:pPr>
+        <w:spacing w:after="120"/>
+        <w:jc w:val="both"/>
+        <w:rPr>
+          <w:lang w:val="uk-UA"/>
+        </w:rPr>
+      </w:pPr>
+      <w:r>
+        <w:rPr>
+          <w:lang w:val="uk-UA"/>
+        </w:rPr>
+        <w:t>[step6_map_evaluation] завершено за 18.8 с</w:t>
+      </w:r>
+    </w:p>
+    <w:p>
+      <w:pPr>
+        <w:spacing w:after="120"/>
+        <w:jc w:val="both"/>
+        <w:rPr>
+          <w:lang w:val="uk-UA"/>
+        </w:rPr>
+      </w:pPr>
+    </w:p>
+    <w:p>
+      <w:pPr>
+        <w:spacing w:after="120"/>
+        <w:jc w:val="both"/>
+        <w:rPr>
+          <w:lang w:val="uk-UA"/>
+        </w:rPr>
+      </w:pPr>
+      <w:r>
+        <w:rPr>
+          <w:lang w:val="uk-UA"/>
+        </w:rPr>
+        <w:t>======================================================================</w:t>
+      </w:r>
+    </w:p>
+    <w:p>
+      <w:pPr>
+        <w:spacing w:after="120"/>
+        <w:jc w:val="both"/>
+        <w:rPr>
+          <w:lang w:val="uk-UA"/>
+        </w:rPr>
+      </w:pPr>
+      <w:r>
+        <w:rPr>
+          <w:lang w:val="uk-UA"/>
+        </w:rPr>
+        <w:t>ЗАПУСК: step7_confidence_research</w:t>
+      </w:r>
+    </w:p>
+    <w:p>
+      <w:pPr>
+        <w:spacing w:after="120"/>
+        <w:jc w:val="both"/>
+        <w:rPr>
+          <w:lang w:val="uk-UA"/>
+        </w:rPr>
+      </w:pPr>
+      <w:r>
+        <w:rPr>
+          <w:lang w:val="uk-UA"/>
+        </w:rPr>
+        <w:t>======================================================================</w:t>
+      </w:r>
+    </w:p>
+    <w:p>
+      <w:pPr>
+        <w:spacing w:after="120"/>
+        <w:jc w:val="both"/>
+        <w:rPr>
+          <w:lang w:val="uk-UA"/>
+        </w:rPr>
+      </w:pPr>
+      <w:r>
+        <w:rPr>
+          <w:lang w:val="uk-UA"/>
+        </w:rPr>
+        <w:t xml:space="preserve">Ultralytics 8.4.155 </w:t>
+      </w:r>
+      <w:r>
+        <w:rPr>
+          <w:rFonts w:ascii="Apple Color Emoji" w:hAnsi="Apple Color Emoji" w:cs="Apple Color Emoji"/>
+          <w:lang w:val="uk-UA"/>
+        </w:rPr>
+        <w:t>🚀</w:t>
+      </w:r>
+      <w:r>
+        <w:rPr>
+          <w:lang w:val="uk-UA"/>
+        </w:rPr>
+        <w:t xml:space="preserve"> Python-3.11.14 torch-2.14.0 CPU (Apple M1)</w:t>
+      </w:r>
+    </w:p>
+    <w:p>
+      <w:pPr>
+        <w:spacing w:after="120"/>
+        <w:jc w:val="both"/>
+        <w:rPr>
+          <w:lang w:val="uk-UA"/>
+        </w:rPr>
+      </w:pPr>
+      <w:r>
+        <w:rPr>
+          <w:lang w:val="uk-UA"/>
+        </w:rPr>
+        <w:t>YOLOv8n summary (fused): 72 layers, 3,151,904 parameters, 0 gradients, 8.7 GFLOPs</w:t>
+      </w:r>
+    </w:p>
+    <w:p>
+      <w:pPr>
+        <w:spacing w:after="120"/>
+        <w:jc w:val="both"/>
+        <w:rPr>
+          <w:lang w:val="uk-UA"/>
+        </w:rPr>
+      </w:pPr>
+      <w:r>
+        <w:rPr>
+          <w:lang w:val="uk-UA"/>
+        </w:rPr>
+        <w:t xml:space="preserve">val: Fast image access </w:t>
+      </w:r>
+      <w:r>
+        <w:rPr>
+          <w:rFonts w:ascii="Apple Color Emoji" w:hAnsi="Apple Color Emoji" w:cs="Apple Color Emoji"/>
+          <w:lang w:val="uk-UA"/>
+        </w:rPr>
+        <w:t>✅</w:t>
+      </w:r>
+      <w:r>
+        <w:rPr>
+          <w:lang w:val="uk-UA"/>
+        </w:rPr>
+        <w:t xml:space="preserve"> (ping: 0.0±0.0 ms, read: 711.6±340.8 MB/s, size: 46.5 KB)</w:t>
+      </w:r>
+    </w:p>
+    <w:p>
+      <w:pPr>
+        <w:spacing w:after="120"/>
+        <w:jc w:val="both"/>
+        <w:rPr>
+          <w:rFonts w:hint="eastAsia"/>
+          <w:lang w:val="uk-UA"/>
+        </w:rPr>
+      </w:pPr>
+      <w:r>
+        <w:rPr>
+          <w:rFonts w:hint="eastAsia"/>
+          <w:lang w:val="uk-UA"/>
+        </w:rPr>
+        <w:t xml:space="preserve">val: Scanning /Users/maksymkhodakov/PycharmProjects/datasets/coco128/labels/train2017.cache... </w:t>
+      </w:r>
+      <w:r>
+        <w:rPr>
+          <w:rFonts w:hint="eastAsia"/>
+          <w:lang w:val="uk-UA"/>
+        </w:rPr>
+        <w:lastRenderedPageBreak/>
+        <w:t>126 images, 2 backgrounds, 0 corr</w:t>
+      </w:r>
+      <w:r>
+        <w:rPr>
+          <w:rFonts w:hint="eastAsia"/>
+          <w:lang w:val="uk-UA"/>
+        </w:rPr>
+        <w:t>…</w:t>
+      </w:r>
+      <w:r>
+        <w:rPr>
+          <w:rFonts w:hint="eastAsia"/>
+          <w:lang w:val="uk-UA"/>
+        </w:rPr>
+        <w:t xml:space="preserve">: 100% </w:t>
+      </w:r>
+      <w:r>
+        <w:rPr>
+          <w:rFonts w:hint="eastAsia"/>
+          <w:lang w:val="uk-UA"/>
+        </w:rPr>
+        <w:t>━━━━━━━━━━━━</w:t>
+      </w:r>
+      <w:r>
+        <w:rPr>
+          <w:rFonts w:hint="eastAsia"/>
+          <w:lang w:val="uk-UA"/>
+        </w:rPr>
+        <w:t xml:space="preserve"> 128/128 67.1Mit/s 0.0s</w:t>
+      </w:r>
+    </w:p>
+    <w:p>
+      <w:pPr>
+        <w:spacing w:after="120"/>
+        <w:jc w:val="both"/>
+        <w:rPr>
+          <w:rFonts w:hint="eastAsia"/>
+          <w:lang w:val="uk-UA"/>
+        </w:rPr>
+      </w:pPr>
+      <w:r>
+        <w:rPr>
+          <w:rFonts w:hint="eastAsia"/>
+          <w:lang w:val="uk-UA"/>
+        </w:rPr>
+        <w:t xml:space="preserve">                 Class     Images  Instances      Box(P          R      mAP50  mAP50-95): 100% </w:t>
+      </w:r>
+      <w:r>
+        <w:rPr>
+          <w:rFonts w:hint="eastAsia"/>
+          <w:lang w:val="uk-UA"/>
+        </w:rPr>
+        <w:t>━━━━━━━━━━━━</w:t>
+      </w:r>
+      <w:r>
+        <w:rPr>
+          <w:rFonts w:hint="eastAsia"/>
+          <w:lang w:val="uk-UA"/>
+        </w:rPr>
+        <w:t xml:space="preserve"> 8/8 2.2s/it 17.4s</w:t>
+      </w:r>
+    </w:p>
+    <w:p>
+      <w:pPr>
+        <w:spacing w:after="120"/>
+        <w:jc w:val="both"/>
+        <w:rPr>
+          <w:lang w:val="uk-UA"/>
+        </w:rPr>
+      </w:pPr>
+      <w:r>
+        <w:rPr>
+          <w:lang w:val="uk-UA"/>
+        </w:rPr>
+        <w:t xml:space="preserve">                   all        128        929      0.625      0.536      0.539      0.405</w:t>
+      </w:r>
+    </w:p>
+    <w:p>
+      <w:pPr>
+        <w:spacing w:after="120"/>
+        <w:jc w:val="both"/>
+        <w:rPr>
+          <w:lang w:val="uk-UA"/>
+        </w:rPr>
+      </w:pPr>
+      <w:r>
+        <w:rPr>
+          <w:lang w:val="uk-UA"/>
+        </w:rPr>
+        <w:t>Speed: 0.3ms preprocess, 131.0ms inference, 0.0ms loss, 0.2ms postprocess per image</w:t>
+      </w:r>
+    </w:p>
+    <w:p>
+      <w:pPr>
+        <w:spacing w:after="120"/>
+        <w:jc w:val="both"/>
+        <w:rPr>
+          <w:lang w:val="uk-UA"/>
+        </w:rPr>
+      </w:pPr>
+      <w:r>
+        <w:rPr>
+          <w:lang w:val="uk-UA"/>
+        </w:rPr>
+        <w:t>Results saved to /Users/maksymkhodakov/PycharmProjects/ImageRecognitionProject/runs/detect/val-18</w:t>
+      </w:r>
+    </w:p>
+    <w:p>
+      <w:pPr>
+        <w:spacing w:after="120"/>
+        <w:jc w:val="both"/>
+        <w:rPr>
+          <w:lang w:val="uk-UA"/>
+        </w:rPr>
+      </w:pPr>
+      <w:r>
+        <w:rPr>
+          <w:lang w:val="uk-UA"/>
+        </w:rPr>
+        <w:t>c=0.1   Precision=0.625  Recall=0.536  mAP50=0.539</w:t>
+      </w:r>
+    </w:p>
+    <w:p>
+      <w:pPr>
+        <w:spacing w:after="120"/>
+        <w:jc w:val="both"/>
+        <w:rPr>
+          <w:lang w:val="uk-UA"/>
+        </w:rPr>
+      </w:pPr>
+      <w:r>
+        <w:rPr>
+          <w:lang w:val="uk-UA"/>
+        </w:rPr>
+        <w:t xml:space="preserve">Ultralytics 8.4.155 </w:t>
+      </w:r>
+      <w:r>
+        <w:rPr>
+          <w:rFonts w:ascii="Apple Color Emoji" w:hAnsi="Apple Color Emoji" w:cs="Apple Color Emoji"/>
+          <w:lang w:val="uk-UA"/>
+        </w:rPr>
+        <w:t>🚀</w:t>
+      </w:r>
+      <w:r>
+        <w:rPr>
+          <w:lang w:val="uk-UA"/>
+        </w:rPr>
+        <w:t xml:space="preserve"> Python-3.11.14 torch-2.14.0 CPU (Apple M1)</w:t>
+      </w:r>
+    </w:p>
+    <w:p>
+      <w:pPr>
+        <w:spacing w:after="120"/>
+        <w:jc w:val="both"/>
+        <w:rPr>
+          <w:lang w:val="uk-UA"/>
+        </w:rPr>
+      </w:pPr>
+      <w:r>
+        <w:rPr>
+          <w:lang w:val="uk-UA"/>
+        </w:rPr>
+        <w:t>YOLOv8n summary (fused): 72 layers, 3,151,904 parameters, 0 gradients, 8.7 GFLOPs</w:t>
+      </w:r>
+    </w:p>
+    <w:p>
+      <w:pPr>
+        <w:spacing w:after="120"/>
+        <w:jc w:val="both"/>
+        <w:rPr>
+          <w:lang w:val="uk-UA"/>
+        </w:rPr>
+      </w:pPr>
+      <w:r>
+        <w:rPr>
+          <w:lang w:val="uk-UA"/>
+        </w:rPr>
+        <w:t xml:space="preserve">val: Fast image access </w:t>
+      </w:r>
+      <w:r>
+        <w:rPr>
+          <w:rFonts w:ascii="Apple Color Emoji" w:hAnsi="Apple Color Emoji" w:cs="Apple Color Emoji"/>
+          <w:lang w:val="uk-UA"/>
+        </w:rPr>
+        <w:t>✅</w:t>
+      </w:r>
+      <w:r>
+        <w:rPr>
+          <w:lang w:val="uk-UA"/>
+        </w:rPr>
+        <w:t xml:space="preserve"> (ping: 0.0±0.0 ms, read: 260.4±100.2 MB/s, size: 47.4 KB)</w:t>
+      </w:r>
+    </w:p>
+    <w:p>
+      <w:pPr>
+        <w:spacing w:after="120"/>
+        <w:jc w:val="both"/>
+        <w:rPr>
+          <w:rFonts w:hint="eastAsia"/>
+          <w:lang w:val="uk-UA"/>
+        </w:rPr>
+      </w:pPr>
+      <w:r>
+        <w:rPr>
+          <w:rFonts w:hint="eastAsia"/>
+          <w:lang w:val="uk-UA"/>
+        </w:rPr>
+        <w:t>val: Scanning /Users/maksymkhodakov/PycharmProjects/datasets/coco128/labels/train2017.cache... 126 images, 2 backgrounds, 0 corr</w:t>
+      </w:r>
+      <w:r>
+        <w:rPr>
+          <w:rFonts w:hint="eastAsia"/>
+          <w:lang w:val="uk-UA"/>
+        </w:rPr>
+        <w:t>…</w:t>
+      </w:r>
+      <w:r>
+        <w:rPr>
+          <w:rFonts w:hint="eastAsia"/>
+          <w:lang w:val="uk-UA"/>
+        </w:rPr>
+        <w:t xml:space="preserve">: 100% </w:t>
+      </w:r>
+      <w:r>
+        <w:rPr>
+          <w:rFonts w:hint="eastAsia"/>
+          <w:lang w:val="uk-UA"/>
+        </w:rPr>
+        <w:t>━━━━━━━━━━━━</w:t>
+      </w:r>
+      <w:r>
+        <w:rPr>
+          <w:rFonts w:hint="eastAsia"/>
+          <w:lang w:val="uk-UA"/>
+        </w:rPr>
+        <w:t xml:space="preserve"> 128/128 59.7Mit/s 0.0s</w:t>
+      </w:r>
+    </w:p>
+    <w:p>
+      <w:pPr>
+        <w:spacing w:after="120"/>
+        <w:jc w:val="both"/>
+        <w:rPr>
+          <w:rFonts w:hint="eastAsia"/>
+          <w:lang w:val="uk-UA"/>
+        </w:rPr>
+      </w:pPr>
+      <w:r>
+        <w:rPr>
+          <w:rFonts w:hint="eastAsia"/>
+          <w:lang w:val="uk-UA"/>
+        </w:rPr>
+        <w:t xml:space="preserve">                 Class     Images  Instances      Box(P          R      mAP50  mAP50-95): 100% </w:t>
+      </w:r>
+      <w:r>
+        <w:rPr>
+          <w:rFonts w:hint="eastAsia"/>
+          <w:lang w:val="uk-UA"/>
+        </w:rPr>
+        <w:t>━━━━━━━━━━━━</w:t>
+      </w:r>
+      <w:r>
+        <w:rPr>
+          <w:rFonts w:hint="eastAsia"/>
+          <w:lang w:val="uk-UA"/>
+        </w:rPr>
+        <w:t xml:space="preserve"> 8/8 2.3s/it 18.1s</w:t>
+      </w:r>
+    </w:p>
+    <w:p>
+      <w:pPr>
+        <w:spacing w:after="120"/>
+        <w:jc w:val="both"/>
+        <w:rPr>
+          <w:lang w:val="uk-UA"/>
+        </w:rPr>
+      </w:pPr>
+      <w:r>
+        <w:rPr>
+          <w:lang w:val="uk-UA"/>
+        </w:rPr>
+        <w:t xml:space="preserve">                   all        128        929      0.677      0.499      0.466      0.363</w:t>
+      </w:r>
+    </w:p>
+    <w:p>
+      <w:pPr>
+        <w:spacing w:after="120"/>
+        <w:jc w:val="both"/>
+        <w:rPr>
+          <w:lang w:val="uk-UA"/>
+        </w:rPr>
+      </w:pPr>
+      <w:r>
+        <w:rPr>
+          <w:lang w:val="uk-UA"/>
+        </w:rPr>
+        <w:t>Speed: 0.3ms preprocess, 136.2ms inference, 0.0ms loss, 0.2ms postprocess per image</w:t>
+      </w:r>
+    </w:p>
+    <w:p>
+      <w:pPr>
+        <w:spacing w:after="120"/>
+        <w:jc w:val="both"/>
+        <w:rPr>
+          <w:lang w:val="uk-UA"/>
+        </w:rPr>
+      </w:pPr>
+      <w:r>
+        <w:rPr>
+          <w:lang w:val="uk-UA"/>
+        </w:rPr>
+        <w:t>Results saved to /Users/maksymkhodakov/PycharmProjects/ImageRecognitionProject/runs/detect/val-19</w:t>
+      </w:r>
+    </w:p>
+    <w:p>
+      <w:pPr>
+        <w:spacing w:after="120"/>
+        <w:jc w:val="both"/>
+        <w:rPr>
+          <w:lang w:val="uk-UA"/>
+        </w:rPr>
+      </w:pPr>
+      <w:r>
+        <w:rPr>
+          <w:lang w:val="uk-UA"/>
+        </w:rPr>
+        <w:t>c=0.25  Precision=0.677  Recall=0.499  mAP50=0.466</w:t>
+      </w:r>
+    </w:p>
+    <w:p>
+      <w:pPr>
+        <w:spacing w:after="120"/>
+        <w:jc w:val="both"/>
+        <w:rPr>
+          <w:lang w:val="uk-UA"/>
+        </w:rPr>
+      </w:pPr>
+      <w:r>
+        <w:rPr>
+          <w:lang w:val="uk-UA"/>
+        </w:rPr>
+        <w:t xml:space="preserve">Ultralytics 8.4.155 </w:t>
+      </w:r>
+      <w:r>
+        <w:rPr>
+          <w:rFonts w:ascii="Apple Color Emoji" w:hAnsi="Apple Color Emoji" w:cs="Apple Color Emoji"/>
+          <w:lang w:val="uk-UA"/>
+        </w:rPr>
+        <w:t>🚀</w:t>
+      </w:r>
+      <w:r>
+        <w:rPr>
+          <w:lang w:val="uk-UA"/>
+        </w:rPr>
+        <w:t xml:space="preserve"> Python-3.11.14 torch-2.14.0 CPU (Apple M1)</w:t>
+      </w:r>
+    </w:p>
+    <w:p>
+      <w:pPr>
+        <w:spacing w:after="120"/>
+        <w:jc w:val="both"/>
+        <w:rPr>
+          <w:lang w:val="uk-UA"/>
+        </w:rPr>
+      </w:pPr>
+      <w:r>
+        <w:rPr>
+          <w:lang w:val="uk-UA"/>
+        </w:rPr>
+        <w:t>YOLOv8n summary (fused): 72 layers, 3,151,904 parameters, 0 gradients, 8.7 GFLOPs</w:t>
+      </w:r>
+    </w:p>
+    <w:p>
+      <w:pPr>
+        <w:spacing w:after="120"/>
+        <w:jc w:val="both"/>
+        <w:rPr>
+          <w:lang w:val="uk-UA"/>
+        </w:rPr>
+      </w:pPr>
+      <w:r>
+        <w:rPr>
+          <w:lang w:val="uk-UA"/>
+        </w:rPr>
+        <w:t xml:space="preserve">val: Fast image access </w:t>
+      </w:r>
+      <w:r>
+        <w:rPr>
+          <w:rFonts w:ascii="Apple Color Emoji" w:hAnsi="Apple Color Emoji" w:cs="Apple Color Emoji"/>
+          <w:lang w:val="uk-UA"/>
+        </w:rPr>
+        <w:t>✅</w:t>
+      </w:r>
+      <w:r>
+        <w:rPr>
+          <w:lang w:val="uk-UA"/>
+        </w:rPr>
+        <w:t xml:space="preserve"> (ping: 0.0±0.0 ms, read: 678.9±373.1 MB/s, size: 31.0 KB)</w:t>
+      </w:r>
+    </w:p>
+    <w:p>
+      <w:pPr>
+        <w:spacing w:after="120"/>
+        <w:jc w:val="both"/>
+        <w:rPr>
+          <w:rFonts w:hint="eastAsia"/>
+          <w:lang w:val="uk-UA"/>
+        </w:rPr>
+      </w:pPr>
+      <w:r>
+        <w:rPr>
+          <w:rFonts w:hint="eastAsia"/>
+          <w:lang w:val="uk-UA"/>
+        </w:rPr>
+        <w:t>val: Scanning /Users/maksymkhodakov/PycharmProjects/datasets/coco128/labels/train2017.cache... 126 images, 2 backgrounds, 0 corr</w:t>
+      </w:r>
+      <w:r>
+        <w:rPr>
+          <w:rFonts w:hint="eastAsia"/>
+          <w:lang w:val="uk-UA"/>
+        </w:rPr>
+        <w:t>…</w:t>
+      </w:r>
+      <w:r>
+        <w:rPr>
+          <w:rFonts w:hint="eastAsia"/>
+          <w:lang w:val="uk-UA"/>
+        </w:rPr>
+        <w:t xml:space="preserve">: 100% </w:t>
+      </w:r>
+      <w:r>
+        <w:rPr>
+          <w:rFonts w:hint="eastAsia"/>
+          <w:lang w:val="uk-UA"/>
+        </w:rPr>
+        <w:t>━━━━━━━━━━━━</w:t>
+      </w:r>
+      <w:r>
+        <w:rPr>
+          <w:rFonts w:hint="eastAsia"/>
+          <w:lang w:val="uk-UA"/>
+        </w:rPr>
+        <w:t xml:space="preserve"> 128/128 67.1Mit/s 0.0s</w:t>
+      </w:r>
+    </w:p>
+    <w:p>
+      <w:pPr>
+        <w:spacing w:after="120"/>
+        <w:jc w:val="both"/>
+        <w:rPr>
+          <w:rFonts w:hint="eastAsia"/>
+          <w:lang w:val="uk-UA"/>
+        </w:rPr>
+      </w:pPr>
+      <w:r>
+        <w:rPr>
+          <w:rFonts w:hint="eastAsia"/>
+          <w:lang w:val="uk-UA"/>
+        </w:rPr>
+        <w:t xml:space="preserve">                 Class     Images  Instances      Box(P          R      mAP50  mAP50-95): 100% </w:t>
+      </w:r>
+      <w:r>
+        <w:rPr>
+          <w:rFonts w:hint="eastAsia"/>
+          <w:lang w:val="uk-UA"/>
+        </w:rPr>
+        <w:t>━━━━━━━━━━━━</w:t>
+      </w:r>
+      <w:r>
+        <w:rPr>
+          <w:rFonts w:hint="eastAsia"/>
+          <w:lang w:val="uk-UA"/>
+        </w:rPr>
+        <w:t xml:space="preserve"> 8/8 2.1s/it 16.9s</w:t>
+      </w:r>
+    </w:p>
+    <w:p>
+      <w:pPr>
+        <w:spacing w:after="120"/>
+        <w:jc w:val="both"/>
+        <w:rPr>
+          <w:lang w:val="uk-UA"/>
+        </w:rPr>
+      </w:pPr>
+      <w:r>
+        <w:rPr>
+          <w:lang w:val="uk-UA"/>
+        </w:rPr>
+        <w:lastRenderedPageBreak/>
+        <w:t xml:space="preserve">                   all        128        929      0.752      0.355      0.347      0.287</w:t>
+      </w:r>
+    </w:p>
+    <w:p>
+      <w:pPr>
+        <w:spacing w:after="120"/>
+        <w:jc w:val="both"/>
+        <w:rPr>
+          <w:lang w:val="uk-UA"/>
+        </w:rPr>
+      </w:pPr>
+      <w:r>
+        <w:rPr>
+          <w:lang w:val="uk-UA"/>
+        </w:rPr>
+        <w:t>Speed: 0.3ms preprocess, 128.1ms inference, 0.0ms loss, 0.2ms postprocess per image</w:t>
+      </w:r>
+    </w:p>
+    <w:p>
+      <w:pPr>
+        <w:spacing w:after="120"/>
+        <w:jc w:val="both"/>
+        <w:rPr>
+          <w:lang w:val="uk-UA"/>
+        </w:rPr>
+      </w:pPr>
+      <w:r>
+        <w:rPr>
+          <w:lang w:val="uk-UA"/>
+        </w:rPr>
+        <w:t>Results saved to /Users/maksymkhodakov/PycharmProjects/ImageRecognitionProject/runs/detect/val-20</w:t>
+      </w:r>
+    </w:p>
+    <w:p>
+      <w:pPr>
+        <w:spacing w:after="120"/>
+        <w:jc w:val="both"/>
+        <w:rPr>
+          <w:lang w:val="uk-UA"/>
+        </w:rPr>
+      </w:pPr>
+      <w:r>
+        <w:rPr>
+          <w:lang w:val="uk-UA"/>
+        </w:rPr>
+        <w:t>c=0.5   Precision=0.752  Recall=0.355  mAP50=0.347</w:t>
+      </w:r>
+    </w:p>
+    <w:p>
+      <w:pPr>
+        <w:spacing w:after="120"/>
+        <w:jc w:val="both"/>
+        <w:rPr>
+          <w:lang w:val="uk-UA"/>
+        </w:rPr>
+      </w:pPr>
+      <w:r>
+        <w:rPr>
+          <w:lang w:val="uk-UA"/>
+        </w:rPr>
+        <w:t xml:space="preserve">Ultralytics 8.4.155 </w:t>
+      </w:r>
+      <w:r>
+        <w:rPr>
+          <w:rFonts w:ascii="Apple Color Emoji" w:hAnsi="Apple Color Emoji" w:cs="Apple Color Emoji"/>
+          <w:lang w:val="uk-UA"/>
+        </w:rPr>
+        <w:t>🚀</w:t>
+      </w:r>
+      <w:r>
+        <w:rPr>
+          <w:lang w:val="uk-UA"/>
+        </w:rPr>
+        <w:t xml:space="preserve"> Python-3.11.14 torch-2.14.0 CPU (Apple M1)</w:t>
+      </w:r>
+    </w:p>
+    <w:p>
+      <w:pPr>
+        <w:spacing w:after="120"/>
+        <w:jc w:val="both"/>
+        <w:rPr>
+          <w:lang w:val="uk-UA"/>
+        </w:rPr>
+      </w:pPr>
+      <w:r>
+        <w:rPr>
+          <w:lang w:val="uk-UA"/>
+        </w:rPr>
+        <w:t>YOLOv8n summary (fused): 72 layers, 3,151,904 parameters, 0 gradients, 8.7 GFLOPs</w:t>
+      </w:r>
+    </w:p>
+    <w:p>
+      <w:pPr>
+        <w:spacing w:after="120"/>
+        <w:jc w:val="both"/>
+        <w:rPr>
+          <w:lang w:val="uk-UA"/>
+        </w:rPr>
+      </w:pPr>
+      <w:r>
+        <w:rPr>
+          <w:lang w:val="uk-UA"/>
+        </w:rPr>
+        <w:t xml:space="preserve">val: Fast image access </w:t>
+      </w:r>
+      <w:r>
+        <w:rPr>
+          <w:rFonts w:ascii="Apple Color Emoji" w:hAnsi="Apple Color Emoji" w:cs="Apple Color Emoji"/>
+          <w:lang w:val="uk-UA"/>
+        </w:rPr>
+        <w:t>✅</w:t>
+      </w:r>
+      <w:r>
+        <w:rPr>
+          <w:lang w:val="uk-UA"/>
+        </w:rPr>
+        <w:t xml:space="preserve"> (ping: 0.0±0.0 ms, read: 2073.7±886.8 MB/s, size: 64.3 KB)</w:t>
+      </w:r>
+    </w:p>
+    <w:p>
+      <w:pPr>
+        <w:spacing w:after="120"/>
+        <w:jc w:val="both"/>
+        <w:rPr>
+          <w:rFonts w:hint="eastAsia"/>
+          <w:lang w:val="uk-UA"/>
+        </w:rPr>
+      </w:pPr>
+      <w:r>
+        <w:rPr>
+          <w:rFonts w:hint="eastAsia"/>
+          <w:lang w:val="uk-UA"/>
+        </w:rPr>
+        <w:t>val: Scanning /Users/maksymkhodakov/PycharmProjects/datasets/coco128/labels/train2017.cache... 126 images, 2 backgrounds, 0 cor</w:t>
+      </w:r>
+      <w:r>
+        <w:rPr>
+          <w:rFonts w:hint="eastAsia"/>
+          <w:lang w:val="uk-UA"/>
+        </w:rPr>
+        <w:t>…</w:t>
+      </w:r>
+      <w:r>
+        <w:rPr>
+          <w:rFonts w:hint="eastAsia"/>
+          <w:lang w:val="uk-UA"/>
+        </w:rPr>
+        <w:t xml:space="preserve">: 100% </w:t>
+      </w:r>
+      <w:r>
+        <w:rPr>
+          <w:rFonts w:hint="eastAsia"/>
+          <w:lang w:val="uk-UA"/>
+        </w:rPr>
+        <w:t>━━━━━━━━━━━━</w:t>
+      </w:r>
+      <w:r>
+        <w:rPr>
+          <w:rFonts w:hint="eastAsia"/>
+          <w:lang w:val="uk-UA"/>
+        </w:rPr>
+        <w:t xml:space="preserve"> 128/128 134.2Mit/s 0.0s</w:t>
+      </w:r>
+    </w:p>
+    <w:p>
+      <w:pPr>
+        <w:spacing w:after="120"/>
+        <w:jc w:val="both"/>
+        <w:rPr>
+          <w:rFonts w:hint="eastAsia"/>
+          <w:lang w:val="uk-UA"/>
+        </w:rPr>
+      </w:pPr>
+      <w:r>
+        <w:rPr>
+          <w:rFonts w:hint="eastAsia"/>
+          <w:lang w:val="uk-UA"/>
+        </w:rPr>
+        <w:t xml:space="preserve">                 Class     Images  Instances      Box(P          R      mAP50  mAP50-95): 100% </w:t>
+      </w:r>
+      <w:r>
+        <w:rPr>
+          <w:rFonts w:hint="eastAsia"/>
+          <w:lang w:val="uk-UA"/>
+        </w:rPr>
+        <w:t>━━━━━━━━━━━━</w:t>
+      </w:r>
+      <w:r>
+        <w:rPr>
+          <w:rFonts w:hint="eastAsia"/>
+          <w:lang w:val="uk-UA"/>
+        </w:rPr>
+        <w:t xml:space="preserve"> 8/8 2.1s/it 16.9s</w:t>
+      </w:r>
+    </w:p>
+    <w:p>
+      <w:pPr>
+        <w:spacing w:after="120"/>
+        <w:jc w:val="both"/>
+        <w:rPr>
+          <w:lang w:val="uk-UA"/>
+        </w:rPr>
+      </w:pPr>
+      <w:r>
+        <w:rPr>
+          <w:lang w:val="uk-UA"/>
+        </w:rPr>
+        <w:t xml:space="preserve">                   all        128        929      0.602      0.212       0.21      0.187</w:t>
+      </w:r>
+    </w:p>
+    <w:p>
+      <w:pPr>
+        <w:spacing w:after="120"/>
+        <w:jc w:val="both"/>
+        <w:rPr>
+          <w:lang w:val="uk-UA"/>
+        </w:rPr>
+      </w:pPr>
+      <w:r>
+        <w:rPr>
+          <w:lang w:val="uk-UA"/>
+        </w:rPr>
+        <w:t>Speed: 0.3ms preprocess, 128.3ms inference, 0.0ms loss, 0.2ms postprocess per image</w:t>
+      </w:r>
+    </w:p>
+    <w:p>
+      <w:pPr>
+        <w:spacing w:after="120"/>
+        <w:jc w:val="both"/>
+        <w:rPr>
+          <w:lang w:val="uk-UA"/>
+        </w:rPr>
+      </w:pPr>
+      <w:r>
+        <w:rPr>
+          <w:lang w:val="uk-UA"/>
+        </w:rPr>
+        <w:t>Results saved to /Users/maksymkhodakov/PycharmProjects/ImageRecognitionProject/runs/detect/val-21</w:t>
+      </w:r>
+    </w:p>
+    <w:p>
+      <w:pPr>
+        <w:spacing w:after="120"/>
+        <w:jc w:val="both"/>
+        <w:rPr>
+          <w:lang w:val="uk-UA"/>
+        </w:rPr>
+      </w:pPr>
+      <w:r>
+        <w:rPr>
+          <w:lang w:val="uk-UA"/>
+        </w:rPr>
+        <w:t>c=0.75  Precision=0.602  Recall=0.212  mAP50=0.210</w:t>
+      </w:r>
+    </w:p>
+    <w:p>
+      <w:pPr>
+        <w:spacing w:after="120"/>
+        <w:jc w:val="both"/>
+        <w:rPr>
+          <w:lang w:val="uk-UA"/>
+        </w:rPr>
+      </w:pPr>
+      <w:r>
+        <w:rPr>
+          <w:lang w:val="uk-UA"/>
+        </w:rPr>
+        <w:t xml:space="preserve">Ultralytics 8.4.155 </w:t>
+      </w:r>
+      <w:r>
+        <w:rPr>
+          <w:rFonts w:ascii="Apple Color Emoji" w:hAnsi="Apple Color Emoji" w:cs="Apple Color Emoji"/>
+          <w:lang w:val="uk-UA"/>
+        </w:rPr>
+        <w:t>🚀</w:t>
+      </w:r>
+      <w:r>
+        <w:rPr>
+          <w:lang w:val="uk-UA"/>
+        </w:rPr>
+        <w:t xml:space="preserve"> Python-3.11.14 torch-2.14.0 CPU (Apple M1)</w:t>
+      </w:r>
+    </w:p>
+    <w:p>
+      <w:pPr>
+        <w:spacing w:after="120"/>
+        <w:jc w:val="both"/>
+        <w:rPr>
+          <w:lang w:val="uk-UA"/>
+        </w:rPr>
+      </w:pPr>
+      <w:r>
+        <w:rPr>
+          <w:lang w:val="uk-UA"/>
+        </w:rPr>
+        <w:t>YOLOv8n summary (fused): 72 layers, 3,151,904 parameters, 0 gradients, 8.7 GFLOPs</w:t>
+      </w:r>
+    </w:p>
+    <w:p>
+      <w:pPr>
+        <w:spacing w:after="120"/>
+        <w:jc w:val="both"/>
+        <w:rPr>
+          <w:lang w:val="uk-UA"/>
+        </w:rPr>
+      </w:pPr>
+      <w:r>
+        <w:rPr>
+          <w:lang w:val="uk-UA"/>
+        </w:rPr>
+        <w:t xml:space="preserve">val: Fast image access </w:t>
+      </w:r>
+      <w:r>
+        <w:rPr>
+          <w:rFonts w:ascii="Apple Color Emoji" w:hAnsi="Apple Color Emoji" w:cs="Apple Color Emoji"/>
+          <w:lang w:val="uk-UA"/>
+        </w:rPr>
+        <w:t>✅</w:t>
+      </w:r>
+      <w:r>
+        <w:rPr>
+          <w:lang w:val="uk-UA"/>
+        </w:rPr>
+        <w:t xml:space="preserve"> (ping: 0.0±0.0 ms, read: 1615.8±523.7 MB/s, size: 51.5 KB)</w:t>
+      </w:r>
+    </w:p>
+    <w:p>
+      <w:pPr>
+        <w:spacing w:after="120"/>
+        <w:jc w:val="both"/>
+        <w:rPr>
+          <w:rFonts w:hint="eastAsia"/>
+          <w:lang w:val="uk-UA"/>
+        </w:rPr>
+      </w:pPr>
+      <w:r>
+        <w:rPr>
+          <w:rFonts w:hint="eastAsia"/>
+          <w:lang w:val="uk-UA"/>
+        </w:rPr>
+        <w:t>val: Scanning /Users/maksymkhodakov/PycharmProjects/datasets/coco128/labels/train2017.cache... 126 images, 2 backgrounds, 0 cor</w:t>
+      </w:r>
+      <w:r>
+        <w:rPr>
+          <w:rFonts w:hint="eastAsia"/>
+          <w:lang w:val="uk-UA"/>
+        </w:rPr>
+        <w:t>…</w:t>
+      </w:r>
+      <w:r>
+        <w:rPr>
+          <w:rFonts w:hint="eastAsia"/>
+          <w:lang w:val="uk-UA"/>
+        </w:rPr>
+        <w:t xml:space="preserve">: 100% </w:t>
+      </w:r>
+      <w:r>
+        <w:rPr>
+          <w:rFonts w:hint="eastAsia"/>
+          <w:lang w:val="uk-UA"/>
+        </w:rPr>
+        <w:t>━━━━━━━━━━━━</w:t>
+      </w:r>
+      <w:r>
+        <w:rPr>
+          <w:rFonts w:hint="eastAsia"/>
+          <w:lang w:val="uk-UA"/>
+        </w:rPr>
+        <w:t xml:space="preserve"> 128/128 134.2Mit/s 0.0s</w:t>
+      </w:r>
+    </w:p>
+    <w:p>
+      <w:pPr>
+        <w:spacing w:after="120"/>
+        <w:jc w:val="both"/>
+        <w:rPr>
+          <w:rFonts w:hint="eastAsia"/>
+          <w:lang w:val="uk-UA"/>
+        </w:rPr>
+      </w:pPr>
+      <w:r>
+        <w:rPr>
+          <w:rFonts w:hint="eastAsia"/>
+          <w:lang w:val="uk-UA"/>
+        </w:rPr>
+        <w:t xml:space="preserve">                 Class     Images  Instances      Box(P          R      mAP50  mAP50-95): 100% </w:t>
+      </w:r>
+      <w:r>
+        <w:rPr>
+          <w:rFonts w:hint="eastAsia"/>
+          <w:lang w:val="uk-UA"/>
+        </w:rPr>
+        <w:t>━━━━━━━━━━━━</w:t>
+      </w:r>
+      <w:r>
+        <w:rPr>
+          <w:rFonts w:hint="eastAsia"/>
+          <w:lang w:val="uk-UA"/>
+        </w:rPr>
+        <w:t xml:space="preserve"> 8/8 2.1s/it 16.9s</w:t>
+      </w:r>
+    </w:p>
+    <w:p>
+      <w:pPr>
+        <w:spacing w:after="120"/>
+        <w:jc w:val="both"/>
+        <w:rPr>
+          <w:lang w:val="uk-UA"/>
+        </w:rPr>
+      </w:pPr>
+      <w:r>
+        <w:rPr>
+          <w:lang w:val="uk-UA"/>
+        </w:rPr>
+        <w:t xml:space="preserve">                   all        128        929       0.38     0.0925     0.0919     0.0869</w:t>
+      </w:r>
+    </w:p>
+    <w:p>
+      <w:pPr>
+        <w:spacing w:after="120"/>
+        <w:jc w:val="both"/>
+        <w:rPr>
+          <w:lang w:val="uk-UA"/>
+        </w:rPr>
+      </w:pPr>
+      <w:r>
+        <w:rPr>
+          <w:lang w:val="uk-UA"/>
+        </w:rPr>
+        <w:t>Speed: 0.3ms preprocess, 128.0ms inference, 0.0ms loss, 0.2ms postprocess per image</w:t>
+      </w:r>
+    </w:p>
+    <w:p>
+      <w:pPr>
+        <w:spacing w:after="120"/>
+        <w:jc w:val="both"/>
+        <w:rPr>
+          <w:lang w:val="uk-UA"/>
+        </w:rPr>
+      </w:pPr>
+      <w:r>
+        <w:rPr>
+          <w:lang w:val="uk-UA"/>
+        </w:rPr>
+        <w:t>Results saved to /Users/maksymkhodakov/PycharmProjects/ImageRecognitionProject/runs/detect/val-22</w:t>
+      </w:r>
+    </w:p>
+    <w:p>
+      <w:pPr>
+        <w:spacing w:after="120"/>
+        <w:jc w:val="both"/>
+        <w:rPr>
+          <w:lang w:val="uk-UA"/>
+        </w:rPr>
+      </w:pPr>
+      <w:r>
+        <w:rPr>
+          <w:lang w:val="uk-UA"/>
+        </w:rPr>
+        <w:lastRenderedPageBreak/>
+        <w:t>c=0.9   Precision=0.380  Recall=0.092  mAP50=0.092</w:t>
+      </w:r>
+    </w:p>
+    <w:p>
+      <w:pPr>
+        <w:spacing w:after="120"/>
+        <w:jc w:val="both"/>
+        <w:rPr>
+          <w:lang w:val="uk-UA"/>
+        </w:rPr>
+      </w:pPr>
+      <w:r>
+        <w:rPr>
+          <w:lang w:val="uk-UA"/>
+        </w:rPr>
+        <w:t>Графік збережено у /Users/maksymkhodakov/PycharmProjects/MultimediaLab5/results/plots/step7_precision_recall_vs_confidence.png</w:t>
+      </w:r>
+    </w:p>
+    <w:p>
+      <w:pPr>
+        <w:spacing w:after="120"/>
+        <w:jc w:val="both"/>
+        <w:rPr>
+          <w:lang w:val="uk-UA"/>
+        </w:rPr>
+      </w:pPr>
+      <w:r>
+        <w:rPr>
+          <w:lang w:val="uk-UA"/>
+        </w:rPr>
+        <w:t>[step7_confidence_research] завершено за 94.1 с</w:t>
+      </w:r>
+    </w:p>
+    <w:p>
+      <w:pPr>
+        <w:spacing w:after="120"/>
+        <w:jc w:val="both"/>
+        <w:rPr>
+          <w:lang w:val="uk-UA"/>
+        </w:rPr>
+      </w:pPr>
+    </w:p>
+    <w:p>
+      <w:pPr>
+        <w:spacing w:after="120"/>
+        <w:jc w:val="both"/>
+        <w:rPr>
+          <w:lang w:val="uk-UA"/>
+        </w:rPr>
+      </w:pPr>
+      <w:r>
+        <w:rPr>
+          <w:lang w:val="uk-UA"/>
+        </w:rPr>
+        <w:t>======================================================================</w:t>
+      </w:r>
+    </w:p>
+    <w:p>
+      <w:pPr>
+        <w:spacing w:after="120"/>
+        <w:jc w:val="both"/>
+        <w:rPr>
+          <w:lang w:val="uk-UA"/>
+        </w:rPr>
+      </w:pPr>
+      <w:r>
+        <w:rPr>
+          <w:lang w:val="uk-UA"/>
+        </w:rPr>
+        <w:t>ЗАПУСК: step8_fps_resolution_research</w:t>
+      </w:r>
+    </w:p>
+    <w:p>
+      <w:pPr>
+        <w:spacing w:after="120"/>
+        <w:jc w:val="both"/>
+        <w:rPr>
+          <w:lang w:val="uk-UA"/>
+        </w:rPr>
+      </w:pPr>
+      <w:r>
+        <w:rPr>
+          <w:lang w:val="uk-UA"/>
+        </w:rPr>
+        <w:t>======================================================================</w:t>
+      </w:r>
+    </w:p>
+    <w:p>
+      <w:pPr>
+        <w:spacing w:after="120"/>
+        <w:jc w:val="both"/>
+        <w:rPr>
+          <w:lang w:val="uk-UA"/>
+        </w:rPr>
+      </w:pPr>
+      <w:r>
+        <w:rPr>
+          <w:lang w:val="uk-UA"/>
+        </w:rPr>
+        <w:t>Роздільна здатність (imgsz) = 320   -&gt; FPS = 71.1</w:t>
+      </w:r>
+    </w:p>
+    <w:p>
+      <w:pPr>
+        <w:spacing w:after="120"/>
+        <w:jc w:val="both"/>
+        <w:rPr>
+          <w:lang w:val="uk-UA"/>
+        </w:rPr>
+      </w:pPr>
+      <w:r>
+        <w:rPr>
+          <w:lang w:val="uk-UA"/>
+        </w:rPr>
+        <w:t>Роздільна здатність (imgsz) = 480   -&gt; FPS = 40.4</w:t>
+      </w:r>
+    </w:p>
+    <w:p>
+      <w:pPr>
+        <w:spacing w:after="120"/>
+        <w:jc w:val="both"/>
+        <w:rPr>
+          <w:lang w:val="uk-UA"/>
+        </w:rPr>
+      </w:pPr>
+      <w:r>
+        <w:rPr>
+          <w:lang w:val="uk-UA"/>
+        </w:rPr>
+        <w:t>Роздільна здатність (imgsz) = 640   -&gt; FPS = 25.2</w:t>
+      </w:r>
+    </w:p>
+    <w:p>
+      <w:pPr>
+        <w:spacing w:after="120"/>
+        <w:jc w:val="both"/>
+        <w:rPr>
+          <w:lang w:val="uk-UA"/>
+        </w:rPr>
+      </w:pPr>
+      <w:r>
+        <w:rPr>
+          <w:lang w:val="uk-UA"/>
+        </w:rPr>
+        <w:t>Роздільна здатність (imgsz) = 960   -&gt; FPS = 12.8</w:t>
+      </w:r>
+    </w:p>
+    <w:p>
+      <w:pPr>
+        <w:spacing w:after="120"/>
+        <w:jc w:val="both"/>
+        <w:rPr>
+          <w:lang w:val="uk-UA"/>
+        </w:rPr>
+      </w:pPr>
+      <w:r>
+        <w:rPr>
+          <w:lang w:val="uk-UA"/>
+        </w:rPr>
+        <w:t>Роздільна здатність (imgsz) = 1280  -&gt; FPS = 7.1</w:t>
+      </w:r>
+    </w:p>
+    <w:p>
+      <w:pPr>
+        <w:spacing w:after="120"/>
+        <w:jc w:val="both"/>
+        <w:rPr>
+          <w:lang w:val="uk-UA"/>
+        </w:rPr>
+      </w:pPr>
+      <w:r>
+        <w:rPr>
+          <w:lang w:val="uk-UA"/>
+        </w:rPr>
+        <w:t>Графік збережено у /Users/maksymkhodakov/PycharmProjects/MultimediaLab5/results/plots/step8_fps_vs_resolution.png</w:t>
+      </w:r>
+    </w:p>
+    <w:p>
+      <w:pPr>
+        <w:spacing w:after="120"/>
+        <w:jc w:val="both"/>
+        <w:rPr>
+          <w:lang w:val="uk-UA"/>
+        </w:rPr>
+      </w:pPr>
+      <w:r>
+        <w:rPr>
+          <w:lang w:val="uk-UA"/>
+        </w:rPr>
+        <w:t>[step8_fps_resolution_research] завершено за 3.7 с</w:t>
+      </w:r>
+    </w:p>
+    <w:p>
+      <w:pPr>
+        <w:spacing w:after="120"/>
+        <w:jc w:val="both"/>
+        <w:rPr>
+          <w:lang w:val="uk-UA"/>
+        </w:rPr>
+      </w:pPr>
+    </w:p>
+    <w:p>
+      <w:pPr>
+        <w:spacing w:after="120"/>
+        <w:jc w:val="both"/>
+        <w:rPr>
+          <w:lang w:val="uk-UA"/>
+        </w:rPr>
+      </w:pPr>
+      <w:r>
+        <w:rPr>
+          <w:lang w:val="uk-UA"/>
+        </w:rPr>
+        <w:t>======================================================================</w:t>
+      </w:r>
+    </w:p>
+    <w:p>
+      <w:pPr>
+        <w:spacing w:after="120"/>
+        <w:jc w:val="both"/>
+        <w:rPr>
+          <w:lang w:val="uk-UA"/>
+        </w:rPr>
+      </w:pPr>
+      <w:r>
+        <w:rPr>
+          <w:lang w:val="uk-UA"/>
+        </w:rPr>
+        <w:t>ЗАПУСК: step9_model_comparison</w:t>
+      </w:r>
+    </w:p>
+    <w:p>
+      <w:pPr>
+        <w:spacing w:after="120"/>
+        <w:jc w:val="both"/>
+        <w:rPr>
+          <w:lang w:val="uk-UA"/>
+        </w:rPr>
+      </w:pPr>
+      <w:r>
+        <w:rPr>
+          <w:lang w:val="uk-UA"/>
+        </w:rPr>
+        <w:t>======================================================================</w:t>
+      </w:r>
+    </w:p>
+    <w:p>
+      <w:pPr>
+        <w:spacing w:after="120"/>
+        <w:jc w:val="both"/>
+        <w:rPr>
+          <w:lang w:val="uk-UA"/>
+        </w:rPr>
+      </w:pPr>
+    </w:p>
+    <w:p>
+      <w:pPr>
+        <w:spacing w:after="120"/>
+        <w:jc w:val="both"/>
+        <w:rPr>
+          <w:lang w:val="uk-UA"/>
+        </w:rPr>
+      </w:pPr>
+      <w:r>
+        <w:rPr>
+          <w:lang w:val="uk-UA"/>
+        </w:rPr>
+        <w:t>--- Оцінка моделі yolov8n.pt ---</w:t>
+      </w:r>
+    </w:p>
+    <w:p>
+      <w:pPr>
+        <w:spacing w:after="120"/>
+        <w:jc w:val="both"/>
+        <w:rPr>
+          <w:lang w:val="uk-UA"/>
+        </w:rPr>
+      </w:pPr>
+      <w:r>
+        <w:rPr>
+          <w:lang w:val="uk-UA"/>
+        </w:rPr>
+        <w:t xml:space="preserve">Ultralytics 8.4.155 </w:t>
+      </w:r>
+      <w:r>
+        <w:rPr>
+          <w:rFonts w:ascii="Apple Color Emoji" w:hAnsi="Apple Color Emoji" w:cs="Apple Color Emoji"/>
+          <w:lang w:val="uk-UA"/>
+        </w:rPr>
+        <w:t>🚀</w:t>
+      </w:r>
+      <w:r>
+        <w:rPr>
+          <w:lang w:val="uk-UA"/>
+        </w:rPr>
+        <w:t xml:space="preserve"> Python-3.11.14 torch-2.14.0 CPU (Apple M1)</w:t>
+      </w:r>
+    </w:p>
+    <w:p>
+      <w:pPr>
+        <w:spacing w:after="120"/>
+        <w:jc w:val="both"/>
+        <w:rPr>
+          <w:lang w:val="uk-UA"/>
+        </w:rPr>
+      </w:pPr>
+      <w:r>
+        <w:rPr>
+          <w:lang w:val="uk-UA"/>
+        </w:rPr>
+        <w:t>YOLOv8n summary (fused): 72 layers, 3,151,904 parameters, 0 gradients, 8.7 GFLOPs</w:t>
+      </w:r>
+    </w:p>
+    <w:p>
+      <w:pPr>
+        <w:spacing w:after="120"/>
+        <w:jc w:val="both"/>
+        <w:rPr>
+          <w:lang w:val="uk-UA"/>
+        </w:rPr>
+      </w:pPr>
+      <w:r>
+        <w:rPr>
+          <w:lang w:val="uk-UA"/>
+        </w:rPr>
+        <w:t xml:space="preserve">val: Fast image access </w:t>
+      </w:r>
+      <w:r>
+        <w:rPr>
+          <w:rFonts w:ascii="Apple Color Emoji" w:hAnsi="Apple Color Emoji" w:cs="Apple Color Emoji"/>
+          <w:lang w:val="uk-UA"/>
+        </w:rPr>
+        <w:t>✅</w:t>
+      </w:r>
+      <w:r>
+        <w:rPr>
+          <w:lang w:val="uk-UA"/>
+        </w:rPr>
+        <w:t xml:space="preserve"> (ping: 0.0±0.0 ms, read: 1487.1±495.4 MB/s, size: 37.7 KB)</w:t>
+      </w:r>
+    </w:p>
+    <w:p>
+      <w:pPr>
+        <w:spacing w:after="120"/>
+        <w:jc w:val="both"/>
+        <w:rPr>
+          <w:rFonts w:hint="eastAsia"/>
+          <w:lang w:val="uk-UA"/>
+        </w:rPr>
+      </w:pPr>
+      <w:r>
+        <w:rPr>
+          <w:rFonts w:hint="eastAsia"/>
+          <w:lang w:val="uk-UA"/>
+        </w:rPr>
+        <w:lastRenderedPageBreak/>
+        <w:t>val: Scanning /Users/maksymkhodakov/PycharmProjects/datasets/coco128/labels/train2017.cache... 126 images, 2 backgrounds, 0 cor</w:t>
+      </w:r>
+      <w:r>
+        <w:rPr>
+          <w:rFonts w:hint="eastAsia"/>
+          <w:lang w:val="uk-UA"/>
+        </w:rPr>
+        <w:t>…</w:t>
+      </w:r>
+      <w:r>
+        <w:rPr>
+          <w:rFonts w:hint="eastAsia"/>
+          <w:lang w:val="uk-UA"/>
+        </w:rPr>
+        <w:t xml:space="preserve">: 100% </w:t>
+      </w:r>
+      <w:r>
+        <w:rPr>
+          <w:rFonts w:hint="eastAsia"/>
+          <w:lang w:val="uk-UA"/>
+        </w:rPr>
+        <w:t>━━━━━━━━━━━━</w:t>
+      </w:r>
+      <w:r>
+        <w:rPr>
+          <w:rFonts w:hint="eastAsia"/>
+          <w:lang w:val="uk-UA"/>
+        </w:rPr>
+        <w:t xml:space="preserve"> 128/128 134.2Mit/s 0.0s</w:t>
+      </w:r>
+    </w:p>
+    <w:p>
+      <w:pPr>
+        <w:spacing w:after="120"/>
+        <w:jc w:val="both"/>
+        <w:rPr>
+          <w:rFonts w:hint="eastAsia"/>
+          <w:lang w:val="uk-UA"/>
+        </w:rPr>
+      </w:pPr>
+      <w:r>
+        <w:rPr>
+          <w:rFonts w:hint="eastAsia"/>
+          <w:lang w:val="uk-UA"/>
+        </w:rPr>
+        <w:t xml:space="preserve">                 Class     Images  Instances      Box(P          R      mAP50  mAP50-95): 100% </w:t>
+      </w:r>
+      <w:r>
+        <w:rPr>
+          <w:rFonts w:hint="eastAsia"/>
+          <w:lang w:val="uk-UA"/>
+        </w:rPr>
+        <w:t>━━━━━━━━━━━━</w:t>
+      </w:r>
+      <w:r>
+        <w:rPr>
+          <w:rFonts w:hint="eastAsia"/>
+          <w:lang w:val="uk-UA"/>
+        </w:rPr>
+        <w:t xml:space="preserve"> 8/8 2.1s/it 17.0s</w:t>
+      </w:r>
+    </w:p>
+    <w:p>
+      <w:pPr>
+        <w:spacing w:after="120"/>
+        <w:jc w:val="both"/>
+        <w:rPr>
+          <w:lang w:val="uk-UA"/>
+        </w:rPr>
+      </w:pPr>
+      <w:r>
+        <w:rPr>
+          <w:lang w:val="uk-UA"/>
+        </w:rPr>
+        <w:t xml:space="preserve">                   all        128        929       0.64      0.537      0.603      0.444</w:t>
+      </w:r>
+    </w:p>
+    <w:p>
+      <w:pPr>
+        <w:spacing w:after="120"/>
+        <w:jc w:val="both"/>
+        <w:rPr>
+          <w:lang w:val="uk-UA"/>
+        </w:rPr>
+      </w:pPr>
+      <w:r>
+        <w:rPr>
+          <w:lang w:val="uk-UA"/>
+        </w:rPr>
+        <w:t>Speed: 0.4ms preprocess, 127.6ms inference, 0.0ms loss, 0.8ms postprocess per image</w:t>
+      </w:r>
+    </w:p>
+    <w:p>
+      <w:pPr>
+        <w:spacing w:after="120"/>
+        <w:jc w:val="both"/>
+        <w:rPr>
+          <w:lang w:val="uk-UA"/>
+        </w:rPr>
+      </w:pPr>
+      <w:r>
+        <w:rPr>
+          <w:lang w:val="uk-UA"/>
+        </w:rPr>
+        <w:t>Results saved to /Users/maksymkhodakov/PycharmProjects/ImageRecognitionProject/runs/detect/val-23</w:t>
+      </w:r>
+    </w:p>
+    <w:p>
+      <w:pPr>
+        <w:spacing w:after="120"/>
+        <w:jc w:val="both"/>
+        <w:rPr>
+          <w:lang w:val="uk-UA"/>
+        </w:rPr>
+      </w:pPr>
+      <w:r>
+        <w:rPr>
+          <w:lang w:val="uk-UA"/>
+        </w:rPr>
+        <w:t>Параметрів: 3,157,200  Precision=0.64  Recall=0.537  mAP50=0.603  mAP50-95=0.444  FPS=27.7</w:t>
+      </w:r>
+    </w:p>
+    <w:p>
+      <w:pPr>
+        <w:spacing w:after="120"/>
+        <w:jc w:val="both"/>
+        <w:rPr>
+          <w:lang w:val="uk-UA"/>
+        </w:rPr>
+      </w:pPr>
+    </w:p>
+    <w:p>
+      <w:pPr>
+        <w:spacing w:after="120"/>
+        <w:jc w:val="both"/>
+        <w:rPr>
+          <w:lang w:val="uk-UA"/>
+        </w:rPr>
+      </w:pPr>
+      <w:r>
+        <w:rPr>
+          <w:lang w:val="uk-UA"/>
+        </w:rPr>
+        <w:t>--- Оцінка моделі yolov8s.pt ---</w:t>
+      </w:r>
+    </w:p>
+    <w:p>
+      <w:pPr>
+        <w:spacing w:after="120"/>
+        <w:jc w:val="both"/>
+        <w:rPr>
+          <w:lang w:val="uk-UA"/>
+        </w:rPr>
+      </w:pPr>
+      <w:r>
+        <w:rPr>
+          <w:lang w:val="uk-UA"/>
+        </w:rPr>
+        <w:t xml:space="preserve">Ultralytics 8.4.155 </w:t>
+      </w:r>
+      <w:r>
+        <w:rPr>
+          <w:rFonts w:ascii="Apple Color Emoji" w:hAnsi="Apple Color Emoji" w:cs="Apple Color Emoji"/>
+          <w:lang w:val="uk-UA"/>
+        </w:rPr>
+        <w:t>🚀</w:t>
+      </w:r>
+      <w:r>
+        <w:rPr>
+          <w:lang w:val="uk-UA"/>
+        </w:rPr>
+        <w:t xml:space="preserve"> Python-3.11.14 torch-2.14.0 CPU (Apple M1)</w:t>
+      </w:r>
+    </w:p>
+    <w:p>
+      <w:pPr>
+        <w:spacing w:after="120"/>
+        <w:jc w:val="both"/>
+        <w:rPr>
+          <w:lang w:val="uk-UA"/>
+        </w:rPr>
+      </w:pPr>
+      <w:r>
+        <w:rPr>
+          <w:lang w:val="uk-UA"/>
+        </w:rPr>
+        <w:t>YOLOv8s summary (fused): 72 layers, 11,156,544 parameters, 0 gradients, 28.6 GFLOPs</w:t>
+      </w:r>
+    </w:p>
+    <w:p>
+      <w:pPr>
+        <w:spacing w:after="120"/>
+        <w:jc w:val="both"/>
+        <w:rPr>
+          <w:lang w:val="uk-UA"/>
+        </w:rPr>
+      </w:pPr>
+      <w:r>
+        <w:rPr>
+          <w:lang w:val="uk-UA"/>
+        </w:rPr>
+        <w:t xml:space="preserve">val: Fast image access </w:t>
+      </w:r>
+      <w:r>
+        <w:rPr>
+          <w:rFonts w:ascii="Apple Color Emoji" w:hAnsi="Apple Color Emoji" w:cs="Apple Color Emoji"/>
+          <w:lang w:val="uk-UA"/>
+        </w:rPr>
+        <w:t>✅</w:t>
+      </w:r>
+      <w:r>
+        <w:rPr>
+          <w:lang w:val="uk-UA"/>
+        </w:rPr>
+        <w:t xml:space="preserve"> (ping: 0.0±0.0 ms, read: 1164.8±570.5 MB/s, size: 45.7 KB)</w:t>
+      </w:r>
+    </w:p>
+    <w:p>
+      <w:pPr>
+        <w:spacing w:after="120"/>
+        <w:jc w:val="both"/>
+        <w:rPr>
+          <w:rFonts w:hint="eastAsia"/>
+          <w:lang w:val="uk-UA"/>
+        </w:rPr>
+      </w:pPr>
+      <w:r>
+        <w:rPr>
+          <w:rFonts w:hint="eastAsia"/>
+          <w:lang w:val="uk-UA"/>
+        </w:rPr>
+        <w:t>val: Scanning /Users/maksymkhodakov/PycharmProjects/datasets/coco128/labels/train2017.cache... 126 images, 2 backgrounds, 0 cor</w:t>
+      </w:r>
+      <w:r>
+        <w:rPr>
+          <w:rFonts w:hint="eastAsia"/>
+          <w:lang w:val="uk-UA"/>
+        </w:rPr>
+        <w:t>…</w:t>
+      </w:r>
+      <w:r>
+        <w:rPr>
+          <w:rFonts w:hint="eastAsia"/>
+          <w:lang w:val="uk-UA"/>
+        </w:rPr>
+        <w:t xml:space="preserve">: 100% </w:t>
+      </w:r>
+      <w:r>
+        <w:rPr>
+          <w:rFonts w:hint="eastAsia"/>
+          <w:lang w:val="uk-UA"/>
+        </w:rPr>
+        <w:t>━━━━━━━━━━━━</w:t>
+      </w:r>
+      <w:r>
+        <w:rPr>
+          <w:rFonts w:hint="eastAsia"/>
+          <w:lang w:val="uk-UA"/>
+        </w:rPr>
+        <w:t xml:space="preserve"> 128/128 134.2Mit/s 0.0s</w:t>
+      </w:r>
+    </w:p>
+    <w:p>
+      <w:pPr>
+        <w:spacing w:after="120"/>
+        <w:jc w:val="both"/>
+        <w:rPr>
+          <w:rFonts w:hint="eastAsia"/>
+          <w:lang w:val="uk-UA"/>
+        </w:rPr>
+      </w:pPr>
+      <w:r>
+        <w:rPr>
+          <w:rFonts w:hint="eastAsia"/>
+          <w:lang w:val="uk-UA"/>
+        </w:rPr>
+        <w:t xml:space="preserve">                 Class     Images  Instances      Box(P          R      mAP50  mAP50-95): 100% </w:t>
+      </w:r>
+      <w:r>
+        <w:rPr>
+          <w:rFonts w:hint="eastAsia"/>
+          <w:lang w:val="uk-UA"/>
+        </w:rPr>
+        <w:t>━━━━━━━━━━━━</w:t>
+      </w:r>
+      <w:r>
+        <w:rPr>
+          <w:rFonts w:hint="eastAsia"/>
+          <w:lang w:val="uk-UA"/>
+        </w:rPr>
+        <w:t xml:space="preserve"> 8/8 4.3s/it 34.7s</w:t>
+      </w:r>
+    </w:p>
+    <w:p>
+      <w:pPr>
+        <w:spacing w:after="120"/>
+        <w:jc w:val="both"/>
+        <w:rPr>
+          <w:lang w:val="uk-UA"/>
+        </w:rPr>
+      </w:pPr>
+      <w:r>
+        <w:rPr>
+          <w:lang w:val="uk-UA"/>
+        </w:rPr>
+        <w:t xml:space="preserve">                   all        128        929      0.797      0.664      0.758      0.586</w:t>
+      </w:r>
+    </w:p>
+    <w:p>
+      <w:pPr>
+        <w:spacing w:after="120"/>
+        <w:jc w:val="both"/>
+        <w:rPr>
+          <w:lang w:val="uk-UA"/>
+        </w:rPr>
+      </w:pPr>
+      <w:r>
+        <w:rPr>
+          <w:lang w:val="uk-UA"/>
+        </w:rPr>
+        <w:t>Speed: 0.3ms preprocess, 265.9ms inference, 0.0ms loss, 0.6ms postprocess per image</w:t>
+      </w:r>
+    </w:p>
+    <w:p>
+      <w:pPr>
+        <w:spacing w:after="120"/>
+        <w:jc w:val="both"/>
+        <w:rPr>
+          <w:lang w:val="uk-UA"/>
+        </w:rPr>
+      </w:pPr>
+      <w:r>
+        <w:rPr>
+          <w:lang w:val="uk-UA"/>
+        </w:rPr>
+        <w:t>Results saved to /Users/maksymkhodakov/PycharmProjects/ImageRecognitionProject/runs/detect/val-24</w:t>
+      </w:r>
+    </w:p>
+    <w:p>
+      <w:pPr>
+        <w:spacing w:after="120"/>
+        <w:jc w:val="both"/>
+        <w:rPr>
+          <w:lang w:val="uk-UA"/>
+        </w:rPr>
+      </w:pPr>
+      <w:r>
+        <w:rPr>
+          <w:lang w:val="uk-UA"/>
+        </w:rPr>
+        <w:t>Параметрів: 11,166,560  Precision=0.797  Recall=0.664  mAP50=0.758  mAP50-95=0.586  FPS=14.1</w:t>
+      </w:r>
+    </w:p>
+    <w:p>
+      <w:pPr>
+        <w:spacing w:after="120"/>
+        <w:jc w:val="both"/>
+        <w:rPr>
+          <w:lang w:val="uk-UA"/>
+        </w:rPr>
+      </w:pPr>
+    </w:p>
+    <w:p>
+      <w:pPr>
+        <w:spacing w:after="120"/>
+        <w:jc w:val="both"/>
+        <w:rPr>
+          <w:lang w:val="uk-UA"/>
+        </w:rPr>
+      </w:pPr>
+      <w:r>
+        <w:rPr>
+          <w:lang w:val="uk-UA"/>
+        </w:rPr>
+        <w:t>Результати збережено у /Users/maksymkhodakov/PycharmProjects/MultimediaLab5/results/data/step9_model_comparison.json</w:t>
+      </w:r>
+    </w:p>
+    <w:p>
+      <w:pPr>
+        <w:spacing w:after="120"/>
+        <w:jc w:val="both"/>
+        <w:rPr>
+          <w:lang w:val="uk-UA"/>
+        </w:rPr>
+      </w:pPr>
+      <w:r>
+        <w:rPr>
+          <w:lang w:val="uk-UA"/>
+        </w:rPr>
+        <w:lastRenderedPageBreak/>
+        <w:t>[step9_model_comparison] завершено за 56.4 с</w:t>
+      </w:r>
+    </w:p>
+    <w:p>
+      <w:pPr>
+        <w:spacing w:after="120"/>
+        <w:jc w:val="both"/>
+        <w:rPr>
+          <w:lang w:val="uk-UA"/>
+        </w:rPr>
+      </w:pPr>
+      <w:r>
+        <w:rPr>
+          <w:lang w:val="uk-UA"/>
+        </w:rPr>
+        <w:t>(.venv311) (base) maksymkhodakov@MacBook-Air-Maksym src %</w:t>
+      </w:r>
+    </w:p>
     <w:sectPr>
       <w:pgSz w:w="12240" w:h="15840"/>
       <w:pgMar w:top="1440" w:right="1800" w:bottom="1440" w:left="1800" w:header="720" w:footer="720" w:gutter="0"/>
